--- a/CR_TP_Infra_PME_Proxmox.docx
+++ b/CR_TP_Infra_PME_Proxmox.docx
@@ -45,7 +45,7 @@
           <w:sz w:val="24"/>
           <w:szCs w:val="24"/>
         </w:rPr>
-        <w:t xml:space="preserve">Routeur NAT/PAT · DHCP Kea · Résolveur AdGuardHome · Serveur web Apache — sous Proxmox VE</w:t>
+        <w:t xml:space="preserve">Routeur NAT/PAT, DHCP Kea, résolveur AdGuardHome et serveur web Apache, montés sous Proxmox VE</w:t>
       </w:r>
     </w:p>
     <w:tbl>
@@ -367,7 +367,7 @@
           </w:tcPr>
           <w:p>
             <w:r>
-              <w:t xml:space="preserve">Proxmox VE (adaptation du sujet prévu pour VMware Workstation)</w:t>
+              <w:t xml:space="preserve">Proxmox VE (le sujet était prévu pour VMware Workstation)</w:t>
             </w:r>
           </w:p>
         </w:tc>
@@ -449,7 +449,7 @@
         <w:spacing w:after="80"/>
       </w:pPr>
       <w:r>
-        <w:t xml:space="preserve">1. Contexte et adaptation à Proxmox VE</w:t>
+        <w:t xml:space="preserve">Introduction</w:t>
       </w:r>
     </w:p>
     <w:p>
@@ -457,7 +457,7 @@
         <w:spacing w:after="80"/>
       </w:pPr>
       <w:r>
-        <w:t xml:space="preserve">2. Mission 1 — Conception : schéma, plan d’adressage, questions</w:t>
+        <w:t xml:space="preserve">1. Passage de VMware à Proxmox VE</w:t>
       </w:r>
     </w:p>
     <w:p>
@@ -465,7 +465,7 @@
         <w:spacing w:after="80"/>
       </w:pPr>
       <w:r>
-        <w:t xml:space="preserve">3. Mission 2 — Le routeur (NAT/PAT)</w:t>
+        <w:t xml:space="preserve">2. Jalon 1 : conception de l’architecture</w:t>
       </w:r>
     </w:p>
     <w:p>
@@ -473,7 +473,7 @@
         <w:spacing w:after="80"/>
       </w:pPr>
       <w:r>
-        <w:t xml:space="preserve">4. Mission 3 — Le serveur DHCP dédié (Kea)</w:t>
+        <w:t xml:space="preserve">3. Jalon 2 : le routeur</w:t>
       </w:r>
     </w:p>
     <w:p>
@@ -481,7 +481,7 @@
         <w:spacing w:after="80"/>
       </w:pPr>
       <w:r>
-        <w:t xml:space="preserve">5. Mission 4 — Le résolveur AdGuardHome et la navigation</w:t>
+        <w:t xml:space="preserve">4. Jalon 3 : le serveur DHCP</w:t>
       </w:r>
     </w:p>
     <w:p>
@@ -489,7 +489,7 @@
         <w:spacing w:after="80"/>
       </w:pPr>
       <w:r>
-        <w:t xml:space="preserve">6. Mission 5 — Le serveur web on-premise (Apache)</w:t>
+        <w:t xml:space="preserve">5. Jalon 4 : le résolveur AdGuardHome</w:t>
       </w:r>
     </w:p>
     <w:p>
@@ -497,7 +497,7 @@
         <w:spacing w:after="80"/>
       </w:pPr>
       <w:r>
-        <w:t xml:space="preserve">7. Mission 6 — La publication par le nom (app.pme.lan)</w:t>
+        <w:t xml:space="preserve">6. Jalon 5 : le serveur web</w:t>
       </w:r>
     </w:p>
     <w:p>
@@ -505,7 +505,7 @@
         <w:spacing w:after="80"/>
       </w:pPr>
       <w:r>
-        <w:t xml:space="preserve">8. Mission 7 — Mesure et analyse Wireshark</w:t>
+        <w:t xml:space="preserve">7. Jalon 6 : publier l’application par son nom</w:t>
       </w:r>
     </w:p>
     <w:p>
@@ -513,6 +513,14 @@
         <w:spacing w:after="80"/>
       </w:pPr>
       <w:r>
+        <w:t xml:space="preserve">8. Jalon 7 : mesure et analyse avec Wireshark</w:t>
+      </w:r>
+    </w:p>
+    <w:p>
+      <w:pPr>
+        <w:spacing w:after="80"/>
+      </w:pPr>
+      <w:r>
         <w:t xml:space="preserve">9. Préparation de la soutenance</w:t>
       </w:r>
     </w:p>
@@ -521,7 +529,15 @@
         <w:spacing w:after="80"/>
       </w:pPr>
       <w:r>
-        <w:t xml:space="preserve">10. Note « Usage de l’IA »</w:t>
+        <w:t xml:space="preserve">10. Bilan personnel</w:t>
+      </w:r>
+    </w:p>
+    <w:p>
+      <w:pPr>
+        <w:spacing w:after="80"/>
+      </w:pPr>
+      <w:r>
+        <w:t xml:space="preserve">11. Usage de l’IA</w:t>
       </w:r>
     </w:p>
     <w:p>
@@ -534,7 +550,7 @@
         <w:pStyle w:val="Heading1"/>
       </w:pPr>
       <w:r>
-        <w:t xml:space="preserve">1. Contexte et adaptation à Proxmox VE</w:t>
+        <w:t xml:space="preserve">Introduction</w:t>
       </w:r>
     </w:p>
     <w:p>
@@ -542,17 +558,59 @@
         <w:spacing w:after="120"/>
       </w:pPr>
       <w:r>
-        <w:t xml:space="preserve">Le sujet prévoit VMware Workstation. L’infrastructure a été réalisée sous </w:t>
+        <w:t xml:space="preserve">Dans ce TP, je joue le rôle de l’équipe infrastructure d’une PME. Le travail se fait dans l’ordre où il se passerait en entreprise : d’abord donner Internet aux postes (adressage automatique, sortie par un routeur, résolution des noms), puis publier une application web interne que les utilisateurs ouvrent en tapant un nom, </w:t>
       </w:r>
       <w:r>
         <w:rPr>
           <w:b/>
           <w:bCs/>
         </w:rPr>
+        <w:t xml:space="preserve">app.pme.lan</w:t>
+      </w:r>
+      <w:r>
+        <w:t xml:space="preserve">, et non une adresse IP.</w:t>
+      </w:r>
+    </w:p>
+    <w:p>
+      <w:pPr>
+        <w:spacing w:after="120"/>
+      </w:pPr>
+      <w:r>
+        <w:t xml:space="preserve">Chaque rôle est porté par une machine différente : un routeur, un serveur DHCP, un résolveur DNS (AdGuardHome) et un serveur web. Le tout est validé depuis un poste client, jusqu’à une capture Wireshark qui montre le trajet complet d’une requête.</w:t>
+      </w:r>
+    </w:p>
+    <w:p>
+      <w:pPr>
+        <w:spacing w:after="120"/>
+      </w:pPr>
+      <w:r>
+        <w:t xml:space="preserve">Ce document reprend, jalon par jalon, ce que j’ai mis en place, les configurations que j’ai utilisées, les problèmes que j’ai rencontrés et les preuves de fonctionnement.</w:t>
+      </w:r>
+    </w:p>
+    <w:p>
+      <w:pPr>
+        <w:pStyle w:val="Heading1"/>
+      </w:pPr>
+      <w:r>
+        <w:t xml:space="preserve">1. Passage de VMware à Proxmox VE</w:t>
+      </w:r>
+    </w:p>
+    <w:p>
+      <w:pPr>
+        <w:spacing w:after="120"/>
+      </w:pPr>
+      <w:r>
+        <w:t xml:space="preserve">Le sujet est écrit pour VMware Workstation, mais j’ai réalisé le TP sur un serveur </w:t>
+      </w:r>
+      <w:r>
+        <w:rPr>
+          <w:b/>
+          <w:bCs/>
+        </w:rPr>
         <w:t xml:space="preserve">Proxmox VE</w:t>
       </w:r>
       <w:r>
-        <w:t xml:space="preserve"> : chaque notion VMware a son équivalent, résumé ci-dessous. Les exigences E1 à E7 sont inchangées.</w:t>
+        <w:t xml:space="preserve">. J’ai donc commencé par faire la correspondance entre les deux, pour respecter les mêmes contraintes :</w:t>
       </w:r>
     </w:p>
     <w:tbl>
@@ -600,7 +658,7 @@
                 <w:bCs/>
                 <w:color w:val="FFFFFF"/>
               </w:rPr>
-              <w:t xml:space="preserve">VMware Workstation (sujet)</w:t>
+              <w:t xml:space="preserve">Dans le sujet (VMware)</w:t>
             </w:r>
           </w:p>
         </w:tc>
@@ -628,7 +686,7 @@
                 <w:bCs/>
                 <w:color w:val="FFFFFF"/>
               </w:rPr>
-              <w:t xml:space="preserve">Proxmox VE (réalisé)</w:t>
+              <w:t xml:space="preserve">Ce que j’ai utilisé (Proxmox)</w:t>
             </w:r>
           </w:p>
         </w:tc>
@@ -656,7 +714,7 @@
                 <w:bCs/>
                 <w:color w:val="FFFFFF"/>
               </w:rPr>
-              <w:t xml:space="preserve">Rôle</w:t>
+              <w:t xml:space="preserve">À quoi ça sert</w:t>
             </w:r>
           </w:p>
         </w:tc>
@@ -712,7 +770,7 @@
               <w:t xml:space="preserve">vmbr0</w:t>
             </w:r>
             <w:r>
-              <w:t xml:space="preserve"> — bridge relié à la carte physique</w:t>
+              <w:t xml:space="preserve">, le bridge relié à la carte physique</w:t>
             </w:r>
           </w:p>
         </w:tc>
@@ -734,7 +792,7 @@
           </w:tcPr>
           <w:p>
             <w:r>
-              <w:t xml:space="preserve">WAN : seul le routeur y est branché</w:t>
+              <w:t xml:space="preserve">Le WAN : seul le routeur y est branché</w:t>
             </w:r>
           </w:p>
         </w:tc>
@@ -790,7 +848,7 @@
               <w:t xml:space="preserve">vmbr1</w:t>
             </w:r>
             <w:r>
-              <w:t xml:space="preserve"> — bridge sans port physique ni IP</w:t>
+              <w:t xml:space="preserve">, un bridge sans port physique ni IP</w:t>
             </w:r>
           </w:p>
         </w:tc>
@@ -812,7 +870,7 @@
           </w:tcPr>
           <w:p>
             <w:r>
-              <w:t xml:space="preserve">LAN PME isolé : toutes les autres VM</w:t>
+              <w:t xml:space="preserve">Le LAN de la PME, totalement isolé</w:t>
             </w:r>
           </w:p>
         </w:tc>
@@ -839,7 +897,7 @@
           </w:tcPr>
           <w:p>
             <w:r>
-              <w:t xml:space="preserve">Carte e1000/vmxnet3</w:t>
+              <w:t xml:space="preserve">Carte e1000 / vmxnet3</w:t>
             </w:r>
           </w:p>
         </w:tc>
@@ -861,7 +919,7 @@
           </w:tcPr>
           <w:p>
             <w:r>
-              <w:t xml:space="preserve">Carte VirtIO (ens18, ens19 dans Debian)</w:t>
+              <w:t xml:space="preserve">Carte VirtIO (ens18, ens19 sous Debian)</w:t>
             </w:r>
           </w:p>
         </w:tc>
@@ -883,7 +941,7 @@
           </w:tcPr>
           <w:p>
             <w:r>
-              <w:t xml:space="preserve">net0 → ens18, net1 → ens19</w:t>
+              <w:t xml:space="preserve">net0 devient ens18, net1 devient ens19</w:t>
             </w:r>
           </w:p>
         </w:tc>
@@ -910,7 +968,7 @@
           </w:tcPr>
           <w:p>
             <w:r>
-              <w:t xml:space="preserve">Clonage de VM</w:t>
+              <w:t xml:space="preserve">Cloner une VM</w:t>
             </w:r>
           </w:p>
         </w:tc>
@@ -932,7 +990,7 @@
           </w:tcPr>
           <w:p>
             <w:r>
-              <w:t xml:space="preserve">Template + clone complet (qm template / qm clone)</w:t>
+              <w:t xml:space="preserve">Un template Debian puis des clones complets</w:t>
             </w:r>
           </w:p>
         </w:tc>
@@ -954,7 +1012,7 @@
           </w:tcPr>
           <w:p>
             <w:r>
-              <w:t xml:space="preserve">Une seule installation Debian</w:t>
+              <w:t xml:space="preserve">Installer Debian une seule fois</w:t>
             </w:r>
           </w:p>
         </w:tc>
@@ -970,14 +1028,17 @@
         <w:spacing w:after="120"/>
       </w:pPr>
       <w:r>
+        <w:t xml:space="preserve">Le point le plus important était l’</w:t>
+      </w:r>
+      <w:r>
         <w:rPr>
           <w:b/>
           <w:bCs/>
         </w:rPr>
-        <w:t xml:space="preserve">Isolation du LAN</w:t>
-      </w:r>
-      <w:r>
-        <w:t xml:space="preserve"> : le bridge vmbr1 n’a ni port physique ni adresse IP sur l’hôte. Seules les VM y sont connectées : ni l’hôte ni le réseau extérieur ne voient les services DHCP et DNS du TP (consigne de sécurité § 8).</w:t>
+        <w:t xml:space="preserve">isolation du LAN</w:t>
+      </w:r>
+      <w:r>
+        <w:t xml:space="preserve">. J’ai créé le bridge vmbr1 sans aucun port physique et sans adresse IP sur l’hôte : seules mes machines virtuelles peuvent s’y parler. Ainsi, mon DHCP et mon DNS de TP ne peuvent pas « fuir » sur le réseau extérieur, comme le demande la consigne de sécurité.</w:t>
       </w:r>
     </w:p>
     <w:p>
@@ -1106,6 +1167,14 @@
           <w:szCs w:val="17"/>
         </w:rPr>
         <w:t xml:space="preserve">#LAN PME isole (equiv. VMnet2)</w:t>
+      </w:r>
+    </w:p>
+    <w:p>
+      <w:pPr>
+        <w:spacing w:after="120"/>
+      </w:pPr>
+      <w:r>
+        <w:t xml:space="preserve">Pour gagner du temps, j’ai installé Debian une seule fois dans une VM modèle (108), transformée en template, puis j’ai créé les autres machines par clonage.</w:t>
       </w:r>
     </w:p>
     <w:tbl>
@@ -1167,7 +1236,7 @@
                 <w:sz w:val="18"/>
                 <w:szCs w:val="18"/>
               </w:rPr>
-              <w:t xml:space="preserve">À montrer : Proxmox → nœud pve → System → Network (vmbr1 sans port ni IP) et/ou « qm config » de chaque VM montrant le bridge utilisé</w:t>
+              <w:t xml:space="preserve">À montrer : Proxmox, nœud pve, System → Network : vmbr1 sans port ni IP (et/ou « qm config » de chaque VM avec son bridge)</w:t>
             </w:r>
           </w:p>
         </w:tc>
@@ -1199,7 +1268,7 @@
         <w:pStyle w:val="Heading1"/>
       </w:pPr>
       <w:r>
-        <w:t xml:space="preserve">2. Mission 1 — Conception</w:t>
+        <w:t xml:space="preserve">2. Jalon 1 : conception de l’architecture</w:t>
       </w:r>
     </w:p>
     <w:p>
@@ -1207,7 +1276,7 @@
         <w:pStyle w:val="Heading2"/>
       </w:pPr>
       <w:r>
-        <w:t xml:space="preserve">2.1 Schéma de l’architecture</w:t>
+        <w:t xml:space="preserve">2.1 Schéma</w:t>
       </w:r>
     </w:p>
     <w:p>
@@ -1215,7 +1284,7 @@
         <w:spacing w:after="120"/>
       </w:pPr>
       <w:r>
-        <w:t xml:space="preserve">Le schéma ci-dessous est la porte d’entrée du TP : il doit être validé par l’enseignant avant la construction.</w:t>
+        <w:t xml:space="preserve">Avant de monter quoi que ce soit, j’ai dessiné l’architecture : les cinq machines, leur rôle, les deux réseaux (vmbr0 côté Internet, vmbr1 côté PME) et l’adresse de chacune.</w:t>
       </w:r>
     </w:p>
     <w:tbl>
@@ -1277,7 +1346,7 @@
                 <w:sz w:val="18"/>
                 <w:szCs w:val="18"/>
               </w:rPr>
-              <w:t xml:space="preserve">À montrer : votre schéma (draw.io, Visio, papier scanné…)</w:t>
+              <w:t xml:space="preserve">À montrer : mon schéma (machines, rôles, vmbr0 / vmbr1, adresses IP)</w:t>
             </w:r>
           </w:p>
         </w:tc>
@@ -1296,7 +1365,7 @@
           <w:sz w:val="18"/>
           <w:szCs w:val="18"/>
         </w:rPr>
-        <w:t xml:space="preserve">Capture 2 — Schéma de l’architecture (machines, rôles, réseaux vmbr0 / vmbr1, adresses)</w:t>
+        <w:t xml:space="preserve">Capture 2 — Schéma de l’architecture</w:t>
       </w:r>
     </w:p>
     <w:p>
@@ -1312,7 +1381,7 @@
         <w:spacing w:after="120"/>
       </w:pPr>
       <w:r>
-        <w:t xml:space="preserve">Réseau LAN : </w:t>
+        <w:t xml:space="preserve">J’ai choisi le réseau </w:t>
       </w:r>
       <w:r>
         <w:rPr>
@@ -1322,7 +1391,7 @@
         <w:t xml:space="preserve">192.168.10.0/24</w:t>
       </w:r>
       <w:r>
-        <w:t xml:space="preserve"> (privé, RFC 1918) — domaine interne fictif </w:t>
+        <w:t xml:space="preserve"> pour le LAN, et le domaine fictif </w:t>
       </w:r>
       <w:r>
         <w:rPr>
@@ -1332,7 +1401,7 @@
         <w:t xml:space="preserve">pme.lan</w:t>
       </w:r>
       <w:r>
-        <w:t xml:space="preserve">.</w:t>
+        <w:t xml:space="preserve">, qui n’existe que sur mon réseau.</w:t>
       </w:r>
     </w:p>
     <w:tbl>
@@ -1467,7 +1536,7 @@
                 <w:bCs/>
                 <w:color w:val="FFFFFF"/>
               </w:rPr>
-              <w:t xml:space="preserve">Interface → bridge</w:t>
+              <w:t xml:space="preserve">Carte → bridge</w:t>
             </w:r>
           </w:p>
         </w:tc>
@@ -1594,7 +1663,7 @@
           </w:tcPr>
           <w:p>
             <w:r>
-              <w:t xml:space="preserve">Routeur + NAT/PAT</w:t>
+              <w:t xml:space="preserve">Routeur NAT/PAT</w:t>
             </w:r>
           </w:p>
         </w:tc>
@@ -2327,7 +2396,7 @@
           </w:tcPr>
           <w:p>
             <w:r>
-              <w:t xml:space="preserve">192.168.10.100 → .200</w:t>
+              <w:t xml:space="preserve">192.168.10.100 à .200</w:t>
             </w:r>
           </w:p>
         </w:tc>
@@ -2365,11 +2434,7 @@
         <w:spacing w:after="120"/>
       </w:pPr>
       <w:r>
-        <w:rPr>
-          <w:b/>
-          <w:bCs/>
-        </w:rPr>
-        <w:t xml:space="preserve">Justification :</w:t>
+        <w:t xml:space="preserve">Voici comment j’ai raisonné :</w:t>
       </w:r>
     </w:p>
     <w:p>
@@ -2382,7 +2447,7 @@
         <w:spacing w:after="60"/>
       </w:pPr>
       <w:r>
-        <w:t xml:space="preserve">Les adresses </w:t>
+        <w:t xml:space="preserve">j’ai gardé les adresses basses (</w:t>
       </w:r>
       <w:r>
         <w:rPr>
@@ -2392,7 +2457,7 @@
         <w:t xml:space="preserve">.1 à .49</w:t>
       </w:r>
       <w:r>
-        <w:t xml:space="preserve"> sont réservées aux équipements à IP fixe : la passerelle en .1 (convention), puis les serveurs .2, .3, .4.</w:t>
+        <w:t xml:space="preserve">) pour les équipements fixes : le routeur en .1, comme c’est l’usage pour une passerelle, puis les serveurs en .2, .3 et .4 ;</w:t>
       </w:r>
     </w:p>
     <w:p>
@@ -2405,17 +2470,17 @@
         <w:spacing w:after="60"/>
       </w:pPr>
       <w:r>
-        <w:t xml:space="preserve">La plage DHCP </w:t>
+        <w:t xml:space="preserve">les clients reçoivent une adresse entre </w:t>
       </w:r>
       <w:r>
         <w:rPr>
           <w:b/>
           <w:bCs/>
         </w:rPr>
-        <w:t xml:space="preserve">.100 à .200</w:t>
-      </w:r>
-      <w:r>
-        <w:t xml:space="preserve"> est disjointe des IP statiques : aucune collision possible entre un serveur et un client.</w:t>
+        <w:t xml:space="preserve">.100 et .200</w:t>
+      </w:r>
+      <w:r>
+        <w:t xml:space="preserve"> : cette plage ne touche pas aux IP des serveurs, donc il ne peut pas y avoir de conflit ;</w:t>
       </w:r>
     </w:p>
     <w:p>
@@ -2428,7 +2493,7 @@
         <w:spacing w:after="60"/>
       </w:pPr>
       <w:r>
-        <w:t xml:space="preserve">Un </w:t>
+        <w:t xml:space="preserve">un </w:t>
       </w:r>
       <w:r>
         <w:rPr>
@@ -2438,7 +2503,7 @@
         <w:t xml:space="preserve">/24</w:t>
       </w:r>
       <w:r>
-        <w:t xml:space="preserve"> offre 254 adresses, largement suffisant pour une PME, et reste simple à lire.</w:t>
+        <w:t xml:space="preserve"> donne 254 adresses, ce qui suffit largement pour une PME et reste facile à lire ;</w:t>
       </w:r>
     </w:p>
     <w:p>
@@ -2451,17 +2516,17 @@
         <w:spacing w:after="60"/>
       </w:pPr>
       <w:r>
-        <w:t xml:space="preserve">Le LAN (192.168.10.0/24) est </w:t>
+        <w:t xml:space="preserve">j’ai vérifié que mon LAN ne se chevauchait pas avec le réseau de ma box (</w:t>
       </w:r>
       <w:r>
         <w:rPr>
           <w:b/>
           <w:bCs/>
         </w:rPr>
-        <w:t xml:space="preserve">différent du WAN</w:t>
-      </w:r>
-      <w:r>
-        <w:t xml:space="preserve"> (192.168.0.0/24) : sans cela, le routeur ne saurait pas de quel côté envoyer les paquets.</w:t>
+        <w:t xml:space="preserve">192.168.0.0/24</w:t>
+      </w:r>
+      <w:r>
+        <w:t xml:space="preserve">). Si les deux avaient été dans le même réseau, le routeur n’aurait pas su de quel côté envoyer les paquets.</w:t>
       </w:r>
     </w:p>
     <w:p>
@@ -2469,7 +2534,7 @@
         <w:pStyle w:val="Heading2"/>
       </w:pPr>
       <w:r>
-        <w:t xml:space="preserve">2.3 Réponses aux trois questions de conception</w:t>
+        <w:t xml:space="preserve">2.3 Mes réponses aux trois questions de conception</w:t>
       </w:r>
     </w:p>
     <w:p>
@@ -2477,7 +2542,7 @@
         <w:pStyle w:val="Heading3"/>
       </w:pPr>
       <w:r>
-        <w:t xml:space="preserve">Q1 — Pourquoi les serveurs sont-ils en IP statique alors que le client est en DHCP ?</w:t>
+        <w:t xml:space="preserve">Pourquoi les serveurs sont-ils en IP fixe alors que le client est en DHCP ?</w:t>
       </w:r>
     </w:p>
     <w:p>
@@ -2485,96 +2550,59 @@
         <w:spacing w:after="120"/>
       </w:pPr>
       <w:r>
-        <w:t xml:space="preserve">Les serveurs sont des </w:t>
+        <w:t xml:space="preserve">Parce que les serveurs sont des repères : les autres machines les connaissent par leur adresse. Le DHCP annonce « ta passerelle est 192.168.10.1 » et « ton DNS est 192.168.10.3 », et la réécriture DNS envoie app.pme.lan vers 192.168.10.4. Si l’une de ces adresses changeait, plus rien ne fonctionnerait. Et le serveur DHCP ne pourrait de toute façon pas se donner une adresse à lui-même. Le client, lui, n’a pas besoin d’une adresse précise : personne ne vient le chercher. Le DHCP le configure tout seul, sans erreur de saisie, et ça reste vrai avec des centaines de postes.</w:t>
+      </w:r>
+    </w:p>
+    <w:p>
+      <w:pPr>
+        <w:pStyle w:val="Heading3"/>
+      </w:pPr>
+      <w:r>
+        <w:t xml:space="preserve">Le serveur DHCP et le routeur sont sur le même segment : faut-il un relais DHCP ?</w:t>
+      </w:r>
+    </w:p>
+    <w:p>
+      <w:pPr>
+        <w:spacing w:after="120"/>
+      </w:pPr>
+      <w:r>
+        <w:t xml:space="preserve">Non. Au démarrage, le client n’a pas d’adresse : il envoie sa demande (DHCPDISCOVER) en </w:t>
       </w:r>
       <w:r>
         <w:rPr>
           <w:b/>
           <w:bCs/>
         </w:rPr>
-        <w:t xml:space="preserve">points de référence</w:t>
-      </w:r>
-      <w:r>
-        <w:t xml:space="preserve"> : d’autres équipements les désignent par leur adresse. Le DHCP distribue « passerelle = 192.168.10.1 » et « DNS = 192.168.10.3 », et la réécriture DNS pointe vers 192.168.10.4. Si ces adresses changeaient, toute la configuration deviendrait fausse. De plus, le serveur DHCP ne peut pas obtenir sa propre adresse par DHCP. Le client, lui, n’est contacté par personne à une adresse précise : le DHCP permet de le configurer </w:t>
+        <w:t xml:space="preserve">broadcast</w:t>
+      </w:r>
+      <w:r>
+        <w:t xml:space="preserve">, à tout le monde sur le réseau local. Mon serveur DHCP est sur ce même réseau (vmbr1), il reçoit donc directement la demande. Un relais ne serait utile que si le serveur DHCP était dans un autre sous-réseau, parce qu’un routeur ne laisse pas passer les broadcasts.</w:t>
+      </w:r>
+    </w:p>
+    <w:p>
+      <w:pPr>
+        <w:pStyle w:val="Heading3"/>
+      </w:pPr>
+      <w:r>
+        <w:t xml:space="preserve">Que met-on dans l’option « serveur DNS » du DHCP, et pourquoi pas l’adresse du routeur ?</w:t>
+      </w:r>
+    </w:p>
+    <w:p>
+      <w:pPr>
+        <w:spacing w:after="120"/>
+      </w:pPr>
+      <w:r>
+        <w:t xml:space="preserve">J’y ai mis </w:t>
       </w:r>
       <w:r>
         <w:rPr>
           <w:b/>
           <w:bCs/>
         </w:rPr>
-        <w:t xml:space="preserve">automatiquement</w:t>
-      </w:r>
-      <w:r>
-        <w:t xml:space="preserve">, sans erreur de saisie ni doublon, même pour des centaines de postes.</w:t>
-      </w:r>
-    </w:p>
-    <w:p>
-      <w:pPr>
-        <w:pStyle w:val="Heading3"/>
-      </w:pPr>
-      <w:r>
-        <w:t xml:space="preserve">Q2 — Le serveur DHCP et le routeur sont sur le même segment : faut-il un relais DHCP ?</w:t>
-      </w:r>
-    </w:p>
-    <w:p>
-      <w:pPr>
-        <w:spacing w:after="120"/>
-      </w:pPr>
-      <w:r>
-        <w:rPr>
-          <w:b/>
-          <w:bCs/>
-        </w:rPr>
-        <w:t xml:space="preserve">Non.</w:t>
-      </w:r>
-      <w:r>
-        <w:t xml:space="preserve"> Un client sans adresse envoie un DHCPDISCOVER en </w:t>
-      </w:r>
-      <w:r>
-        <w:rPr>
-          <w:b/>
-          <w:bCs/>
-        </w:rPr>
-        <w:t xml:space="preserve">broadcast</w:t>
-      </w:r>
-      <w:r>
-        <w:t xml:space="preserve"> (0.0.0.0 → 255.255.255.255, MAC ff:ff:ff:ff:ff:ff). Ce broadcast est diffusé dans tout le domaine de diffusion (vmbr1), où se trouve le serveur DHCP, qui le reçoit donc directement. Un relais DHCP n’est utile que si le serveur est dans un </w:t>
-      </w:r>
-      <w:r>
-        <w:rPr>
-          <w:b/>
-          <w:bCs/>
-        </w:rPr>
-        <w:t xml:space="preserve">autre sous-réseau</w:t>
-      </w:r>
-      <w:r>
-        <w:t xml:space="preserve">, car un routeur ne transmet pas les broadcasts.</w:t>
-      </w:r>
-    </w:p>
-    <w:p>
-      <w:pPr>
-        <w:pStyle w:val="Heading3"/>
-      </w:pPr>
-      <w:r>
-        <w:t xml:space="preserve">Q3 — Que met-on dans l’option « serveur DNS » du DHCP, et pourquoi pas l’adresse du routeur ?</w:t>
-      </w:r>
-    </w:p>
-    <w:p>
-      <w:pPr>
-        <w:spacing w:after="120"/>
-      </w:pPr>
-      <w:r>
-        <w:t xml:space="preserve">On met </w:t>
-      </w:r>
-      <w:r>
-        <w:rPr>
-          <w:b/>
-          <w:bCs/>
-        </w:rPr>
         <w:t xml:space="preserve">192.168.10.3</w:t>
       </w:r>
       <w:r>
-        <w:t xml:space="preserve">, l’adresse d’AdGuardHome (option 6). Pas le routeur, car :</w:t>
+        <w:t xml:space="preserve">, l’adresse d’AdGuardHome. Mettre le routeur n’aurait pas fonctionné, pour trois raisons :</w:t>
       </w:r>
     </w:p>
     <w:p>
@@ -2587,17 +2615,7 @@
         <w:spacing w:after="60"/>
       </w:pPr>
       <w:r>
-        <w:t xml:space="preserve">le routeur </w:t>
-      </w:r>
-      <w:r>
-        <w:rPr>
-          <w:b/>
-          <w:bCs/>
-        </w:rPr>
-        <w:t xml:space="preserve">n’héberge aucun service DNS</w:t>
-      </w:r>
-      <w:r>
-        <w:t xml:space="preserve"> (rôles séparés, E1) : une requête sur son port 53 ne recevrait aucune réponse ;</w:t>
+        <w:t xml:space="preserve">mon routeur ne fait pas de DNS, il se contente de router (chaque machine a son rôle) : une requête DNS envoyée au routeur resterait sans réponse ;</w:t>
       </w:r>
     </w:p>
     <w:p>
@@ -2610,27 +2628,17 @@
         <w:spacing w:after="60"/>
       </w:pPr>
       <w:r>
-        <w:t xml:space="preserve">l’exigence </w:t>
+        <w:t xml:space="preserve">le sujet demande que </w:t>
       </w:r>
       <w:r>
         <w:rPr>
           <w:b/>
           <w:bCs/>
         </w:rPr>
-        <w:t xml:space="preserve">E4</w:t>
-      </w:r>
-      <w:r>
-        <w:t xml:space="preserve"> impose que </w:t>
-      </w:r>
-      <w:r>
-        <w:rPr>
-          <w:b/>
-          <w:bCs/>
-        </w:rPr>
-        <w:t xml:space="preserve">toute</w:t>
-      </w:r>
-      <w:r>
-        <w:t xml:space="preserve"> la résolution passe par le résolveur interne, ce qui permet de journaliser et de filtrer ;</w:t>
+        <w:t xml:space="preserve">toutes</w:t>
+      </w:r>
+      <w:r>
+        <w:t xml:space="preserve"> les requêtes DNS passent par mon résolveur interne, ce qui me permet aussi de les voir dans son journal ;</w:t>
       </w:r>
     </w:p>
     <w:p>
@@ -2643,76 +2651,76 @@
         <w:spacing w:after="60"/>
       </w:pPr>
       <w:r>
-        <w:t xml:space="preserve">seul AdGuardHome connaît la </w:t>
+        <w:t xml:space="preserve">seul AdGuardHome sait que app.pme.lan correspond à mon serveur web. N’importe quel autre DNS répondrait que ce nom n’existe pas.</w:t>
+      </w:r>
+    </w:p>
+    <w:p>
+      <w:pPr>
+        <w:spacing w:after="120"/>
+      </w:pPr>
+      <w:r>
+        <w:t xml:space="preserve">En résumé, la passerelle indique </w:t>
       </w:r>
       <w:r>
         <w:rPr>
           <w:b/>
           <w:bCs/>
         </w:rPr>
-        <w:t xml:space="preserve">réécriture app.pme.lan</w:t>
-      </w:r>
-      <w:r>
-        <w:t xml:space="preserve"> : un autre DNS répondrait NXDOMAIN et E6 échouerait.</w:t>
-      </w:r>
-    </w:p>
-    <w:p>
-      <w:pPr>
-        <w:spacing w:after="120"/>
-      </w:pPr>
-      <w:r>
-        <w:t xml:space="preserve">Il ne faut pas confondre la </w:t>
+        <w:t xml:space="preserve">par où sortir</w:t>
+      </w:r>
+      <w:r>
+        <w:t xml:space="preserve">, et le DNS </w:t>
       </w:r>
       <w:r>
         <w:rPr>
           <w:b/>
           <w:bCs/>
         </w:rPr>
-        <w:t xml:space="preserve">passerelle</w:t>
-      </w:r>
-      <w:r>
-        <w:t xml:space="preserve"> (par où sortent les paquets) et le </w:t>
+        <w:t xml:space="preserve">traduit les noms</w:t>
+      </w:r>
+      <w:r>
+        <w:t xml:space="preserve">. Ce sont deux choses différentes, et ici deux machines différentes.</w:t>
+      </w:r>
+    </w:p>
+    <w:p>
+      <w:r>
+        <w:br w:type="page"/>
+      </w:r>
+    </w:p>
+    <w:p>
+      <w:pPr>
+        <w:pStyle w:val="Heading1"/>
+      </w:pPr>
+      <w:r>
+        <w:t xml:space="preserve">3. Jalon 2 : le routeur</w:t>
+      </w:r>
+    </w:p>
+    <w:p>
+      <w:pPr>
+        <w:spacing w:after="120"/>
+      </w:pPr>
+      <w:r>
+        <w:t xml:space="preserve">Le routeur relie le LAN de la PME à Internet. Il a deux cartes réseau : </w:t>
       </w:r>
       <w:r>
         <w:rPr>
           <w:b/>
           <w:bCs/>
         </w:rPr>
-        <w:t xml:space="preserve">serveur DNS</w:t>
-      </w:r>
-      <w:r>
-        <w:t xml:space="preserve"> (qui traduit les noms) : ce sont deux fonctions, ici portées par deux machines distinctes.</w:t>
-      </w:r>
-    </w:p>
-    <w:p>
-      <w:r>
-        <w:br w:type="page"/>
-      </w:r>
-    </w:p>
-    <w:p>
-      <w:pPr>
-        <w:pStyle w:val="Heading1"/>
-      </w:pPr>
-      <w:r>
-        <w:t xml:space="preserve">3. Mission 2 — Le routeur (NAT/PAT)</w:t>
-      </w:r>
-    </w:p>
-    <w:p>
-      <w:pPr>
-        <w:spacing w:after="120"/>
-      </w:pPr>
-      <w:r>
-        <w:t xml:space="preserve">Objectif : relier le LAN à Internet et masquer le réseau privé derrière l’adresse WAN du routeur. Le routeur possède </w:t>
+        <w:t xml:space="preserve">ens18</w:t>
+      </w:r>
+      <w:r>
+        <w:t xml:space="preserve"> vers la box (vmbr0) et </w:t>
       </w:r>
       <w:r>
         <w:rPr>
           <w:b/>
           <w:bCs/>
         </w:rPr>
-        <w:t xml:space="preserve">deux cartes</w:t>
-      </w:r>
-      <w:r>
-        <w:t xml:space="preserve"> : ens18 sur vmbr0 (WAN) et ens19 sur vmbr1 (LAN).</w:t>
+        <w:t xml:space="preserve">ens19</w:t>
+      </w:r>
+      <w:r>
+        <w:t xml:space="preserve"> vers le LAN (vmbr1). Il doit aussi cacher les adresses privées du LAN derrière sa propre adresse : c’est le NAT/PAT.</w:t>
       </w:r>
     </w:p>
     <w:p>
@@ -2720,7 +2728,15 @@
         <w:pStyle w:val="Heading2"/>
       </w:pPr>
       <w:r>
-        <w:t xml:space="preserve">3.1 Configuration réseau — /etc/network/interfaces</w:t>
+        <w:t xml:space="preserve">3.1 Configuration réseau</w:t>
+      </w:r>
+    </w:p>
+    <w:p>
+      <w:pPr>
+        <w:spacing w:after="120"/>
+      </w:pPr>
+      <w:r>
+        <w:t xml:space="preserve">Côté WAN, le routeur prend une adresse donnée par ma box (il a obtenu 192.168.0.79). Côté LAN, il a l’adresse fixe 192.168.10.1.</w:t>
       </w:r>
     </w:p>
     <w:p>
@@ -2739,6 +2755,24 @@
           <w:sz w:val="17"/>
           <w:szCs w:val="17"/>
         </w:rPr>
+        <w:t xml:space="preserve"># /etc/network/interfaces</w:t>
+      </w:r>
+    </w:p>
+    <w:p>
+      <w:pPr>
+        <w:pBdr>
+          <w:left w:val="single" w:color="1F4E79" w:sz="12" w:space="6"/>
+        </w:pBdr>
+        <w:shd w:fill="F2F2F2" w:color="auto" w:val="clear"/>
+        <w:spacing w:after="0" w:line="240"/>
+        <w:ind w:left="120"/>
+      </w:pPr>
+      <w:r>
+        <w:rPr>
+          <w:rFonts w:ascii="Consolas" w:cs="Consolas" w:eastAsia="Consolas" w:hAnsi="Consolas"/>
+          <w:sz w:val="17"/>
+          <w:szCs w:val="17"/>
+        </w:rPr>
         <w:t xml:space="preserve">auto lo</w:t>
       </w:r>
     </w:p>
@@ -2793,7 +2827,7 @@
           <w:sz w:val="17"/>
           <w:szCs w:val="17"/>
         </w:rPr>
-        <w:t xml:space="preserve"># WAN -&gt; vmbr0 (réseau de la box / Internet), adresse reçue en DHCP</w:t>
+        <w:t xml:space="preserve"># WAN : vers la box, adresse reçue en DHCP</w:t>
       </w:r>
     </w:p>
     <w:p>
@@ -2865,7 +2899,7 @@
           <w:sz w:val="17"/>
           <w:szCs w:val="17"/>
         </w:rPr>
-        <w:t xml:space="preserve"># LAN -&gt; vmbr1 (réseau PME isolé) : le routeur est la passerelle 192.168.10.1</w:t>
+        <w:t xml:space="preserve"># LAN : réseau PME isolé, le routeur est la passerelle</w:t>
       </w:r>
     </w:p>
     <w:p>
@@ -2883,7 +2917,7 @@
           <w:sz w:val="17"/>
           <w:szCs w:val="17"/>
         </w:rPr>
-        <w:t xml:space="preserve"># Pas de "gateway" ici : la route par défaut vient du WAN</w:t>
+        <w:t xml:space="preserve"># (pas de "gateway" ici, la route par défaut vient du WAN)</w:t>
       </w:r>
     </w:p>
     <w:p>
@@ -2946,7 +2980,15 @@
         <w:pStyle w:val="Heading2"/>
       </w:pPr>
       <w:r>
-        <w:t xml:space="preserve">3.2 Activation du routage — /etc/sysctl.d/99-routage.conf</w:t>
+        <w:t xml:space="preserve">3.2 Activer le routage et le NAT</w:t>
+      </w:r>
+    </w:p>
+    <w:p>
+      <w:pPr>
+        <w:spacing w:after="120"/>
+      </w:pPr>
+      <w:r>
+        <w:t xml:space="preserve">Par défaut, Linux ne fait pas passer les paquets d’une carte à l’autre. Il faut l’autoriser :</w:t>
       </w:r>
     </w:p>
     <w:p>
@@ -2965,7 +3007,7 @@
           <w:sz w:val="17"/>
           <w:szCs w:val="17"/>
         </w:rPr>
-        <w:t xml:space="preserve"># Autorise le noyau à faire passer des paquets d'une interface à l'autre</w:t>
+        <w:t xml:space="preserve"># /etc/sysctl.d/99-routage.conf</w:t>
       </w:r>
     </w:p>
     <w:p>
@@ -2989,10 +3031,10 @@
     </w:p>
     <w:p>
       <w:pPr>
-        <w:pStyle w:val="Heading2"/>
-      </w:pPr>
-      <w:r>
-        <w:t xml:space="preserve">3.3 NAT/PAT et filtrage — /etc/nftables.conf</w:t>
+        <w:spacing w:after="120"/>
+      </w:pPr>
+      <w:r>
+        <w:t xml:space="preserve">Ensuite, avec nftables, j’ai mis en place le NAT et un filtrage simple : le LAN peut sortir vers Internet, et seules les réponses à ses propres connexions peuvent revenir.</w:t>
       </w:r>
     </w:p>
     <w:p>
@@ -3155,7 +3197,7 @@
           <w:sz w:val="17"/>
           <w:szCs w:val="17"/>
         </w:rPr>
-        <w:t xml:space="preserve">    chain input {                      # trafic destiné AU routeur</w:t>
+        <w:t xml:space="preserve">    chain input {                      # trafic destiné au routeur lui-même</w:t>
       </w:r>
     </w:p>
     <w:p>
@@ -3209,7 +3251,7 @@
           <w:sz w:val="17"/>
           <w:szCs w:val="17"/>
         </w:rPr>
-        <w:t xml:space="preserve">    chain forward {                    # trafic qui TRAVERSE le routeur</w:t>
+        <w:t xml:space="preserve">    chain forward {                    # trafic qui traverse le routeur</w:t>
       </w:r>
     </w:p>
     <w:p>
@@ -3245,7 +3287,7 @@
           <w:sz w:val="17"/>
           <w:szCs w:val="17"/>
         </w:rPr>
-        <w:t xml:space="preserve">        ct state established,related accept                # réponses d'Internet -&gt; LAN</w:t>
+        <w:t xml:space="preserve">        ct state established,related accept                # les réponses reviennent</w:t>
       </w:r>
     </w:p>
     <w:p>
@@ -3443,7 +3485,7 @@
           <w:sz w:val="17"/>
           <w:szCs w:val="17"/>
         </w:rPr>
-        <w:t xml:space="preserve">        # NAT/PAT : tout paquet du LAN sortant par le WAN prend l'IP WAN du routeur</w:t>
+        <w:t xml:space="preserve">        # Les paquets du LAN qui sortent par le WAN prennent l'IP du routeur</w:t>
       </w:r>
     </w:p>
     <w:p>
@@ -3499,62 +3541,6 @@
           <w:szCs w:val="17"/>
         </w:rPr>
         <w:t xml:space="preserve">}</w:t>
-      </w:r>
-    </w:p>
-    <w:p>
-      <w:pPr>
-        <w:pBdr>
-          <w:top w:val="single" w:color="D9D9D9" w:sz="2" w:space="2"/>
-          <w:left w:val="single" w:color="1F4E79" w:sz="12" w:space="6"/>
-        </w:pBdr>
-        <w:shd w:fill="F2F2F2" w:color="auto" w:val="clear"/>
-        <w:spacing w:after="0" w:line="240"/>
-        <w:ind w:left="120"/>
-      </w:pPr>
-      <w:r>
-        <w:rPr>
-          <w:rFonts w:ascii="Consolas" w:cs="Consolas" w:eastAsia="Consolas" w:hAnsi="Consolas"/>
-          <w:sz w:val="17"/>
-          <w:szCs w:val="17"/>
-        </w:rPr>
-        <w:t xml:space="preserve">sysctl --system</w:t>
-      </w:r>
-    </w:p>
-    <w:p>
-      <w:pPr>
-        <w:pBdr>
-          <w:left w:val="single" w:color="1F4E79" w:sz="12" w:space="6"/>
-        </w:pBdr>
-        <w:shd w:fill="F2F2F2" w:color="auto" w:val="clear"/>
-        <w:spacing w:after="0" w:line="240"/>
-        <w:ind w:left="120"/>
-      </w:pPr>
-      <w:r>
-        <w:rPr>
-          <w:rFonts w:ascii="Consolas" w:cs="Consolas" w:eastAsia="Consolas" w:hAnsi="Consolas"/>
-          <w:sz w:val="17"/>
-          <w:szCs w:val="17"/>
-        </w:rPr>
-        <w:t xml:space="preserve">systemctl enable --now nftables</w:t>
-      </w:r>
-    </w:p>
-    <w:p>
-      <w:pPr>
-        <w:pBdr>
-          <w:bottom w:val="single" w:color="D9D9D9" w:sz="2" w:space="2"/>
-          <w:left w:val="single" w:color="1F4E79" w:sz="12" w:space="6"/>
-        </w:pBdr>
-        <w:shd w:fill="F2F2F2" w:color="auto" w:val="clear"/>
-        <w:spacing w:after="160" w:line="240"/>
-        <w:ind w:left="120"/>
-      </w:pPr>
-      <w:r>
-        <w:rPr>
-          <w:rFonts w:ascii="Consolas" w:cs="Consolas" w:eastAsia="Consolas" w:hAnsi="Consolas"/>
-          <w:sz w:val="17"/>
-          <w:szCs w:val="17"/>
-        </w:rPr>
-        <w:t xml:space="preserve">nft -f /etc/nftables.conf</w:t>
       </w:r>
     </w:p>
     <w:tbl>
@@ -3600,7 +3586,7 @@
                 <w:bCs/>
                 <w:color w:val="C55A11"/>
               </w:rPr>
-              <w:t xml:space="preserve">À savoir expliquer</w:t>
+              <w:t xml:space="preserve">Ce que j’ai compris</w:t>
             </w:r>
           </w:p>
           <w:p>
@@ -3612,10 +3598,10 @@
                 <w:b/>
                 <w:bCs/>
               </w:rPr>
-              <w:t xml:space="preserve">ip_forward = 1</w:t>
-            </w:r>
-            <w:r>
-              <w:t xml:space="preserve"> : sans lui, Linux jette les paquets qui ne lui sont pas destinés, et la machine n’est pas un routeur.</w:t>
+              <w:t xml:space="preserve">ip_forward</w:t>
+            </w:r>
+            <w:r>
+              <w:t xml:space="preserve"> transforme la machine en routeur. Sans lui, elle ignore les paquets qui ne lui sont pas destinés.</w:t>
             </w:r>
           </w:p>
           <w:p>
@@ -3630,7 +3616,7 @@
               <w:t xml:space="preserve">masquerade</w:t>
             </w:r>
             <w:r>
-              <w:t xml:space="preserve"> : SNAT dynamique. L’adresse privée 192.168.10.x n’est pas routable sur Internet ; elle est remplacée par l’IP WAN du routeur. C’est du </w:t>
+              <w:t xml:space="preserve">, c’est le NAT : une adresse en 192.168.10.x ne peut pas circuler sur Internet, alors le routeur la remplace par la sienne (192.168.0.79). C’est du </w:t>
             </w:r>
             <w:r>
               <w:rPr>
@@ -3640,17 +3626,7 @@
               <w:t xml:space="preserve">PAT</w:t>
             </w:r>
             <w:r>
-              <w:t xml:space="preserve"> car plusieurs postes partagent une seule IP publique, et le </w:t>
-            </w:r>
-            <w:r>
-              <w:rPr>
-                <w:b/>
-                <w:bCs/>
-              </w:rPr>
-              <w:t xml:space="preserve">port source</w:t>
-            </w:r>
-            <w:r>
-              <w:t xml:space="preserve"> permet de distinguer leurs connexions. La table </w:t>
+              <w:t xml:space="preserve"> parce que plusieurs postes partagent cette seule adresse : le routeur les distingue grâce au numéro de port, et garde la correspondance dans sa table </w:t>
             </w:r>
             <w:r>
               <w:rPr>
@@ -3660,7 +3636,7 @@
               <w:t xml:space="preserve">conntrack</w:t>
             </w:r>
             <w:r>
-              <w:t xml:space="preserve"> mémorise la correspondance pour retraduire les réponses.</w:t>
+              <w:t xml:space="preserve"> pour renvoyer chaque réponse au bon poste.</w:t>
             </w:r>
           </w:p>
           <w:p>
@@ -3675,7 +3651,7 @@
               <w:t xml:space="preserve">ct state established,related</w:t>
             </w:r>
             <w:r>
-              <w:t xml:space="preserve"> : pare-feu à états. Seules les réponses à des connexions ouvertes depuis le LAN peuvent entrer.</w:t>
+              <w:t xml:space="preserve"> : le routeur se souvient des connexions ouvertes depuis le LAN et ne laisse entrer que leurs réponses.</w:t>
             </w:r>
           </w:p>
         </w:tc>
@@ -3685,6 +3661,60 @@
       <w:pPr>
         <w:spacing w:after="160"/>
       </w:pPr>
+    </w:p>
+    <w:p>
+      <w:pPr>
+        <w:pStyle w:val="Heading2"/>
+      </w:pPr>
+      <w:r>
+        <w:t xml:space="preserve">3.3 Difficultés rencontrées</w:t>
+      </w:r>
+    </w:p>
+    <w:p>
+      <w:pPr>
+        <w:spacing w:after="120"/>
+      </w:pPr>
+      <w:r>
+        <w:t xml:space="preserve">Au début, mes serveurs pouvaient se pinguer entre eux mais aucun ne joignait 8.8.8.8. En vérifiant le routeur, j’ai vu que </w:t>
+      </w:r>
+      <w:r>
+        <w:rPr>
+          <w:b/>
+          <w:bCs/>
+        </w:rPr>
+        <w:t xml:space="preserve">ip_forward valait 0</w:t>
+      </w:r>
+      <w:r>
+        <w:t xml:space="preserve"> et que </w:t>
+      </w:r>
+      <w:r>
+        <w:rPr>
+          <w:b/>
+          <w:bCs/>
+        </w:rPr>
+        <w:t xml:space="preserve">nft list ruleset était vide</w:t>
+      </w:r>
+      <w:r>
+        <w:t xml:space="preserve"> : ma configuration n’avait tout simplement pas été appliquée. Après avoir écrit les fichiers et activé le service nftables, tout a fonctionné, et la configuration tient après un redémarrage.</w:t>
+      </w:r>
+    </w:p>
+    <w:p>
+      <w:pPr>
+        <w:spacing w:after="120"/>
+      </w:pPr>
+      <w:r>
+        <w:t xml:space="preserve">Sur les clones, j’ai aussi eu des adresses </w:t>
+      </w:r>
+      <w:r>
+        <w:rPr>
+          <w:b/>
+          <w:bCs/>
+        </w:rPr>
+        <w:t xml:space="preserve">169.254.x.x (APIPA)</w:t>
+      </w:r>
+      <w:r>
+        <w:t xml:space="preserve">. Le modèle était en DHCP, et sur le LAN isolé personne ne répondait encore : la machine s’attribuait une adresse « de secours » et même une fausse route par défaut. Il a fallu passer chaque serveur en IP fixe et arrêter le client DHCP (dhcpcd) qui tournait encore.</w:t>
+      </w:r>
     </w:p>
     <w:p>
       <w:pPr>
@@ -3753,7 +3783,7 @@
                 <w:sz w:val="18"/>
                 <w:szCs w:val="18"/>
               </w:rPr>
-              <w:t xml:space="preserve">À montrer : ip -br a (ens18 = 192.168.0.79, ens19 = 192.168.10.1) et ip route (default via la box)</w:t>
+              <w:t xml:space="preserve">À montrer : ip -br a (ens18 = 192.168.0.79, ens19 = 192.168.10.1) et ip route</w:t>
             </w:r>
           </w:p>
         </w:tc>
@@ -3915,7 +3945,7 @@
                 <w:sz w:val="18"/>
                 <w:szCs w:val="18"/>
               </w:rPr>
-              <w:t xml:space="preserve">À montrer : ping -c3 8.8.8.8 et ping -c3 deb.debian.org depuis le routeur</w:t>
+              <w:t xml:space="preserve">À montrer : ping 8.8.8.8 et ping deb.debian.org depuis le routeur</w:t>
             </w:r>
           </w:p>
         </w:tc>
@@ -3996,7 +4026,7 @@
                 <w:sz w:val="18"/>
                 <w:szCs w:val="18"/>
               </w:rPr>
-              <w:t xml:space="preserve">À montrer : ping 8.8.8.8 depuis srv-dns ou srv-dhcp, et conntrack -L sur le routeur (src=192.168.10.x à l’aller, dst=192.168.0.79 au retour)</w:t>
+              <w:t xml:space="preserve">À montrer : ping 8.8.8.8 depuis srv-dns, et conntrack -L sur le routeur</w:t>
             </w:r>
           </w:p>
         </w:tc>
@@ -4015,7 +4045,7 @@
           <w:sz w:val="18"/>
           <w:szCs w:val="18"/>
         </w:rPr>
-        <w:t xml:space="preserve">Capture 6 — Un serveur du LAN sort par le NAT</w:t>
+        <w:t xml:space="preserve">Capture 6 — Un serveur du LAN sort grâce au NAT</w:t>
       </w:r>
     </w:p>
     <w:p>
@@ -4028,7 +4058,7 @@
         <w:pStyle w:val="Heading1"/>
       </w:pPr>
       <w:r>
-        <w:t xml:space="preserve">4. Mission 3 — Le serveur DHCP dédié (Kea)</w:t>
+        <w:t xml:space="preserve">4. Jalon 3 : le serveur DHCP</w:t>
       </w:r>
     </w:p>
     <w:p>
@@ -4036,17 +4066,17 @@
         <w:spacing w:after="120"/>
       </w:pPr>
       <w:r>
-        <w:t xml:space="preserve">Le service DHCP tourne sur une </w:t>
+        <w:t xml:space="preserve">Le DHCP tourne sur sa propre machine, </w:t>
       </w:r>
       <w:r>
         <w:rPr>
           <w:b/>
           <w:bCs/>
         </w:rPr>
-        <w:t xml:space="preserve">machine dédiée</w:t>
-      </w:r>
-      <w:r>
-        <w:t xml:space="preserve"> (srv-dhcp, 192.168.10.2), et non sur le routeur. Il distribue au client une adresse de la plage, la passerelle (le routeur) et le serveur DNS (AdGuardHome). Le logiciel utilisé est </w:t>
+        <w:t xml:space="preserve">srv-dhcp (192.168.10.2)</w:t>
+      </w:r>
+      <w:r>
+        <w:t xml:space="preserve">, et pas sur le routeur. J’ai utilisé </w:t>
       </w:r>
       <w:r>
         <w:rPr>
@@ -4056,7 +4086,7 @@
         <w:t xml:space="preserve">Kea</w:t>
       </w:r>
       <w:r>
-        <w:t xml:space="preserve">, successeur d’ISC DHCP.</w:t>
+        <w:t xml:space="preserve">, le successeur d’ISC DHCP. Son rôle : donner au client une adresse de la plage, l’adresse de la passerelle et celle du serveur DNS.</w:t>
       </w:r>
     </w:p>
     <w:p>
@@ -4064,7 +4094,7 @@
         <w:pStyle w:val="Heading2"/>
       </w:pPr>
       <w:r>
-        <w:t xml:space="preserve">4.1 Configuration réseau de srv-dhcp</w:t>
+        <w:t xml:space="preserve">4.1 Configuration</w:t>
       </w:r>
     </w:p>
     <w:p>
@@ -4083,6 +4113,24 @@
           <w:sz w:val="17"/>
           <w:szCs w:val="17"/>
         </w:rPr>
+        <w:t xml:space="preserve"># /etc/network/interfaces de srv-dhcp</w:t>
+      </w:r>
+    </w:p>
+    <w:p>
+      <w:pPr>
+        <w:pBdr>
+          <w:left w:val="single" w:color="1F4E79" w:sz="12" w:space="6"/>
+        </w:pBdr>
+        <w:shd w:fill="F2F2F2" w:color="auto" w:val="clear"/>
+        <w:spacing w:after="0" w:line="240"/>
+        <w:ind w:left="120"/>
+      </w:pPr>
+      <w:r>
+        <w:rPr>
+          <w:rFonts w:ascii="Consolas" w:cs="Consolas" w:eastAsia="Consolas" w:hAnsi="Consolas"/>
+          <w:sz w:val="17"/>
+          <w:szCs w:val="17"/>
+        </w:rPr>
         <w:t xml:space="preserve">auto ens18</w:t>
       </w:r>
     </w:p>
@@ -4143,10 +4191,10 @@
     </w:p>
     <w:p>
       <w:pPr>
-        <w:pStyle w:val="Heading2"/>
-      </w:pPr>
-      <w:r>
-        <w:t xml:space="preserve">4.2 Configuration Kea — /etc/kea/kea-dhcp4.conf</w:t>
+        <w:spacing w:after="120"/>
+      </w:pPr>
+      <w:r>
+        <w:t xml:space="preserve">Kea se configure en JSON. J’ai laissé des commentaires dans le fichier pour qu’il reste lisible :</w:t>
       </w:r>
     </w:p>
     <w:p>
@@ -4201,7 +4249,7 @@
           <w:sz w:val="17"/>
           <w:szCs w:val="17"/>
         </w:rPr>
-        <w:t xml:space="preserve">    // Interface d'écoute : UNIQUEMENT le LAN (vmbr1)</w:t>
+        <w:t xml:space="preserve">    // Kea n'écoute que sur le LAN</w:t>
       </w:r>
     </w:p>
     <w:p>
@@ -4255,7 +4303,7 @@
           <w:sz w:val="17"/>
           <w:szCs w:val="17"/>
         </w:rPr>
-        <w:t xml:space="preserve">    // Baux stockés dans /var/lib/kea/kea-leases4.csv</w:t>
+        <w:t xml:space="preserve">    // Les baux sont enregistrés dans /var/lib/kea/kea-leases4.csv</w:t>
       </w:r>
     </w:p>
     <w:p>
@@ -4309,7 +4357,7 @@
           <w:sz w:val="17"/>
           <w:szCs w:val="17"/>
         </w:rPr>
-        <w:t xml:space="preserve">    // Serveur autoritaire : répond DHCPNAK aux demandes invalides</w:t>
+        <w:t xml:space="preserve">    // C'est le seul serveur DHCP du réseau : il fait autorité</w:t>
       </w:r>
     </w:p>
     <w:p>
@@ -4363,7 +4411,7 @@
           <w:sz w:val="17"/>
           <w:szCs w:val="17"/>
         </w:rPr>
-        <w:t xml:space="preserve">    // Bail d'1 h ; renouvellement à 50 % (T1) puis 87,5 % (T2)</w:t>
+        <w:t xml:space="preserve">    // Bail d'une heure, renouvelé à mi-parcours</w:t>
       </w:r>
     </w:p>
     <w:p>
@@ -4471,7 +4519,7 @@
           <w:sz w:val="17"/>
           <w:szCs w:val="17"/>
         </w:rPr>
-        <w:t xml:space="preserve">      // Plage dynamique, hors des IP statiques des serveurs</w:t>
+        <w:t xml:space="preserve">      // Plage des clients, à l'écart des adresses fixes des serveurs</w:t>
       </w:r>
     </w:p>
     <w:p>
@@ -4525,7 +4573,7 @@
           <w:sz w:val="17"/>
           <w:szCs w:val="17"/>
         </w:rPr>
-        <w:t xml:space="preserve">        { "name": "routers",             "data": "192.168.10.1" },  // option 3 : passerelle</w:t>
+        <w:t xml:space="preserve">        { "name": "routers",             "data": "192.168.10.1" },  // passerelle</w:t>
       </w:r>
     </w:p>
     <w:p>
@@ -4543,7 +4591,7 @@
           <w:sz w:val="17"/>
           <w:szCs w:val="17"/>
         </w:rPr>
-        <w:t xml:space="preserve">        { "name": "domain-name-servers", "data": "192.168.10.3" },  // option 6 : DNS = AdGuard</w:t>
+        <w:t xml:space="preserve">        { "name": "domain-name-servers", "data": "192.168.10.3" },  // DNS = AdGuard</w:t>
       </w:r>
     </w:p>
     <w:p>
@@ -4561,7 +4609,7 @@
           <w:sz w:val="17"/>
           <w:szCs w:val="17"/>
         </w:rPr>
-        <w:t xml:space="preserve">        { "name": "domain-name",         "data": "pme.lan" },       // option 15 : suffixe</w:t>
+        <w:t xml:space="preserve">        { "name": "domain-name",         "data": "pme.lan" },       // suffixe DNS</w:t>
       </w:r>
     </w:p>
     <w:p>
@@ -4725,7 +4773,7 @@
           <w:sz w:val="17"/>
           <w:szCs w:val="17"/>
         </w:rPr>
-        <w:t xml:space="preserve">kea-dhcp4 -t /etc/kea/kea-dhcp4.conf      # test de syntaxe</w:t>
+        <w:t xml:space="preserve">kea-dhcp4 -t /etc/kea/kea-dhcp4.conf      # vérification de la syntaxe</w:t>
       </w:r>
     </w:p>
     <w:p>
@@ -4790,13 +4838,16 @@
                 <w:bCs/>
                 <w:color w:val="C55A11"/>
               </w:rPr>
-              <w:t xml:space="preserve">À savoir expliquer</w:t>
+              <w:t xml:space="preserve">Ce que j’ai compris</w:t>
             </w:r>
           </w:p>
           <w:p>
             <w:pPr>
               <w:spacing w:after="60"/>
             </w:pPr>
+            <w:r>
+              <w:t xml:space="preserve">L’échange DHCP se fait en quatre temps, </w:t>
+            </w:r>
             <w:r>
               <w:rPr>
                 <w:b/>
@@ -4805,62 +4856,53 @@
               <w:t xml:space="preserve">DORA</w:t>
             </w:r>
             <w:r>
-              <w:t xml:space="preserve"> : Discover (broadcast du client sans IP) → Offer (proposition) → Request (acceptation, en broadcast) → Ack (confirmation, début du bail).</w:t>
+              <w:t xml:space="preserve"> : le client demande (Discover), le serveur propose (Offer), le client accepte (Request), le serveur confirme (Ack).</w:t>
             </w:r>
           </w:p>
           <w:p>
             <w:pPr>
               <w:spacing w:after="60"/>
             </w:pPr>
+            <w:r>
+              <w:t xml:space="preserve">L’option </w:t>
+            </w:r>
             <w:r>
               <w:rPr>
                 <w:b/>
                 <w:bCs/>
               </w:rPr>
-              <w:t xml:space="preserve">interfaces : ens18</w:t>
-            </w:r>
-            <w:r>
-              <w:t xml:space="preserve"> : Kea n’écoute que sur le LAN et ne peut pas répondre ailleurs.</w:t>
-            </w:r>
-          </w:p>
-          <w:p>
-            <w:pPr>
-              <w:spacing w:after="60"/>
-            </w:pPr>
+              <w:t xml:space="preserve">routers</w:t>
+            </w:r>
+            <w:r>
+              <w:t xml:space="preserve"> donne la passerelle, l’option </w:t>
+            </w:r>
             <w:r>
               <w:rPr>
                 <w:b/>
                 <w:bCs/>
               </w:rPr>
-              <w:t xml:space="preserve">routers (option 3)</w:t>
-            </w:r>
-            <w:r>
-              <w:t xml:space="preserve"> indique la passerelle ; </w:t>
+              <w:t xml:space="preserve">domain-name-servers</w:t>
+            </w:r>
+            <w:r>
+              <w:t xml:space="preserve"> donne le DNS. Le DHCP ne résout aucun nom lui-même : il dit seulement au client à qui poser la question.</w:t>
+            </w:r>
+          </w:p>
+          <w:p>
+            <w:pPr>
+              <w:spacing w:after="60"/>
+            </w:pPr>
+            <w:r>
+              <w:t xml:space="preserve">Quand je redemande une adresse, le client retrouve toujours </w:t>
             </w:r>
             <w:r>
               <w:rPr>
                 <w:b/>
                 <w:bCs/>
               </w:rPr>
-              <w:t xml:space="preserve">domain-name-servers (option 6)</w:t>
-            </w:r>
-            <w:r>
-              <w:t xml:space="preserve"> indique le DNS. Le DHCP ne résout aucun nom : il donne seulement l’adresse de celui qui résout.</w:t>
-            </w:r>
-          </w:p>
-          <w:p>
-            <w:pPr>
-              <w:spacing w:after="60"/>
-            </w:pPr>
-            <w:r>
-              <w:rPr>
-                <w:b/>
-                <w:bCs/>
-              </w:rPr>
-              <w:t xml:space="preserve">Même IP à chaque renouvellement</w:t>
-            </w:r>
-            <w:r>
-              <w:t xml:space="preserve"> : le bail est associé à l’adresse MAC du client et reste valide 1 h ; Kea redonne donc la même adresse. C’est le comportement attendu.</w:t>
+              <w:t xml:space="preserve">192.168.10.100</w:t>
+            </w:r>
+            <w:r>
+              <w:t xml:space="preserve">. Au début je pensais que ça ne marchait pas, mais c’est normal : Kea associe le bail à l’adresse MAC du client, et tant que le bail est valide, il lui redonne la même adresse.</w:t>
             </w:r>
           </w:p>
         </w:tc>
@@ -4870,6 +4912,32 @@
       <w:pPr>
         <w:spacing w:after="160"/>
       </w:pPr>
+    </w:p>
+    <w:p>
+      <w:pPr>
+        <w:pStyle w:val="Heading2"/>
+      </w:pPr>
+      <w:r>
+        <w:t xml:space="preserve">4.2 Difficulté rencontrée</w:t>
+      </w:r>
+    </w:p>
+    <w:p>
+      <w:pPr>
+        <w:spacing w:after="120"/>
+      </w:pPr>
+      <w:r>
+        <w:t xml:space="preserve">Mon client a d’abord reçu une adresse en 192.168.0.x : il était encore branché sur </w:t>
+      </w:r>
+      <w:r>
+        <w:rPr>
+          <w:b/>
+          <w:bCs/>
+        </w:rPr>
+        <w:t xml:space="preserve">vmbr0</w:t>
+      </w:r>
+      <w:r>
+        <w:t xml:space="preserve">, puisque je l’avais équipé (bureau graphique, Firefox, Wireshark) avant de le basculer. C’était le DHCP de ma box qui lui répondait. Après l’avoir passé sur vmbr1, il a bien reçu son adresse de mon serveur Kea.</w:t>
+      </w:r>
     </w:p>
     <w:p>
       <w:pPr>
@@ -4938,7 +5006,7 @@
                 <w:sz w:val="18"/>
                 <w:szCs w:val="18"/>
               </w:rPr>
-              <w:t xml:space="preserve">À montrer : sudo nmcli device disconnect ens18 &amp;&amp; sudo nmcli device connect ens18, puis ip -br a (192.168.10.100), ip route (default via 192.168.10.1 proto dhcp), cat /etc/resolv.conf (nameserver 192.168.10.3, search pme.lan)</w:t>
+              <w:t xml:space="preserve">À montrer : après nmcli device disconnect/connect : ip -br a (192.168.10.100), ip route (default via 192.168.10.1 proto dhcp), /etc/resolv.conf (nameserver 192.168.10.3, search pme.lan)</w:t>
             </w:r>
           </w:p>
         </w:tc>
@@ -4957,7 +5025,7 @@
           <w:sz w:val="18"/>
           <w:szCs w:val="18"/>
         </w:rPr>
-        <w:t xml:space="preserve">Capture 7 — Configuration reçue par le client</w:t>
+        <w:t xml:space="preserve">Capture 7 — Ce que le client a reçu</w:t>
       </w:r>
     </w:p>
     <w:tbl>
@@ -5019,7 +5087,7 @@
                 <w:sz w:val="18"/>
                 <w:szCs w:val="18"/>
               </w:rPr>
-              <w:t xml:space="preserve">À montrer : journalctl -u kea-dhcp4-server (DISCOVER/OFFER/REQUEST/ACK) et cat /var/lib/kea/kea-leases4.csv (IP ↔ MAC du client)</w:t>
+              <w:t xml:space="preserve">À montrer : journalctl -u kea-dhcp4-server et cat /var/lib/kea/kea-leases4.csv</w:t>
             </w:r>
           </w:p>
         </w:tc>
@@ -5038,7 +5106,7 @@
           <w:sz w:val="18"/>
           <w:szCs w:val="18"/>
         </w:rPr>
-        <w:t xml:space="preserve">Capture 8 — Côté serveur : échange DORA et bail</w:t>
+        <w:t xml:space="preserve">Capture 8 — Côté serveur : l’échange DORA et le bail</w:t>
       </w:r>
     </w:p>
     <w:tbl>
@@ -5100,7 +5168,7 @@
                 <w:sz w:val="18"/>
                 <w:szCs w:val="18"/>
               </w:rPr>
-              <w:t xml:space="preserve">À montrer : sudo nmap --script broadcast-dhcp-discover -e ens18 sur le client : « Response 1 of 1 », Server Identifier 192.168.10.2</w:t>
+              <w:t xml:space="preserve">À montrer : nmap --script broadcast-dhcp-discover sur le client : « Response 1 of 1 », serveur 192.168.10.2</w:t>
             </w:r>
           </w:p>
         </w:tc>
@@ -5119,7 +5187,7 @@
           <w:sz w:val="18"/>
           <w:szCs w:val="18"/>
         </w:rPr>
-        <w:t xml:space="preserve">Capture 9 — Un seul DHCP sur le segment (facultatif)</w:t>
+        <w:t xml:space="preserve">Capture 9 — Un seul DHCP sur le réseau (facultatif)</w:t>
       </w:r>
     </w:p>
     <w:p>
@@ -5132,7 +5200,7 @@
         <w:pStyle w:val="Heading1"/>
       </w:pPr>
       <w:r>
-        <w:t xml:space="preserve">5. Mission 4 — Le résolveur AdGuardHome et la navigation</w:t>
+        <w:t xml:space="preserve">5. Jalon 4 : le résolveur AdGuardHome</w:t>
       </w:r>
     </w:p>
     <w:p>
@@ -5140,7 +5208,7 @@
         <w:spacing w:after="120"/>
       </w:pPr>
       <w:r>
-        <w:t xml:space="preserve">AdGuardHome est installé sur </w:t>
+        <w:t xml:space="preserve">J’ai installé AdGuardHome sur </w:t>
       </w:r>
       <w:r>
         <w:rPr>
@@ -5150,7 +5218,7 @@
         <w:t xml:space="preserve">srv-dns (192.168.10.3)</w:t>
       </w:r>
       <w:r>
-        <w:t xml:space="preserve">. Il joue le rôle de </w:t>
+        <w:t xml:space="preserve">. Il reçoit toutes les questions DNS des machines du LAN, les transmet à des serveurs DNS publics (c’est le rôle de </w:t>
       </w:r>
       <w:r>
         <w:rPr>
@@ -5160,7 +5228,7 @@
         <w:t xml:space="preserve">forwarder</w:t>
       </w:r>
       <w:r>
-        <w:t xml:space="preserve"> : il transmet les requêtes des postes vers des DNS publics (amont), garde les réponses en cache et journalise chaque requête.</w:t>
+        <w:t xml:space="preserve">), garde les réponses en cache et note chaque requête dans un journal.</w:t>
       </w:r>
     </w:p>
     <w:p>
@@ -5168,7 +5236,7 @@
         <w:pStyle w:val="Heading2"/>
       </w:pPr>
       <w:r>
-        <w:t xml:space="preserve">5.1 Installation</w:t>
+        <w:t xml:space="preserve">5.1 Installation et réglages</w:t>
       </w:r>
     </w:p>
     <w:p>
@@ -5214,35 +5282,7 @@
         <w:spacing w:after="120"/>
       </w:pPr>
       <w:r>
-        <w:t xml:space="preserve">Assistant initial (depuis le navigateur du client, http://192.168.10.3:3000) : interface d’administration sur </w:t>
-      </w:r>
-      <w:r>
-        <w:rPr>
-          <w:b/>
-          <w:bCs/>
-        </w:rPr>
-        <w:t xml:space="preserve">toutes les interfaces, port 80</w:t>
-      </w:r>
-      <w:r>
-        <w:t xml:space="preserve"> ; serveur DNS sur </w:t>
-      </w:r>
-      <w:r>
-        <w:rPr>
-          <w:b/>
-          <w:bCs/>
-        </w:rPr>
-        <w:t xml:space="preserve">toutes les interfaces, port 53</w:t>
-      </w:r>
-      <w:r>
-        <w:t xml:space="preserve"> ; création du compte administrateur.</w:t>
-      </w:r>
-    </w:p>
-    <w:p>
-      <w:pPr>
-        <w:pStyle w:val="Heading2"/>
-      </w:pPr>
-      <w:r>
-        <w:t xml:space="preserve">5.2 Configuration</w:t>
+        <w:t xml:space="preserve">J’ai fait la première configuration depuis le navigateur du client, sur http://192.168.10.3:3000 : interface d’administration sur le port 80, serveur DNS sur le port 53, puis création du compte administrateur. Ensuite, j’ai réglé :</w:t>
       </w:r>
     </w:p>
     <w:tbl>
@@ -5346,7 +5386,7 @@
                 <w:bCs/>
                 <w:color w:val="FFFFFF"/>
               </w:rPr>
-              <w:t xml:space="preserve">Rôle</w:t>
+              <w:t xml:space="preserve">Pourquoi</w:t>
             </w:r>
           </w:p>
         </w:tc>
@@ -5417,7 +5457,7 @@
           </w:tcPr>
           <w:p>
             <w:r>
-              <w:t xml:space="preserve">Résolution des noms Internet (forward)</w:t>
+              <w:t xml:space="preserve">Pour résoudre les noms d’Internet</w:t>
             </w:r>
           </w:p>
         </w:tc>
@@ -5488,7 +5528,7 @@
           </w:tcPr>
           <w:p>
             <w:r>
-              <w:t xml:space="preserve">Trace de chaque requête (preuve demandée)</w:t>
+              <w:t xml:space="preserve">Pour garder une trace de chaque requête</w:t>
             </w:r>
           </w:p>
         </w:tc>
@@ -5515,7 +5555,7 @@
           </w:tcPr>
           <w:p>
             <w:r>
-              <w:t xml:space="preserve">resolv.conf de srv-dns</w:t>
+              <w:t xml:space="preserve">DNS de srv-dns</w:t>
             </w:r>
           </w:p>
         </w:tc>
@@ -5586,7 +5626,7 @@
           </w:tcPr>
           <w:p>
             <w:r>
-              <w:t xml:space="preserve">resolv.conf des autres serveurs</w:t>
+              <w:t xml:space="preserve">DNS des autres serveurs</w:t>
             </w:r>
           </w:p>
         </w:tc>
@@ -5630,7 +5670,7 @@
           </w:tcPr>
           <w:p>
             <w:r>
-              <w:t xml:space="preserve">Toute la résolution passe par AdGuard (E4)</w:t>
+              <w:t xml:space="preserve">Tout passe par AdGuard</w:t>
             </w:r>
           </w:p>
         </w:tc>
@@ -5657,7 +5697,7 @@
           </w:tcPr>
           <w:p>
             <w:r>
-              <w:t xml:space="preserve">Client</w:t>
+              <w:t xml:space="preserve">DNS du client</w:t>
             </w:r>
           </w:p>
         </w:tc>
@@ -5679,7 +5719,7 @@
           </w:tcPr>
           <w:p>
             <w:r>
-              <w:t xml:space="preserve">DNS 192.168.10.3 reçu par DHCP</w:t>
+              <w:t xml:space="preserve">192.168.10.3, reçu par DHCP</w:t>
             </w:r>
           </w:p>
         </w:tc>
@@ -5701,7 +5741,7 @@
           </w:tcPr>
           <w:p>
             <w:r>
-              <w:t xml:space="preserve">Option 6</w:t>
+              <w:t xml:space="preserve">Configuré automatiquement</w:t>
             </w:r>
           </w:p>
         </w:tc>
@@ -5772,7 +5812,7 @@
           </w:tcPr>
           <w:p>
             <w:r>
-              <w:t xml:space="preserve">Évite que le navigateur contourne AdGuard</w:t>
+              <w:t xml:space="preserve">Sinon Firefox contournerait AdGuard</w:t>
             </w:r>
           </w:p>
         </w:tc>
@@ -5788,7 +5828,7 @@
         <w:pStyle w:val="Heading2"/>
       </w:pPr>
       <w:r>
-        <w:t xml:space="preserve">5.3 Preuves</w:t>
+        <w:t xml:space="preserve">5.2 Preuves</w:t>
       </w:r>
     </w:p>
     <w:tbl>
@@ -5850,7 +5890,7 @@
                 <w:sz w:val="18"/>
                 <w:szCs w:val="18"/>
               </w:rPr>
-              <w:t xml:space="preserve">À montrer : dig youtube.com sur le client : réponse A et ligne « SERVER: 192.168.10.3#53 »</w:t>
+              <w:t xml:space="preserve">À montrer : dig youtube.com sur le client : réponse et ligne « SERVER: 192.168.10.3#53 »</w:t>
             </w:r>
           </w:p>
         </w:tc>
@@ -5869,7 +5909,7 @@
           <w:sz w:val="18"/>
           <w:szCs w:val="18"/>
         </w:rPr>
-        <w:t xml:space="preserve">Capture 10 — Résolution par AdGuard</w:t>
+        <w:t xml:space="preserve">Capture 10 — C’est bien AdGuard qui répond</w:t>
       </w:r>
     </w:p>
     <w:tbl>
@@ -5931,7 +5971,7 @@
                 <w:sz w:val="18"/>
                 <w:szCs w:val="18"/>
               </w:rPr>
-              <w:t xml:space="preserve">À montrer : Firefox sur le client avec https://www.youtube.com ouvert</w:t>
+              <w:t xml:space="preserve">À montrer : Firefox sur le client avec youtube.com ouvert</w:t>
             </w:r>
           </w:p>
         </w:tc>
@@ -5950,7 +5990,7 @@
           <w:sz w:val="18"/>
           <w:szCs w:val="18"/>
         </w:rPr>
-        <w:t xml:space="preserve">Capture 11 — Navigation Internet depuis le client</w:t>
+        <w:t xml:space="preserve">Capture 11 — Le client navigue sur Internet</w:t>
       </w:r>
     </w:p>
     <w:tbl>
@@ -6012,7 +6052,7 @@
                 <w:sz w:val="18"/>
                 <w:szCs w:val="18"/>
               </w:rPr>
-              <w:t xml:space="preserve">À montrer : Journal des requêtes : youtube.com, client 192.168.10.100, statut « Traité » (transmis à l’amont)</w:t>
+              <w:t xml:space="preserve">À montrer : journal AdGuard : youtube.com, client 192.168.10.100, statut « Traité »</w:t>
             </w:r>
           </w:p>
         </w:tc>
@@ -6031,393 +6071,494 @@
           <w:sz w:val="18"/>
           <w:szCs w:val="18"/>
         </w:rPr>
-        <w:t xml:space="preserve">Capture 12 — Journal AdGuard — requête externe</w:t>
+        <w:t xml:space="preserve">Capture 12 — La requête apparaît dans le journal</w:t>
       </w:r>
     </w:p>
     <w:p>
       <w:pPr>
         <w:spacing w:after="120"/>
       </w:pPr>
+      <w:r>
+        <w:t xml:space="preserve">À ce stade, la première partie du TP est atteinte : un poste reçoit sa configuration par DHCP et navigue sur Internet, en passant par trois machines aux rôles bien séparés.</w:t>
+      </w:r>
+    </w:p>
+    <w:p>
+      <w:r>
+        <w:br w:type="page"/>
+      </w:r>
+    </w:p>
+    <w:p>
+      <w:pPr>
+        <w:pStyle w:val="Heading1"/>
+      </w:pPr>
+      <w:r>
+        <w:t xml:space="preserve">6. Jalon 5 : le serveur web</w:t>
+      </w:r>
+    </w:p>
+    <w:p>
+      <w:pPr>
+        <w:spacing w:after="120"/>
+      </w:pPr>
+      <w:r>
+        <w:t xml:space="preserve">L’application interne est hébergée sur une nouvelle machine, </w:t>
+      </w:r>
       <w:r>
         <w:rPr>
           <w:b/>
           <w:bCs/>
         </w:rPr>
-        <w:t xml:space="preserve">Fin de la Phase A</w:t>
-      </w:r>
-      <w:r>
-        <w:t xml:space="preserve"> : un poste en DHCP navigue sur Internet à travers une infrastructure à rôles séparés (routeur, DHCP, DNS sur trois machines distinctes).</w:t>
-      </w:r>
-    </w:p>
-    <w:p>
-      <w:r>
-        <w:br w:type="page"/>
-      </w:r>
-    </w:p>
-    <w:p>
-      <w:pPr>
-        <w:pStyle w:val="Heading1"/>
-      </w:pPr>
-      <w:r>
-        <w:t xml:space="preserve">6. Mission 5 — Le serveur web on-premise (Apache)</w:t>
-      </w:r>
-    </w:p>
-    <w:p>
-      <w:pPr>
-        <w:spacing w:after="120"/>
-      </w:pPr>
-      <w:r>
-        <w:t xml:space="preserve">Une nouvelle machine, </w:t>
+        <w:t xml:space="preserve">srv-web (192.168.10.4)</w:t>
+      </w:r>
+      <w:r>
+        <w:t xml:space="preserve">, avec </w:t>
       </w:r>
       <w:r>
         <w:rPr>
           <w:b/>
           <w:bCs/>
         </w:rPr>
-        <w:t xml:space="preserve">srv-web (192.168.10.4)</w:t>
-      </w:r>
-      <w:r>
-        <w:t xml:space="preserve">, héberge l’application web interne avec </w:t>
+        <w:t xml:space="preserve">Apache</w:t>
+      </w:r>
+      <w:r>
+        <w:t xml:space="preserve">. J’y ai mis une page simple contenant une image.</w:t>
+      </w:r>
+    </w:p>
+    <w:p>
+      <w:pPr>
+        <w:pBdr>
+          <w:top w:val="single" w:color="D9D9D9" w:sz="2" w:space="2"/>
+          <w:left w:val="single" w:color="1F4E79" w:sz="12" w:space="6"/>
+        </w:pBdr>
+        <w:shd w:fill="F2F2F2" w:color="auto" w:val="clear"/>
+        <w:spacing w:after="0" w:line="240"/>
+        <w:ind w:left="120"/>
+      </w:pPr>
+      <w:r>
+        <w:rPr>
+          <w:rFonts w:ascii="Consolas" w:cs="Consolas" w:eastAsia="Consolas" w:hAnsi="Consolas"/>
+          <w:sz w:val="17"/>
+          <w:szCs w:val="17"/>
+        </w:rPr>
+        <w:t xml:space="preserve"># /etc/network/interfaces de srv-web</w:t>
+      </w:r>
+    </w:p>
+    <w:p>
+      <w:pPr>
+        <w:pBdr>
+          <w:left w:val="single" w:color="1F4E79" w:sz="12" w:space="6"/>
+        </w:pBdr>
+        <w:shd w:fill="F2F2F2" w:color="auto" w:val="clear"/>
+        <w:spacing w:after="0" w:line="240"/>
+        <w:ind w:left="120"/>
+      </w:pPr>
+      <w:r>
+        <w:rPr>
+          <w:rFonts w:ascii="Consolas" w:cs="Consolas" w:eastAsia="Consolas" w:hAnsi="Consolas"/>
+          <w:sz w:val="17"/>
+          <w:szCs w:val="17"/>
+        </w:rPr>
+        <w:t xml:space="preserve">auto ens18</w:t>
+      </w:r>
+    </w:p>
+    <w:p>
+      <w:pPr>
+        <w:pBdr>
+          <w:left w:val="single" w:color="1F4E79" w:sz="12" w:space="6"/>
+        </w:pBdr>
+        <w:shd w:fill="F2F2F2" w:color="auto" w:val="clear"/>
+        <w:spacing w:after="0" w:line="240"/>
+        <w:ind w:left="120"/>
+      </w:pPr>
+      <w:r>
+        <w:rPr>
+          <w:rFonts w:ascii="Consolas" w:cs="Consolas" w:eastAsia="Consolas" w:hAnsi="Consolas"/>
+          <w:sz w:val="17"/>
+          <w:szCs w:val="17"/>
+        </w:rPr>
+        <w:t xml:space="preserve">iface ens18 inet static</w:t>
+      </w:r>
+    </w:p>
+    <w:p>
+      <w:pPr>
+        <w:pBdr>
+          <w:left w:val="single" w:color="1F4E79" w:sz="12" w:space="6"/>
+        </w:pBdr>
+        <w:shd w:fill="F2F2F2" w:color="auto" w:val="clear"/>
+        <w:spacing w:after="0" w:line="240"/>
+        <w:ind w:left="120"/>
+      </w:pPr>
+      <w:r>
+        <w:rPr>
+          <w:rFonts w:ascii="Consolas" w:cs="Consolas" w:eastAsia="Consolas" w:hAnsi="Consolas"/>
+          <w:sz w:val="17"/>
+          <w:szCs w:val="17"/>
+        </w:rPr>
+        <w:t xml:space="preserve">    address 192.168.10.4/24</w:t>
+      </w:r>
+    </w:p>
+    <w:p>
+      <w:pPr>
+        <w:pBdr>
+          <w:bottom w:val="single" w:color="D9D9D9" w:sz="2" w:space="2"/>
+          <w:left w:val="single" w:color="1F4E79" w:sz="12" w:space="6"/>
+        </w:pBdr>
+        <w:shd w:fill="F2F2F2" w:color="auto" w:val="clear"/>
+        <w:spacing w:after="160" w:line="240"/>
+        <w:ind w:left="120"/>
+      </w:pPr>
+      <w:r>
+        <w:rPr>
+          <w:rFonts w:ascii="Consolas" w:cs="Consolas" w:eastAsia="Consolas" w:hAnsi="Consolas"/>
+          <w:sz w:val="17"/>
+          <w:szCs w:val="17"/>
+        </w:rPr>
+        <w:t xml:space="preserve">    gateway 192.168.10.1</w:t>
+      </w:r>
+    </w:p>
+    <w:p>
+      <w:pPr>
+        <w:pBdr>
+          <w:top w:val="single" w:color="D9D9D9" w:sz="2" w:space="2"/>
+          <w:left w:val="single" w:color="1F4E79" w:sz="12" w:space="6"/>
+        </w:pBdr>
+        <w:shd w:fill="F2F2F2" w:color="auto" w:val="clear"/>
+        <w:spacing w:after="0" w:line="240"/>
+        <w:ind w:left="120"/>
+      </w:pPr>
+      <w:r>
+        <w:rPr>
+          <w:rFonts w:ascii="Consolas" w:cs="Consolas" w:eastAsia="Consolas" w:hAnsi="Consolas"/>
+          <w:sz w:val="17"/>
+          <w:szCs w:val="17"/>
+        </w:rPr>
+        <w:t xml:space="preserve">apt install -y apache2</w:t>
+      </w:r>
+    </w:p>
+    <w:p>
+      <w:pPr>
+        <w:pBdr>
+          <w:bottom w:val="single" w:color="D9D9D9" w:sz="2" w:space="2"/>
+          <w:left w:val="single" w:color="1F4E79" w:sz="12" w:space="6"/>
+        </w:pBdr>
+        <w:shd w:fill="F2F2F2" w:color="auto" w:val="clear"/>
+        <w:spacing w:after="160" w:line="240"/>
+        <w:ind w:left="120"/>
+      </w:pPr>
+      <w:r>
+        <w:rPr>
+          <w:rFonts w:ascii="Consolas" w:cs="Consolas" w:eastAsia="Consolas" w:hAnsi="Consolas"/>
+          <w:sz w:val="17"/>
+          <w:szCs w:val="17"/>
+        </w:rPr>
+        <w:t xml:space="preserve">systemctl enable --now apache2</w:t>
+      </w:r>
+    </w:p>
+    <w:p>
+      <w:pPr>
+        <w:spacing w:after="120"/>
+      </w:pPr>
+      <w:r>
+        <w:t xml:space="preserve">La page se trouve dans /var/www/html/index.html. L’image, je l’ai envoyée depuis mon PC avec scp, en passant par le routeur puisque le LAN n’est pas joignable directement :</w:t>
+      </w:r>
+    </w:p>
+    <w:p>
+      <w:pPr>
+        <w:pBdr>
+          <w:top w:val="single" w:color="D9D9D9" w:sz="2" w:space="2"/>
+          <w:left w:val="single" w:color="1F4E79" w:sz="12" w:space="6"/>
+        </w:pBdr>
+        <w:shd w:fill="F2F2F2" w:color="auto" w:val="clear"/>
+        <w:spacing w:after="0" w:line="240"/>
+        <w:ind w:left="120"/>
+      </w:pPr>
+      <w:r>
+        <w:rPr>
+          <w:rFonts w:ascii="Consolas" w:cs="Consolas" w:eastAsia="Consolas" w:hAnsi="Consolas"/>
+          <w:sz w:val="17"/>
+          <w:szCs w:val="17"/>
+        </w:rPr>
+        <w:t xml:space="preserve"># Depuis PowerShell sur mon PC</w:t>
+      </w:r>
+    </w:p>
+    <w:p>
+      <w:pPr>
+        <w:pBdr>
+          <w:left w:val="single" w:color="1F4E79" w:sz="12" w:space="6"/>
+        </w:pBdr>
+        <w:shd w:fill="F2F2F2" w:color="auto" w:val="clear"/>
+        <w:spacing w:after="0" w:line="240"/>
+        <w:ind w:left="120"/>
+      </w:pPr>
+      <w:r>
+        <w:rPr>
+          <w:rFonts w:ascii="Consolas" w:cs="Consolas" w:eastAsia="Consolas" w:hAnsi="Consolas"/>
+          <w:sz w:val="17"/>
+          <w:szCs w:val="17"/>
+        </w:rPr>
+        <w:t xml:space="preserve">scp -J etudiant@192.168.0.79 sg.png etudiant@192.168.10.4:/tmp/</w:t>
+      </w:r>
+    </w:p>
+    <w:p>
+      <w:pPr>
+        <w:pBdr>
+          <w:left w:val="single" w:color="1F4E79" w:sz="12" w:space="6"/>
+        </w:pBdr>
+        <w:shd w:fill="F2F2F2" w:color="auto" w:val="clear"/>
+        <w:spacing w:after="0" w:line="240"/>
+        <w:ind w:left="120"/>
+      </w:pPr>
+      <w:r>
+        <w:rPr>
+          <w:rFonts w:ascii="Consolas" w:cs="Consolas" w:eastAsia="Consolas" w:hAnsi="Consolas"/>
+          <w:sz w:val="17"/>
+          <w:szCs w:val="17"/>
+        </w:rPr>
+        <w:t xml:space="preserve"> </w:t>
+      </w:r>
+    </w:p>
+    <w:p>
+      <w:pPr>
+        <w:pBdr>
+          <w:left w:val="single" w:color="1F4E79" w:sz="12" w:space="6"/>
+        </w:pBdr>
+        <w:shd w:fill="F2F2F2" w:color="auto" w:val="clear"/>
+        <w:spacing w:after="0" w:line="240"/>
+        <w:ind w:left="120"/>
+      </w:pPr>
+      <w:r>
+        <w:rPr>
+          <w:rFonts w:ascii="Consolas" w:cs="Consolas" w:eastAsia="Consolas" w:hAnsi="Consolas"/>
+          <w:sz w:val="17"/>
+          <w:szCs w:val="17"/>
+        </w:rPr>
+        <w:t xml:space="preserve"># Puis sur srv-web</w:t>
+      </w:r>
+    </w:p>
+    <w:p>
+      <w:pPr>
+        <w:pBdr>
+          <w:left w:val="single" w:color="1F4E79" w:sz="12" w:space="6"/>
+        </w:pBdr>
+        <w:shd w:fill="F2F2F2" w:color="auto" w:val="clear"/>
+        <w:spacing w:after="0" w:line="240"/>
+        <w:ind w:left="120"/>
+      </w:pPr>
+      <w:r>
+        <w:rPr>
+          <w:rFonts w:ascii="Consolas" w:cs="Consolas" w:eastAsia="Consolas" w:hAnsi="Consolas"/>
+          <w:sz w:val="17"/>
+          <w:szCs w:val="17"/>
+        </w:rPr>
+        <w:t xml:space="preserve">mv /tmp/sg.png /var/www/html/</w:t>
+      </w:r>
+    </w:p>
+    <w:p>
+      <w:pPr>
+        <w:pBdr>
+          <w:bottom w:val="single" w:color="D9D9D9" w:sz="2" w:space="2"/>
+          <w:left w:val="single" w:color="1F4E79" w:sz="12" w:space="6"/>
+        </w:pBdr>
+        <w:shd w:fill="F2F2F2" w:color="auto" w:val="clear"/>
+        <w:spacing w:after="160" w:line="240"/>
+        <w:ind w:left="120"/>
+      </w:pPr>
+      <w:r>
+        <w:rPr>
+          <w:rFonts w:ascii="Consolas" w:cs="Consolas" w:eastAsia="Consolas" w:hAnsi="Consolas"/>
+          <w:sz w:val="17"/>
+          <w:szCs w:val="17"/>
+        </w:rPr>
+        <w:t xml:space="preserve">chown www-data:www-data /var/www/html/sg.png</w:t>
+      </w:r>
+    </w:p>
+    <w:p>
+      <w:pPr>
+        <w:pBdr>
+          <w:top w:val="single" w:color="D9D9D9" w:sz="2" w:space="2"/>
+          <w:left w:val="single" w:color="1F4E79" w:sz="12" w:space="6"/>
+        </w:pBdr>
+        <w:shd w:fill="F2F2F2" w:color="auto" w:val="clear"/>
+        <w:spacing w:after="0" w:line="240"/>
+        <w:ind w:left="120"/>
+      </w:pPr>
+      <w:r>
+        <w:rPr>
+          <w:rFonts w:ascii="Consolas" w:cs="Consolas" w:eastAsia="Consolas" w:hAnsi="Consolas"/>
+          <w:sz w:val="17"/>
+          <w:szCs w:val="17"/>
+        </w:rPr>
+        <w:t xml:space="preserve">&lt;!doctype html&gt;</w:t>
+      </w:r>
+    </w:p>
+    <w:p>
+      <w:pPr>
+        <w:pBdr>
+          <w:left w:val="single" w:color="1F4E79" w:sz="12" w:space="6"/>
+        </w:pBdr>
+        <w:shd w:fill="F2F2F2" w:color="auto" w:val="clear"/>
+        <w:spacing w:after="0" w:line="240"/>
+        <w:ind w:left="120"/>
+      </w:pPr>
+      <w:r>
+        <w:rPr>
+          <w:rFonts w:ascii="Consolas" w:cs="Consolas" w:eastAsia="Consolas" w:hAnsi="Consolas"/>
+          <w:sz w:val="17"/>
+          <w:szCs w:val="17"/>
+        </w:rPr>
+        <w:t xml:space="preserve">&lt;html lang="fr"&gt;</w:t>
+      </w:r>
+    </w:p>
+    <w:p>
+      <w:pPr>
+        <w:pBdr>
+          <w:left w:val="single" w:color="1F4E79" w:sz="12" w:space="6"/>
+        </w:pBdr>
+        <w:shd w:fill="F2F2F2" w:color="auto" w:val="clear"/>
+        <w:spacing w:after="0" w:line="240"/>
+        <w:ind w:left="120"/>
+      </w:pPr>
+      <w:r>
+        <w:rPr>
+          <w:rFonts w:ascii="Consolas" w:cs="Consolas" w:eastAsia="Consolas" w:hAnsi="Consolas"/>
+          <w:sz w:val="17"/>
+          <w:szCs w:val="17"/>
+        </w:rPr>
+        <w:t xml:space="preserve">&lt;head&gt;&lt;meta charset="utf-8"&gt;&lt;title&gt;Intranet PME&lt;/title&gt;&lt;/head&gt;</w:t>
+      </w:r>
+    </w:p>
+    <w:p>
+      <w:pPr>
+        <w:pBdr>
+          <w:left w:val="single" w:color="1F4E79" w:sz="12" w:space="6"/>
+        </w:pBdr>
+        <w:shd w:fill="F2F2F2" w:color="auto" w:val="clear"/>
+        <w:spacing w:after="0" w:line="240"/>
+        <w:ind w:left="120"/>
+      </w:pPr>
+      <w:r>
+        <w:rPr>
+          <w:rFonts w:ascii="Consolas" w:cs="Consolas" w:eastAsia="Consolas" w:hAnsi="Consolas"/>
+          <w:sz w:val="17"/>
+          <w:szCs w:val="17"/>
+        </w:rPr>
+        <w:t xml:space="preserve">&lt;body style="font-family:sans-serif;text-align:center"&gt;</w:t>
+      </w:r>
+    </w:p>
+    <w:p>
+      <w:pPr>
+        <w:pBdr>
+          <w:left w:val="single" w:color="1F4E79" w:sz="12" w:space="6"/>
+        </w:pBdr>
+        <w:shd w:fill="F2F2F2" w:color="auto" w:val="clear"/>
+        <w:spacing w:after="0" w:line="240"/>
+        <w:ind w:left="120"/>
+      </w:pPr>
+      <w:r>
+        <w:rPr>
+          <w:rFonts w:ascii="Consolas" w:cs="Consolas" w:eastAsia="Consolas" w:hAnsi="Consolas"/>
+          <w:sz w:val="17"/>
+          <w:szCs w:val="17"/>
+        </w:rPr>
+        <w:t xml:space="preserve">  &lt;h1&gt;Application interne PME&lt;/h1&gt;</w:t>
+      </w:r>
+    </w:p>
+    <w:p>
+      <w:pPr>
+        <w:pBdr>
+          <w:left w:val="single" w:color="1F4E79" w:sz="12" w:space="6"/>
+        </w:pBdr>
+        <w:shd w:fill="F2F2F2" w:color="auto" w:val="clear"/>
+        <w:spacing w:after="0" w:line="240"/>
+        <w:ind w:left="120"/>
+      </w:pPr>
+      <w:r>
+        <w:rPr>
+          <w:rFonts w:ascii="Consolas" w:cs="Consolas" w:eastAsia="Consolas" w:hAnsi="Consolas"/>
+          <w:sz w:val="17"/>
+          <w:szCs w:val="17"/>
+        </w:rPr>
+        <w:t xml:space="preserve">  &lt;p&gt;Servie par srv-web (192.168.10.4)&lt;/p&gt;</w:t>
+      </w:r>
+    </w:p>
+    <w:p>
+      <w:pPr>
+        <w:pBdr>
+          <w:left w:val="single" w:color="1F4E79" w:sz="12" w:space="6"/>
+        </w:pBdr>
+        <w:shd w:fill="F2F2F2" w:color="auto" w:val="clear"/>
+        <w:spacing w:after="0" w:line="240"/>
+        <w:ind w:left="120"/>
+      </w:pPr>
+      <w:r>
+        <w:rPr>
+          <w:rFonts w:ascii="Consolas" w:cs="Consolas" w:eastAsia="Consolas" w:hAnsi="Consolas"/>
+          <w:sz w:val="17"/>
+          <w:szCs w:val="17"/>
+        </w:rPr>
+        <w:t xml:space="preserve">  &lt;img src="sg.png" alt="capture" style="max-width:90%"&gt;</w:t>
+      </w:r>
+    </w:p>
+    <w:p>
+      <w:pPr>
+        <w:pBdr>
+          <w:left w:val="single" w:color="1F4E79" w:sz="12" w:space="6"/>
+        </w:pBdr>
+        <w:shd w:fill="F2F2F2" w:color="auto" w:val="clear"/>
+        <w:spacing w:after="0" w:line="240"/>
+        <w:ind w:left="120"/>
+      </w:pPr>
+      <w:r>
+        <w:rPr>
+          <w:rFonts w:ascii="Consolas" w:cs="Consolas" w:eastAsia="Consolas" w:hAnsi="Consolas"/>
+          <w:sz w:val="17"/>
+          <w:szCs w:val="17"/>
+        </w:rPr>
+        <w:t xml:space="preserve">&lt;/body&gt;</w:t>
+      </w:r>
+    </w:p>
+    <w:p>
+      <w:pPr>
+        <w:pBdr>
+          <w:bottom w:val="single" w:color="D9D9D9" w:sz="2" w:space="2"/>
+          <w:left w:val="single" w:color="1F4E79" w:sz="12" w:space="6"/>
+        </w:pBdr>
+        <w:shd w:fill="F2F2F2" w:color="auto" w:val="clear"/>
+        <w:spacing w:after="160" w:line="240"/>
+        <w:ind w:left="120"/>
+      </w:pPr>
+      <w:r>
+        <w:rPr>
+          <w:rFonts w:ascii="Consolas" w:cs="Consolas" w:eastAsia="Consolas" w:hAnsi="Consolas"/>
+          <w:sz w:val="17"/>
+          <w:szCs w:val="17"/>
+        </w:rPr>
+        <w:t xml:space="preserve">&lt;/html&gt;</w:t>
+      </w:r>
+    </w:p>
+    <w:p>
+      <w:pPr>
+        <w:pStyle w:val="Heading2"/>
+      </w:pPr>
+      <w:r>
+        <w:t xml:space="preserve">6.1 Difficultés rencontrées</w:t>
+      </w:r>
+    </w:p>
+    <w:p>
+      <w:pPr>
+        <w:spacing w:after="120"/>
+      </w:pPr>
+      <w:r>
+        <w:t xml:space="preserve">J’ai d’abord eu « La connexion a échoué », puis « Host unreachable » : mon client n’était pas sur le bon bridge. Ensuite, j’ai cru installer Apache alors que j’étais connecté en SSH… sur le routeur, toutes mes machines s’appelant encore « debian ». J’ai donc renommé chaque machine (hostnamectl). Enfin, une erreur </w:t>
       </w:r>
       <w:r>
         <w:rPr>
           <w:b/>
           <w:bCs/>
         </w:rPr>
-        <w:t xml:space="preserve">Apache 2</w:t>
-      </w:r>
-      <w:r>
-        <w:t xml:space="preserve">. À ce stade, elle n’est joignable que par son adresse IP.</w:t>
-      </w:r>
-    </w:p>
-    <w:p>
-      <w:pPr>
-        <w:pBdr>
-          <w:top w:val="single" w:color="D9D9D9" w:sz="2" w:space="2"/>
-          <w:left w:val="single" w:color="1F4E79" w:sz="12" w:space="6"/>
-        </w:pBdr>
-        <w:shd w:fill="F2F2F2" w:color="auto" w:val="clear"/>
-        <w:spacing w:after="0" w:line="240"/>
-        <w:ind w:left="120"/>
-      </w:pPr>
-      <w:r>
-        <w:rPr>
-          <w:rFonts w:ascii="Consolas" w:cs="Consolas" w:eastAsia="Consolas" w:hAnsi="Consolas"/>
-          <w:sz w:val="17"/>
-          <w:szCs w:val="17"/>
-        </w:rPr>
-        <w:t xml:space="preserve"># /etc/network/interfaces de srv-web</w:t>
-      </w:r>
-    </w:p>
-    <w:p>
-      <w:pPr>
-        <w:pBdr>
-          <w:left w:val="single" w:color="1F4E79" w:sz="12" w:space="6"/>
-        </w:pBdr>
-        <w:shd w:fill="F2F2F2" w:color="auto" w:val="clear"/>
-        <w:spacing w:after="0" w:line="240"/>
-        <w:ind w:left="120"/>
-      </w:pPr>
-      <w:r>
-        <w:rPr>
-          <w:rFonts w:ascii="Consolas" w:cs="Consolas" w:eastAsia="Consolas" w:hAnsi="Consolas"/>
-          <w:sz w:val="17"/>
-          <w:szCs w:val="17"/>
-        </w:rPr>
-        <w:t xml:space="preserve">auto ens18</w:t>
-      </w:r>
-    </w:p>
-    <w:p>
-      <w:pPr>
-        <w:pBdr>
-          <w:left w:val="single" w:color="1F4E79" w:sz="12" w:space="6"/>
-        </w:pBdr>
-        <w:shd w:fill="F2F2F2" w:color="auto" w:val="clear"/>
-        <w:spacing w:after="0" w:line="240"/>
-        <w:ind w:left="120"/>
-      </w:pPr>
-      <w:r>
-        <w:rPr>
-          <w:rFonts w:ascii="Consolas" w:cs="Consolas" w:eastAsia="Consolas" w:hAnsi="Consolas"/>
-          <w:sz w:val="17"/>
-          <w:szCs w:val="17"/>
-        </w:rPr>
-        <w:t xml:space="preserve">iface ens18 inet static</w:t>
-      </w:r>
-    </w:p>
-    <w:p>
-      <w:pPr>
-        <w:pBdr>
-          <w:left w:val="single" w:color="1F4E79" w:sz="12" w:space="6"/>
-        </w:pBdr>
-        <w:shd w:fill="F2F2F2" w:color="auto" w:val="clear"/>
-        <w:spacing w:after="0" w:line="240"/>
-        <w:ind w:left="120"/>
-      </w:pPr>
-      <w:r>
-        <w:rPr>
-          <w:rFonts w:ascii="Consolas" w:cs="Consolas" w:eastAsia="Consolas" w:hAnsi="Consolas"/>
-          <w:sz w:val="17"/>
-          <w:szCs w:val="17"/>
-        </w:rPr>
-        <w:t xml:space="preserve">    address 192.168.10.4/24</w:t>
-      </w:r>
-    </w:p>
-    <w:p>
-      <w:pPr>
-        <w:pBdr>
-          <w:bottom w:val="single" w:color="D9D9D9" w:sz="2" w:space="2"/>
-          <w:left w:val="single" w:color="1F4E79" w:sz="12" w:space="6"/>
-        </w:pBdr>
-        <w:shd w:fill="F2F2F2" w:color="auto" w:val="clear"/>
-        <w:spacing w:after="160" w:line="240"/>
-        <w:ind w:left="120"/>
-      </w:pPr>
-      <w:r>
-        <w:rPr>
-          <w:rFonts w:ascii="Consolas" w:cs="Consolas" w:eastAsia="Consolas" w:hAnsi="Consolas"/>
-          <w:sz w:val="17"/>
-          <w:szCs w:val="17"/>
-        </w:rPr>
-        <w:t xml:space="preserve">    gateway 192.168.10.1</w:t>
-      </w:r>
-    </w:p>
-    <w:p>
-      <w:pPr>
-        <w:pBdr>
-          <w:top w:val="single" w:color="D9D9D9" w:sz="2" w:space="2"/>
-          <w:left w:val="single" w:color="1F4E79" w:sz="12" w:space="6"/>
-        </w:pBdr>
-        <w:shd w:fill="F2F2F2" w:color="auto" w:val="clear"/>
-        <w:spacing w:after="0" w:line="240"/>
-        <w:ind w:left="120"/>
-      </w:pPr>
-      <w:r>
-        <w:rPr>
-          <w:rFonts w:ascii="Consolas" w:cs="Consolas" w:eastAsia="Consolas" w:hAnsi="Consolas"/>
-          <w:sz w:val="17"/>
-          <w:szCs w:val="17"/>
-        </w:rPr>
-        <w:t xml:space="preserve">apt install -y apache2</w:t>
-      </w:r>
-    </w:p>
-    <w:p>
-      <w:pPr>
-        <w:pBdr>
-          <w:left w:val="single" w:color="1F4E79" w:sz="12" w:space="6"/>
-        </w:pBdr>
-        <w:shd w:fill="F2F2F2" w:color="auto" w:val="clear"/>
-        <w:spacing w:after="0" w:line="240"/>
-        <w:ind w:left="120"/>
-      </w:pPr>
-      <w:r>
-        <w:rPr>
-          <w:rFonts w:ascii="Consolas" w:cs="Consolas" w:eastAsia="Consolas" w:hAnsi="Consolas"/>
-          <w:sz w:val="17"/>
-          <w:szCs w:val="17"/>
-        </w:rPr>
-        <w:t xml:space="preserve">systemctl enable --now apache2</w:t>
-      </w:r>
-    </w:p>
-    <w:p>
-      <w:pPr>
-        <w:pBdr>
-          <w:left w:val="single" w:color="1F4E79" w:sz="12" w:space="6"/>
-        </w:pBdr>
-        <w:shd w:fill="F2F2F2" w:color="auto" w:val="clear"/>
-        <w:spacing w:after="0" w:line="240"/>
-        <w:ind w:left="120"/>
-      </w:pPr>
-      <w:r>
-        <w:rPr>
-          <w:rFonts w:ascii="Consolas" w:cs="Consolas" w:eastAsia="Consolas" w:hAnsi="Consolas"/>
-          <w:sz w:val="17"/>
-          <w:szCs w:val="17"/>
-        </w:rPr>
-        <w:t xml:space="preserve"># Page servie : /var/www/html/index.html (+ image sg.png)</w:t>
-      </w:r>
-    </w:p>
-    <w:p>
-      <w:pPr>
-        <w:pBdr>
-          <w:bottom w:val="single" w:color="D9D9D9" w:sz="2" w:space="2"/>
-          <w:left w:val="single" w:color="1F4E79" w:sz="12" w:space="6"/>
-        </w:pBdr>
-        <w:shd w:fill="F2F2F2" w:color="auto" w:val="clear"/>
-        <w:spacing w:after="160" w:line="240"/>
-        <w:ind w:left="120"/>
-      </w:pPr>
-      <w:r>
-        <w:rPr>
-          <w:rFonts w:ascii="Consolas" w:cs="Consolas" w:eastAsia="Consolas" w:hAnsi="Consolas"/>
-          <w:sz w:val="17"/>
-          <w:szCs w:val="17"/>
-        </w:rPr>
-        <w:t xml:space="preserve">chown -R www-data:www-data /var/www/html</w:t>
-      </w:r>
-    </w:p>
-    <w:p>
-      <w:pPr>
-        <w:pBdr>
-          <w:top w:val="single" w:color="D9D9D9" w:sz="2" w:space="2"/>
-          <w:left w:val="single" w:color="1F4E79" w:sz="12" w:space="6"/>
-        </w:pBdr>
-        <w:shd w:fill="F2F2F2" w:color="auto" w:val="clear"/>
-        <w:spacing w:after="0" w:line="240"/>
-        <w:ind w:left="120"/>
-      </w:pPr>
-      <w:r>
-        <w:rPr>
-          <w:rFonts w:ascii="Consolas" w:cs="Consolas" w:eastAsia="Consolas" w:hAnsi="Consolas"/>
-          <w:sz w:val="17"/>
-          <w:szCs w:val="17"/>
-        </w:rPr>
-        <w:t xml:space="preserve">&lt;!doctype html&gt;</w:t>
-      </w:r>
-    </w:p>
-    <w:p>
-      <w:pPr>
-        <w:pBdr>
-          <w:left w:val="single" w:color="1F4E79" w:sz="12" w:space="6"/>
-        </w:pBdr>
-        <w:shd w:fill="F2F2F2" w:color="auto" w:val="clear"/>
-        <w:spacing w:after="0" w:line="240"/>
-        <w:ind w:left="120"/>
-      </w:pPr>
-      <w:r>
-        <w:rPr>
-          <w:rFonts w:ascii="Consolas" w:cs="Consolas" w:eastAsia="Consolas" w:hAnsi="Consolas"/>
-          <w:sz w:val="17"/>
-          <w:szCs w:val="17"/>
-        </w:rPr>
-        <w:t xml:space="preserve">&lt;html lang="fr"&gt;</w:t>
-      </w:r>
-    </w:p>
-    <w:p>
-      <w:pPr>
-        <w:pBdr>
-          <w:left w:val="single" w:color="1F4E79" w:sz="12" w:space="6"/>
-        </w:pBdr>
-        <w:shd w:fill="F2F2F2" w:color="auto" w:val="clear"/>
-        <w:spacing w:after="0" w:line="240"/>
-        <w:ind w:left="120"/>
-      </w:pPr>
-      <w:r>
-        <w:rPr>
-          <w:rFonts w:ascii="Consolas" w:cs="Consolas" w:eastAsia="Consolas" w:hAnsi="Consolas"/>
-          <w:sz w:val="17"/>
-          <w:szCs w:val="17"/>
-        </w:rPr>
-        <w:t xml:space="preserve">&lt;head&gt;&lt;meta charset="utf-8"&gt;&lt;title&gt;Intranet PME&lt;/title&gt;&lt;/head&gt;</w:t>
-      </w:r>
-    </w:p>
-    <w:p>
-      <w:pPr>
-        <w:pBdr>
-          <w:left w:val="single" w:color="1F4E79" w:sz="12" w:space="6"/>
-        </w:pBdr>
-        <w:shd w:fill="F2F2F2" w:color="auto" w:val="clear"/>
-        <w:spacing w:after="0" w:line="240"/>
-        <w:ind w:left="120"/>
-      </w:pPr>
-      <w:r>
-        <w:rPr>
-          <w:rFonts w:ascii="Consolas" w:cs="Consolas" w:eastAsia="Consolas" w:hAnsi="Consolas"/>
-          <w:sz w:val="17"/>
-          <w:szCs w:val="17"/>
-        </w:rPr>
-        <w:t xml:space="preserve">&lt;body style="font-family:sans-serif;text-align:center"&gt;</w:t>
-      </w:r>
-    </w:p>
-    <w:p>
-      <w:pPr>
-        <w:pBdr>
-          <w:left w:val="single" w:color="1F4E79" w:sz="12" w:space="6"/>
-        </w:pBdr>
-        <w:shd w:fill="F2F2F2" w:color="auto" w:val="clear"/>
-        <w:spacing w:after="0" w:line="240"/>
-        <w:ind w:left="120"/>
-      </w:pPr>
-      <w:r>
-        <w:rPr>
-          <w:rFonts w:ascii="Consolas" w:cs="Consolas" w:eastAsia="Consolas" w:hAnsi="Consolas"/>
-          <w:sz w:val="17"/>
-          <w:szCs w:val="17"/>
-        </w:rPr>
-        <w:t xml:space="preserve">  &lt;h1&gt;Application interne PME&lt;/h1&gt;</w:t>
-      </w:r>
-    </w:p>
-    <w:p>
-      <w:pPr>
-        <w:pBdr>
-          <w:left w:val="single" w:color="1F4E79" w:sz="12" w:space="6"/>
-        </w:pBdr>
-        <w:shd w:fill="F2F2F2" w:color="auto" w:val="clear"/>
-        <w:spacing w:after="0" w:line="240"/>
-        <w:ind w:left="120"/>
-      </w:pPr>
-      <w:r>
-        <w:rPr>
-          <w:rFonts w:ascii="Consolas" w:cs="Consolas" w:eastAsia="Consolas" w:hAnsi="Consolas"/>
-          <w:sz w:val="17"/>
-          <w:szCs w:val="17"/>
-        </w:rPr>
-        <w:t xml:space="preserve">  &lt;p&gt;Servie par srv-web — 192.168.10.4&lt;/p&gt;</w:t>
-      </w:r>
-    </w:p>
-    <w:p>
-      <w:pPr>
-        <w:pBdr>
-          <w:left w:val="single" w:color="1F4E79" w:sz="12" w:space="6"/>
-        </w:pBdr>
-        <w:shd w:fill="F2F2F2" w:color="auto" w:val="clear"/>
-        <w:spacing w:after="0" w:line="240"/>
-        <w:ind w:left="120"/>
-      </w:pPr>
-      <w:r>
-        <w:rPr>
-          <w:rFonts w:ascii="Consolas" w:cs="Consolas" w:eastAsia="Consolas" w:hAnsi="Consolas"/>
-          <w:sz w:val="17"/>
-          <w:szCs w:val="17"/>
-        </w:rPr>
-        <w:t xml:space="preserve">  &lt;img src="sg.png" alt="capture" style="max-width:90%"&gt;</w:t>
-      </w:r>
-    </w:p>
-    <w:p>
-      <w:pPr>
-        <w:pBdr>
-          <w:left w:val="single" w:color="1F4E79" w:sz="12" w:space="6"/>
-        </w:pBdr>
-        <w:shd w:fill="F2F2F2" w:color="auto" w:val="clear"/>
-        <w:spacing w:after="0" w:line="240"/>
-        <w:ind w:left="120"/>
-      </w:pPr>
-      <w:r>
-        <w:rPr>
-          <w:rFonts w:ascii="Consolas" w:cs="Consolas" w:eastAsia="Consolas" w:hAnsi="Consolas"/>
-          <w:sz w:val="17"/>
-          <w:szCs w:val="17"/>
-        </w:rPr>
-        <w:t xml:space="preserve">&lt;/body&gt;</w:t>
-      </w:r>
-    </w:p>
-    <w:p>
-      <w:pPr>
-        <w:pBdr>
-          <w:bottom w:val="single" w:color="D9D9D9" w:sz="2" w:space="2"/>
-          <w:left w:val="single" w:color="1F4E79" w:sz="12" w:space="6"/>
-        </w:pBdr>
-        <w:shd w:fill="F2F2F2" w:color="auto" w:val="clear"/>
-        <w:spacing w:after="160" w:line="240"/>
-        <w:ind w:left="120"/>
-      </w:pPr>
-      <w:r>
-        <w:rPr>
-          <w:rFonts w:ascii="Consolas" w:cs="Consolas" w:eastAsia="Consolas" w:hAnsi="Consolas"/>
-          <w:sz w:val="17"/>
-          <w:szCs w:val="17"/>
-        </w:rPr>
-        <w:t xml:space="preserve">&lt;/html&gt;</w:t>
+        <w:t xml:space="preserve">404</w:t>
+      </w:r>
+      <w:r>
+        <w:t xml:space="preserve"> m’a montré qu’Apache fonctionnait, mais que l’image était restée dans /tmp au lieu du dossier du site.</w:t>
       </w:r>
     </w:p>
     <w:p>
@@ -6425,7 +6566,7 @@
         <w:pStyle w:val="Heading2"/>
       </w:pPr>
       <w:r>
-        <w:t xml:space="preserve">6.1 Preuves</w:t>
+        <w:t xml:space="preserve">6.2 Preuves</w:t>
       </w:r>
     </w:p>
     <w:tbl>
@@ -6487,7 +6628,7 @@
                 <w:sz w:val="18"/>
                 <w:szCs w:val="18"/>
               </w:rPr>
-              <w:t xml:space="preserve">À montrer : systemctl status apache2 (active (running)) et ss -lntp | grep :80</w:t>
+              <w:t xml:space="preserve">À montrer : systemctl status apache2 (active) et ss -lntp | grep :80</w:t>
             </w:r>
           </w:p>
         </w:tc>
@@ -6506,7 +6647,7 @@
           <w:sz w:val="18"/>
           <w:szCs w:val="18"/>
         </w:rPr>
-        <w:t xml:space="preserve">Capture 13 — Apache actif sur srv-web</w:t>
+        <w:t xml:space="preserve">Capture 13 — Apache tourne sur srv-web</w:t>
       </w:r>
     </w:p>
     <w:tbl>
@@ -6568,7 +6709,7 @@
                 <w:sz w:val="18"/>
                 <w:szCs w:val="18"/>
               </w:rPr>
-              <w:t xml:space="preserve">À montrer : Firefox sur http://192.168.10.4/ affichant la page</w:t>
+              <w:t xml:space="preserve">À montrer : Firefox sur le client : http://192.168.10.4/</w:t>
             </w:r>
           </w:p>
         </w:tc>
@@ -6587,7 +6728,7 @@
           <w:sz w:val="18"/>
           <w:szCs w:val="18"/>
         </w:rPr>
-        <w:t xml:space="preserve">Capture 14 — Page accessible par l’IP depuis le client</w:t>
+        <w:t xml:space="preserve">Capture 14 — La page s’ouvre avec l’adresse IP</w:t>
       </w:r>
     </w:p>
     <w:tbl>
@@ -6668,7 +6809,7 @@
           <w:sz w:val="18"/>
           <w:szCs w:val="18"/>
         </w:rPr>
-        <w:t xml:space="preserve">Capture 15 — Le nom n’existe pas encore</w:t>
+        <w:t xml:space="preserve">Capture 15 — Le nom ne fonctionne pas encore</w:t>
       </w:r>
     </w:p>
     <w:p>
@@ -6676,7 +6817,7 @@
         <w:spacing w:after="120"/>
       </w:pPr>
       <w:r>
-        <w:t xml:space="preserve">Faire taper une adresse IP aux utilisateurs est inacceptable en entreprise : d’où la mission suivante.</w:t>
+        <w:t xml:space="preserve">Faire taper une adresse IP aux utilisateurs n’est pas acceptable en entreprise. C’est l’objet du jalon suivant.</w:t>
       </w:r>
     </w:p>
     <w:p>
@@ -6689,7 +6830,7 @@
         <w:pStyle w:val="Heading1"/>
       </w:pPr>
       <w:r>
-        <w:t xml:space="preserve">7. Mission 6 — La publication par le nom (app.pme.lan)</w:t>
+        <w:t xml:space="preserve">7. Jalon 6 : publier l’application par son nom</w:t>
       </w:r>
     </w:p>
     <w:p>
@@ -6697,7 +6838,7 @@
         <w:pStyle w:val="Heading2"/>
       </w:pPr>
       <w:r>
-        <w:t xml:space="preserve">7.1 Réécriture DNS dans AdGuardHome</w:t>
+        <w:t xml:space="preserve">7.1 La réécriture DNS</w:t>
       </w:r>
     </w:p>
     <w:p>
@@ -6705,17 +6846,17 @@
         <w:spacing w:after="120"/>
       </w:pPr>
       <w:r>
-        <w:t xml:space="preserve">Menu </w:t>
+        <w:t xml:space="preserve">Dans AdGuardHome, menu </w:t>
       </w:r>
       <w:r>
         <w:rPr>
           <w:b/>
           <w:bCs/>
         </w:rPr>
-        <w:t xml:space="preserve">Filtres → Réécritures DNS → Ajouter</w:t>
-      </w:r>
-      <w:r>
-        <w:t xml:space="preserve"> :</w:t>
+        <w:t xml:space="preserve">Filtres → Réécritures DNS</w:t>
+      </w:r>
+      <w:r>
+        <w:t xml:space="preserve">, j’ai ajouté une seule règle :</w:t>
       </w:r>
     </w:p>
     <w:tbl>
@@ -6850,6 +6991,14 @@
         <w:spacing w:after="120"/>
       </w:pPr>
     </w:p>
+    <w:p>
+      <w:pPr>
+        <w:spacing w:after="120"/>
+      </w:pPr>
+      <w:r>
+        <w:t xml:space="preserve">Dès que la règle est enregistrée, le client peut ouvrir http://app.pme.lan, et YouTube continue de fonctionner normalement.</w:t>
+      </w:r>
+    </w:p>
     <w:tbl>
       <w:tblPr>
         <w:tblW w:type="dxa" w:w="9638"/>
@@ -6901,44 +7050,17 @@
               <w:spacing w:after="60"/>
             </w:pPr>
             <w:r>
+              <w:t xml:space="preserve">Non. AdGuard n’a pas de fichier de zone, ni d’enregistrement SOA ou NS. Il applique simplement une </w:t>
+            </w:r>
+            <w:r>
               <w:rPr>
                 <w:b/>
                 <w:bCs/>
               </w:rPr>
-              <w:t xml:space="preserve">Non.</w:t>
-            </w:r>
-            <w:r>
-              <w:t xml:space="preserve"> AdGuard n’a ni fichier de zone, ni SOA, ni NS : il applique une </w:t>
-            </w:r>
-            <w:r>
-              <w:rPr>
-                <w:b/>
-                <w:bCs/>
-              </w:rPr>
-              <w:t xml:space="preserve">règle de réécriture</w:t>
-            </w:r>
-            <w:r>
-              <w:t xml:space="preserve">. Quand un client demande app.pme.lan, il </w:t>
-            </w:r>
-            <w:r>
-              <w:rPr>
-                <w:b/>
-                <w:bCs/>
-              </w:rPr>
-              <w:t xml:space="preserve">fabrique lui-même la réponse</w:t>
-            </w:r>
-            <w:r>
-              <w:t xml:space="preserve"> 192.168.10.4 sans interroger l’amont. Pour tous les autres noms, il continue de </w:t>
-            </w:r>
-            <w:r>
-              <w:rPr>
-                <w:b/>
-                <w:bCs/>
-              </w:rPr>
-              <w:t xml:space="preserve">transmettre</w:t>
-            </w:r>
-            <w:r>
-              <w:t xml:space="preserve"> à 1.1.1.1 / 9.9.9.9.</w:t>
+              <w:t xml:space="preserve">règle</w:t>
+            </w:r>
+            <w:r>
+              <w:t xml:space="preserve"> : quand on lui demande app.pme.lan, il répond lui-même 192.168.10.4, sans rien demander à personne. Pour tous les autres noms, il continue de transmettre la question à 1.1.1.1 ou 9.9.9.9.</w:t>
             </w:r>
           </w:p>
           <w:p>
@@ -6946,7 +7068,7 @@
               <w:spacing w:after="60"/>
             </w:pPr>
             <w:r>
-              <w:t xml:space="preserve">Preuve : </w:t>
+              <w:t xml:space="preserve">Je l’ai vérifié avec </w:t>
             </w:r>
             <w:r>
               <w:rPr>
@@ -6956,17 +7078,7 @@
               <w:t xml:space="preserve">dig autre.pme.lan</w:t>
             </w:r>
             <w:r>
-              <w:t xml:space="preserve"> renvoie NXDOMAIN </w:t>
-            </w:r>
-            <w:r>
-              <w:rPr>
-                <w:b/>
-                <w:bCs/>
-              </w:rPr>
-              <w:t xml:space="preserve">venant de l’amont</w:t>
-            </w:r>
-            <w:r>
-              <w:t xml:space="preserve"> (statut « Traité » dans le journal) : aucune zone pme.lan n’existe sur AdGuard. Un serveur autoritaire (bind9) aurait répondu lui-même, avec son SOA et le flag AA.</w:t>
+              <w:t xml:space="preserve"> : la réponse est NXDOMAIN, et le journal montre qu’elle vient de l’amont. Si AdGuard possédait une zone pme.lan, il aurait répondu lui-même, comme le faisait bind9 la semaine dernière.</w:t>
             </w:r>
           </w:p>
         </w:tc>
@@ -6982,7 +7094,7 @@
         <w:pStyle w:val="Heading2"/>
       </w:pPr>
       <w:r>
-        <w:t xml:space="preserve">7.2 Double validation (E7)</w:t>
+        <w:t xml:space="preserve">7.2 La double validation</w:t>
       </w:r>
     </w:p>
     <w:p>
@@ -6990,7 +7102,17 @@
         <w:spacing w:after="120"/>
       </w:pPr>
       <w:r>
-        <w:t xml:space="preserve">Script de démonstration exécuté sur le client (~/verif.sh) :</w:t>
+        <w:t xml:space="preserve">Pour montrer en une seule fois que le nom interne </w:t>
+      </w:r>
+      <w:r>
+        <w:rPr>
+          <w:b/>
+          <w:bCs/>
+        </w:rPr>
+        <w:t xml:space="preserve">et</w:t>
+      </w:r>
+      <w:r>
+        <w:t xml:space="preserve"> Internet fonctionnent, j’ai écrit un petit script sur le client :</w:t>
       </w:r>
     </w:p>
     <w:p>
@@ -7152,7 +7274,7 @@
                 <w:sz w:val="18"/>
                 <w:szCs w:val="18"/>
               </w:rPr>
-              <w:t xml:space="preserve">À montrer : Filtres → Réécritures DNS : app.pme.lan → 192.168.10.4 (activée)</w:t>
+              <w:t xml:space="preserve">À montrer : Filtres → Réécritures DNS : app.pme.lan → 192.168.10.4</w:t>
             </w:r>
           </w:p>
         </w:tc>
@@ -7171,7 +7293,7 @@
           <w:sz w:val="18"/>
           <w:szCs w:val="18"/>
         </w:rPr>
-        <w:t xml:space="preserve">Capture 16 — Règle de réécriture dans AdGuard</w:t>
+        <w:t xml:space="preserve">Capture 16 — La règle dans AdGuard</w:t>
       </w:r>
     </w:p>
     <w:tbl>
@@ -7233,7 +7355,7 @@
                 <w:sz w:val="18"/>
                 <w:szCs w:val="18"/>
               </w:rPr>
-              <w:t xml:space="preserve">À montrer : dig app.pme.lan : réponse 192.168.10.4, SERVER 192.168.10.3</w:t>
+              <w:t xml:space="preserve">À montrer : dig app.pme.lan : réponse 192.168.10.4, serveur 192.168.10.3</w:t>
             </w:r>
           </w:p>
         </w:tc>
@@ -7252,7 +7374,7 @@
           <w:sz w:val="18"/>
           <w:szCs w:val="18"/>
         </w:rPr>
-        <w:t xml:space="preserve">Capture 17 — Résolution du nom interne</w:t>
+        <w:t xml:space="preserve">Capture 17 — Le nom est résolu</w:t>
       </w:r>
     </w:p>
     <w:tbl>
@@ -7314,7 +7436,7 @@
                 <w:sz w:val="18"/>
                 <w:szCs w:val="18"/>
               </w:rPr>
-              <w:t xml:space="preserve">À montrer : sortie de ~/verif.sh : 192.168.10.4 / IP publique / 200 -&gt; 192.168.10.4 / 200 -&gt; IP publique</w:t>
+              <w:t xml:space="preserve">À montrer : sortie de verif.sh : les deux résolutions et les deux codes 200</w:t>
             </w:r>
           </w:p>
         </w:tc>
@@ -7333,7 +7455,7 @@
           <w:sz w:val="18"/>
           <w:szCs w:val="18"/>
         </w:rPr>
-        <w:t xml:space="preserve">Capture 18 — Double validation — script</w:t>
+        <w:t xml:space="preserve">Capture 18 — Double validation avec le script</w:t>
       </w:r>
     </w:p>
     <w:tbl>
@@ -7395,7 +7517,7 @@
                 <w:sz w:val="18"/>
                 <w:szCs w:val="18"/>
               </w:rPr>
-              <w:t xml:space="preserve">À montrer : deux onglets Firefox côte à côte : http://app.pme.lan (page Apache) et https://www.youtube.com</w:t>
+              <w:t xml:space="preserve">À montrer : deux onglets Firefox : http://app.pme.lan et youtube.com</w:t>
             </w:r>
           </w:p>
         </w:tc>
@@ -7414,7 +7536,7 @@
           <w:sz w:val="18"/>
           <w:szCs w:val="18"/>
         </w:rPr>
-        <w:t xml:space="preserve">Capture 19 — Double validation — navigateur</w:t>
+        <w:t xml:space="preserve">Capture 19 — Double validation dans le navigateur</w:t>
       </w:r>
     </w:p>
     <w:tbl>
@@ -7476,7 +7598,7 @@
                 <w:sz w:val="18"/>
                 <w:szCs w:val="18"/>
               </w:rPr>
-              <w:t xml:space="preserve">À montrer : app.pme.lan avec le statut « Réécrit » et youtube.com avec le statut « Traité »</w:t>
+              <w:t xml:space="preserve">À montrer : app.pme.lan en statut « Réécrit » et youtube.com en statut « Traité »</w:t>
             </w:r>
           </w:p>
         </w:tc>
@@ -7495,7 +7617,7 @@
           <w:sz w:val="18"/>
           <w:szCs w:val="18"/>
         </w:rPr>
-        <w:t xml:space="preserve">Capture 20 — Journal AdGuard — requête interne et externe</w:t>
+        <w:t xml:space="preserve">Capture 20 — Le journal AdGuard</w:t>
       </w:r>
     </w:p>
     <w:p>
@@ -7508,7 +7630,7 @@
         <w:pStyle w:val="Heading1"/>
       </w:pPr>
       <w:r>
-        <w:t xml:space="preserve">8. Mission 7 — Mesure et analyse Wireshark</w:t>
+        <w:t xml:space="preserve">8. Jalon 7 : mesure et analyse avec Wireshark</w:t>
       </w:r>
     </w:p>
     <w:p>
@@ -7516,7 +7638,7 @@
         <w:pStyle w:val="Heading2"/>
       </w:pPr>
       <w:r>
-        <w:t xml:space="preserve">8.1 Protocole de capture</w:t>
+        <w:t xml:space="preserve">8.1 Comment j’ai fait la capture</w:t>
       </w:r>
     </w:p>
     <w:p>
@@ -7529,7 +7651,7 @@
         <w:spacing w:after="60"/>
       </w:pPr>
       <w:r>
-        <w:t xml:space="preserve">Sur le client, lancer Wireshark et démarrer la capture sur </w:t>
+        <w:t xml:space="preserve">J’ai lancé Wireshark sur le client, sur la carte </w:t>
       </w:r>
       <w:r>
         <w:rPr>
@@ -7552,7 +7674,7 @@
         <w:spacing w:after="60"/>
       </w:pPr>
       <w:r>
-        <w:t xml:space="preserve">Repartir d’un poste propre : sudo nmcli device disconnect ens18 ; sudo ip neigh flush all ; sudo nmcli device connect ens18.</w:t>
+        <w:t xml:space="preserve">J’ai remis le poste « à zéro » : vidage du cache ARP (sudo ip neigh flush all) et nouvelle demande DHCP (nmcli device disconnect puis connect).</w:t>
       </w:r>
     </w:p>
     <w:p>
@@ -7565,7 +7687,7 @@
         <w:spacing w:after="60"/>
       </w:pPr>
       <w:r>
-        <w:t xml:space="preserve">Dans Firefox (fenêtre privée), ouvrir </w:t>
+        <w:t xml:space="preserve">Dans une fenêtre privée de Firefox, j’ai ouvert </w:t>
       </w:r>
       <w:r>
         <w:rPr>
@@ -7582,7 +7704,7 @@
           <w:b/>
           <w:bCs/>
         </w:rPr>
-        <w:t xml:space="preserve">https://www.youtube.com</w:t>
+        <w:t xml:space="preserve">youtube.com</w:t>
       </w:r>
       <w:r>
         <w:t xml:space="preserve">.</w:t>
@@ -7598,7 +7720,7 @@
         <w:spacing w:after="60"/>
       </w:pPr>
       <w:r>
-        <w:t xml:space="preserve">Arrêter la capture et l’enregistrer : </w:t>
+        <w:t xml:space="preserve">J’ai arrêté la capture et je l’ai enregistrée sous </w:t>
       </w:r>
       <w:r>
         <w:rPr>
@@ -7616,7 +7738,7 @@
         <w:spacing w:after="120"/>
       </w:pPr>
       <w:r>
-        <w:t xml:space="preserve">Filtre d’affichage utilisé : dhcp || arp || dns || (ip.addr == 192.168.10.4 &amp;&amp; tcp.port == 80)</w:t>
+        <w:t xml:space="preserve">Pour la lire plus facilement, j’ai utilisé ce filtre : dhcp || arp || dns || (ip.addr == 192.168.10.4 &amp;&amp; tcp.port == 80)</w:t>
       </w:r>
     </w:p>
     <w:tbl>
@@ -7678,7 +7800,7 @@
                 <w:sz w:val="18"/>
                 <w:szCs w:val="18"/>
               </w:rPr>
-              <w:t xml:space="preserve">À montrer : fenêtre Wireshark avec le filtre appliqué, montrant les étapes dans l’ordre</w:t>
+              <w:t xml:space="preserve">À montrer : Wireshark avec le filtre, les étapes apparaissant dans l’ordre</w:t>
             </w:r>
           </w:p>
         </w:tc>
@@ -7697,7 +7819,7 @@
           <w:sz w:val="18"/>
           <w:szCs w:val="18"/>
         </w:rPr>
-        <w:t xml:space="preserve">Capture 21 — Vue d’ensemble de la capture filtrée</w:t>
+        <w:t xml:space="preserve">Capture 21 — La capture filtrée</w:t>
       </w:r>
     </w:p>
     <w:p>
@@ -7705,15 +7827,7 @@
         <w:pStyle w:val="Heading2"/>
       </w:pPr>
       <w:r>
-        <w:t xml:space="preserve">8.2 Annotation de la capture (numéros de paquets)</w:t>
-      </w:r>
-    </w:p>
-    <w:p>
-      <w:pPr>
-        <w:spacing w:after="120"/>
-      </w:pPr>
-      <w:r>
-        <w:t xml:space="preserve">À compléter avec les numéros de paquets de votre propre capture :</w:t>
+        <w:t xml:space="preserve">8.2 Les étapes, paquet par paquet</w:t>
       </w:r>
     </w:p>
     <w:tbl>
@@ -7730,9 +7844,9 @@
       </w:tblPr>
       <w:tblGrid>
         <w:gridCol w:w="1100"/>
-        <w:gridCol w:w="1800"/>
-        <w:gridCol w:w="2700"/>
-        <w:gridCol w:w="4038"/>
+        <w:gridCol w:w="1700"/>
+        <w:gridCol w:w="2600"/>
+        <w:gridCol w:w="4238"/>
       </w:tblGrid>
       <w:tr>
         <w:trPr>
@@ -7768,7 +7882,7 @@
         </w:tc>
         <w:tc>
           <w:tcPr>
-            <w:tcW w:type="dxa" w:w="1800"/>
+            <w:tcW w:type="dxa" w:w="1700"/>
             <w:tcBorders>
               <w:top w:val="single" w:color="BFBFBF" w:sz="4"/>
               <w:left w:val="single" w:color="BFBFBF" w:sz="4"/>
@@ -7796,7 +7910,7 @@
         </w:tc>
         <w:tc>
           <w:tcPr>
-            <w:tcW w:type="dxa" w:w="2700"/>
+            <w:tcW w:type="dxa" w:w="2600"/>
             <w:tcBorders>
               <w:top w:val="single" w:color="BFBFBF" w:sz="4"/>
               <w:left w:val="single" w:color="BFBFBF" w:sz="4"/>
@@ -7818,13 +7932,13 @@
                 <w:bCs/>
                 <w:color w:val="FFFFFF"/>
               </w:rPr>
-              <w:t xml:space="preserve">Source → Destination</w:t>
-            </w:r>
-          </w:p>
-        </w:tc>
-        <w:tc>
-          <w:tcPr>
-            <w:tcW w:type="dxa" w:w="4038"/>
+              <w:t xml:space="preserve">De → vers</w:t>
+            </w:r>
+          </w:p>
+        </w:tc>
+        <w:tc>
+          <w:tcPr>
+            <w:tcW w:type="dxa" w:w="4238"/>
             <w:tcBorders>
               <w:top w:val="single" w:color="BFBFBF" w:sz="4"/>
               <w:left w:val="single" w:color="BFBFBF" w:sz="4"/>
@@ -7846,7 +7960,7 @@
                 <w:bCs/>
                 <w:color w:val="FFFFFF"/>
               </w:rPr>
-              <w:t xml:space="preserve">Étape et explication</w:t>
+              <w:t xml:space="preserve">Ce qui se passe</w:t>
             </w:r>
           </w:p>
         </w:tc>
@@ -7875,7 +7989,7 @@
         </w:tc>
         <w:tc>
           <w:tcPr>
-            <w:tcW w:type="dxa" w:w="1800"/>
+            <w:tcW w:type="dxa" w:w="1700"/>
             <w:tcBorders>
               <w:top w:val="single" w:color="BFBFBF" w:sz="4"/>
               <w:left w:val="single" w:color="BFBFBF" w:sz="4"/>
@@ -7897,45 +8011,45 @@
         </w:tc>
         <w:tc>
           <w:tcPr>
-            <w:tcW w:type="dxa" w:w="2700"/>
-            <w:tcBorders>
-              <w:top w:val="single" w:color="BFBFBF" w:sz="4"/>
-              <w:left w:val="single" w:color="BFBFBF" w:sz="4"/>
-              <w:bottom w:val="single" w:color="BFBFBF" w:sz="4"/>
-              <w:right w:val="single" w:color="BFBFBF" w:sz="4"/>
-            </w:tcBorders>
-            <w:tcMar>
-              <w:top w:type="dxa" w:w="60"/>
-              <w:left w:type="dxa" w:w="100"/>
-              <w:bottom w:type="dxa" w:w="60"/>
-              <w:right w:type="dxa" w:w="100"/>
-            </w:tcMar>
-          </w:tcPr>
-          <w:p>
-            <w:r>
-              <w:t xml:space="preserve">0.0.0.0 → 255.255.255.255</w:t>
-            </w:r>
-          </w:p>
-        </w:tc>
-        <w:tc>
-          <w:tcPr>
-            <w:tcW w:type="dxa" w:w="4038"/>
-            <w:tcBorders>
-              <w:top w:val="single" w:color="BFBFBF" w:sz="4"/>
-              <w:left w:val="single" w:color="BFBFBF" w:sz="4"/>
-              <w:bottom w:val="single" w:color="BFBFBF" w:sz="4"/>
-              <w:right w:val="single" w:color="BFBFBF" w:sz="4"/>
-            </w:tcBorders>
-            <w:tcMar>
-              <w:top w:type="dxa" w:w="60"/>
-              <w:left w:type="dxa" w:w="100"/>
-              <w:bottom w:type="dxa" w:w="60"/>
-              <w:right w:type="dxa" w:w="100"/>
-            </w:tcMar>
-          </w:tcPr>
-          <w:p>
-            <w:r>
-              <w:t xml:space="preserve">Le client sans IP cherche un serveur DHCP (broadcast, d’où l’absence de relais)</w:t>
+            <w:tcW w:type="dxa" w:w="2600"/>
+            <w:tcBorders>
+              <w:top w:val="single" w:color="BFBFBF" w:sz="4"/>
+              <w:left w:val="single" w:color="BFBFBF" w:sz="4"/>
+              <w:bottom w:val="single" w:color="BFBFBF" w:sz="4"/>
+              <w:right w:val="single" w:color="BFBFBF" w:sz="4"/>
+            </w:tcBorders>
+            <w:tcMar>
+              <w:top w:type="dxa" w:w="60"/>
+              <w:left w:type="dxa" w:w="100"/>
+              <w:bottom w:type="dxa" w:w="60"/>
+              <w:right w:type="dxa" w:w="100"/>
+            </w:tcMar>
+          </w:tcPr>
+          <w:p>
+            <w:r>
+              <w:t xml:space="preserve">0.0.0.0 → broadcast</w:t>
+            </w:r>
+          </w:p>
+        </w:tc>
+        <w:tc>
+          <w:tcPr>
+            <w:tcW w:type="dxa" w:w="4238"/>
+            <w:tcBorders>
+              <w:top w:val="single" w:color="BFBFBF" w:sz="4"/>
+              <w:left w:val="single" w:color="BFBFBF" w:sz="4"/>
+              <w:bottom w:val="single" w:color="BFBFBF" w:sz="4"/>
+              <w:right w:val="single" w:color="BFBFBF" w:sz="4"/>
+            </w:tcBorders>
+            <w:tcMar>
+              <w:top w:type="dxa" w:w="60"/>
+              <w:left w:type="dxa" w:w="100"/>
+              <w:bottom w:type="dxa" w:w="60"/>
+              <w:right w:type="dxa" w:w="100"/>
+            </w:tcMar>
+          </w:tcPr>
+          <w:p>
+            <w:r>
+              <w:t xml:space="preserve">Le client, sans adresse, cherche un serveur DHCP</w:t>
             </w:r>
           </w:p>
         </w:tc>
@@ -7964,7 +8078,7 @@
         </w:tc>
         <w:tc>
           <w:tcPr>
-            <w:tcW w:type="dxa" w:w="1800"/>
+            <w:tcW w:type="dxa" w:w="1700"/>
             <w:tcBorders>
               <w:top w:val="single" w:color="BFBFBF" w:sz="4"/>
               <w:left w:val="single" w:color="BFBFBF" w:sz="4"/>
@@ -7986,7 +8100,7 @@
         </w:tc>
         <w:tc>
           <w:tcPr>
-            <w:tcW w:type="dxa" w:w="2700"/>
+            <w:tcW w:type="dxa" w:w="2600"/>
             <w:tcBorders>
               <w:top w:val="single" w:color="BFBFBF" w:sz="4"/>
               <w:left w:val="single" w:color="BFBFBF" w:sz="4"/>
@@ -8008,23 +8122,23 @@
         </w:tc>
         <w:tc>
           <w:tcPr>
-            <w:tcW w:type="dxa" w:w="4038"/>
-            <w:tcBorders>
-              <w:top w:val="single" w:color="BFBFBF" w:sz="4"/>
-              <w:left w:val="single" w:color="BFBFBF" w:sz="4"/>
-              <w:bottom w:val="single" w:color="BFBFBF" w:sz="4"/>
-              <w:right w:val="single" w:color="BFBFBF" w:sz="4"/>
-            </w:tcBorders>
-            <w:tcMar>
-              <w:top w:type="dxa" w:w="60"/>
-              <w:left w:type="dxa" w:w="100"/>
-              <w:bottom w:type="dxa" w:w="60"/>
-              <w:right w:type="dxa" w:w="100"/>
-            </w:tcMar>
-          </w:tcPr>
-          <w:p>
-            <w:r>
-              <w:t xml:space="preserve">Proposition : IP + options 3 (routeur), 6 (DNS), 15 (domaine)</w:t>
+            <w:tcW w:type="dxa" w:w="4238"/>
+            <w:tcBorders>
+              <w:top w:val="single" w:color="BFBFBF" w:sz="4"/>
+              <w:left w:val="single" w:color="BFBFBF" w:sz="4"/>
+              <w:bottom w:val="single" w:color="BFBFBF" w:sz="4"/>
+              <w:right w:val="single" w:color="BFBFBF" w:sz="4"/>
+            </w:tcBorders>
+            <w:tcMar>
+              <w:top w:type="dxa" w:w="60"/>
+              <w:left w:type="dxa" w:w="100"/>
+              <w:bottom w:type="dxa" w:w="60"/>
+              <w:right w:type="dxa" w:w="100"/>
+            </w:tcMar>
+          </w:tcPr>
+          <w:p>
+            <w:r>
+              <w:t xml:space="preserve">Le serveur propose une adresse, la passerelle et le DNS</w:t>
             </w:r>
           </w:p>
         </w:tc>
@@ -8053,7 +8167,7 @@
         </w:tc>
         <w:tc>
           <w:tcPr>
-            <w:tcW w:type="dxa" w:w="1800"/>
+            <w:tcW w:type="dxa" w:w="1700"/>
             <w:tcBorders>
               <w:top w:val="single" w:color="BFBFBF" w:sz="4"/>
               <w:left w:val="single" w:color="BFBFBF" w:sz="4"/>
@@ -8075,45 +8189,45 @@
         </w:tc>
         <w:tc>
           <w:tcPr>
-            <w:tcW w:type="dxa" w:w="2700"/>
-            <w:tcBorders>
-              <w:top w:val="single" w:color="BFBFBF" w:sz="4"/>
-              <w:left w:val="single" w:color="BFBFBF" w:sz="4"/>
-              <w:bottom w:val="single" w:color="BFBFBF" w:sz="4"/>
-              <w:right w:val="single" w:color="BFBFBF" w:sz="4"/>
-            </w:tcBorders>
-            <w:tcMar>
-              <w:top w:type="dxa" w:w="60"/>
-              <w:left w:type="dxa" w:w="100"/>
-              <w:bottom w:type="dxa" w:w="60"/>
-              <w:right w:type="dxa" w:w="100"/>
-            </w:tcMar>
-          </w:tcPr>
-          <w:p>
-            <w:r>
-              <w:t xml:space="preserve">0.0.0.0 → 255.255.255.255</w:t>
-            </w:r>
-          </w:p>
-        </w:tc>
-        <w:tc>
-          <w:tcPr>
-            <w:tcW w:type="dxa" w:w="4038"/>
-            <w:tcBorders>
-              <w:top w:val="single" w:color="BFBFBF" w:sz="4"/>
-              <w:left w:val="single" w:color="BFBFBF" w:sz="4"/>
-              <w:bottom w:val="single" w:color="BFBFBF" w:sz="4"/>
-              <w:right w:val="single" w:color="BFBFBF" w:sz="4"/>
-            </w:tcBorders>
-            <w:tcMar>
-              <w:top w:type="dxa" w:w="60"/>
-              <w:left w:type="dxa" w:w="100"/>
-              <w:bottom w:type="dxa" w:w="60"/>
-              <w:right w:type="dxa" w:w="100"/>
-            </w:tcMar>
-          </w:tcPr>
-          <w:p>
-            <w:r>
-              <w:t xml:space="preserve">Le client accepte l’offre</w:t>
+            <w:tcW w:type="dxa" w:w="2600"/>
+            <w:tcBorders>
+              <w:top w:val="single" w:color="BFBFBF" w:sz="4"/>
+              <w:left w:val="single" w:color="BFBFBF" w:sz="4"/>
+              <w:bottom w:val="single" w:color="BFBFBF" w:sz="4"/>
+              <w:right w:val="single" w:color="BFBFBF" w:sz="4"/>
+            </w:tcBorders>
+            <w:tcMar>
+              <w:top w:type="dxa" w:w="60"/>
+              <w:left w:type="dxa" w:w="100"/>
+              <w:bottom w:type="dxa" w:w="60"/>
+              <w:right w:type="dxa" w:w="100"/>
+            </w:tcMar>
+          </w:tcPr>
+          <w:p>
+            <w:r>
+              <w:t xml:space="preserve">0.0.0.0 → broadcast</w:t>
+            </w:r>
+          </w:p>
+        </w:tc>
+        <w:tc>
+          <w:tcPr>
+            <w:tcW w:type="dxa" w:w="4238"/>
+            <w:tcBorders>
+              <w:top w:val="single" w:color="BFBFBF" w:sz="4"/>
+              <w:left w:val="single" w:color="BFBFBF" w:sz="4"/>
+              <w:bottom w:val="single" w:color="BFBFBF" w:sz="4"/>
+              <w:right w:val="single" w:color="BFBFBF" w:sz="4"/>
+            </w:tcBorders>
+            <w:tcMar>
+              <w:top w:type="dxa" w:w="60"/>
+              <w:left w:type="dxa" w:w="100"/>
+              <w:bottom w:type="dxa" w:w="60"/>
+              <w:right w:type="dxa" w:w="100"/>
+            </w:tcMar>
+          </w:tcPr>
+          <w:p>
+            <w:r>
+              <w:t xml:space="preserve">Le client accepte la proposition</w:t>
             </w:r>
           </w:p>
         </w:tc>
@@ -8142,7 +8256,7 @@
         </w:tc>
         <w:tc>
           <w:tcPr>
-            <w:tcW w:type="dxa" w:w="1800"/>
+            <w:tcW w:type="dxa" w:w="1700"/>
             <w:tcBorders>
               <w:top w:val="single" w:color="BFBFBF" w:sz="4"/>
               <w:left w:val="single" w:color="BFBFBF" w:sz="4"/>
@@ -8164,7 +8278,7 @@
         </w:tc>
         <w:tc>
           <w:tcPr>
-            <w:tcW w:type="dxa" w:w="2700"/>
+            <w:tcW w:type="dxa" w:w="2600"/>
             <w:tcBorders>
               <w:top w:val="single" w:color="BFBFBF" w:sz="4"/>
               <w:left w:val="single" w:color="BFBFBF" w:sz="4"/>
@@ -8186,23 +8300,23 @@
         </w:tc>
         <w:tc>
           <w:tcPr>
-            <w:tcW w:type="dxa" w:w="4038"/>
-            <w:tcBorders>
-              <w:top w:val="single" w:color="BFBFBF" w:sz="4"/>
-              <w:left w:val="single" w:color="BFBFBF" w:sz="4"/>
-              <w:bottom w:val="single" w:color="BFBFBF" w:sz="4"/>
-              <w:right w:val="single" w:color="BFBFBF" w:sz="4"/>
-            </w:tcBorders>
-            <w:tcMar>
-              <w:top w:type="dxa" w:w="60"/>
-              <w:left w:type="dxa" w:w="100"/>
-              <w:bottom w:type="dxa" w:w="60"/>
-              <w:right w:type="dxa" w:w="100"/>
-            </w:tcMar>
-          </w:tcPr>
-          <w:p>
-            <w:r>
-              <w:t xml:space="preserve">Bail confirmé : le client configure IP, passerelle, DNS</w:t>
+            <w:tcW w:type="dxa" w:w="4238"/>
+            <w:tcBorders>
+              <w:top w:val="single" w:color="BFBFBF" w:sz="4"/>
+              <w:left w:val="single" w:color="BFBFBF" w:sz="4"/>
+              <w:bottom w:val="single" w:color="BFBFBF" w:sz="4"/>
+              <w:right w:val="single" w:color="BFBFBF" w:sz="4"/>
+            </w:tcBorders>
+            <w:tcMar>
+              <w:top w:type="dxa" w:w="60"/>
+              <w:left w:type="dxa" w:w="100"/>
+              <w:bottom w:type="dxa" w:w="60"/>
+              <w:right w:type="dxa" w:w="100"/>
+            </w:tcMar>
+          </w:tcPr>
+          <w:p>
+            <w:r>
+              <w:t xml:space="preserve">Le serveur confirme : le client est configuré</w:t>
             </w:r>
           </w:p>
         </w:tc>
@@ -8231,29 +8345,29 @@
         </w:tc>
         <w:tc>
           <w:tcPr>
-            <w:tcW w:type="dxa" w:w="1800"/>
-            <w:tcBorders>
-              <w:top w:val="single" w:color="BFBFBF" w:sz="4"/>
-              <w:left w:val="single" w:color="BFBFBF" w:sz="4"/>
-              <w:bottom w:val="single" w:color="BFBFBF" w:sz="4"/>
-              <w:right w:val="single" w:color="BFBFBF" w:sz="4"/>
-            </w:tcBorders>
-            <w:tcMar>
-              <w:top w:type="dxa" w:w="60"/>
-              <w:left w:type="dxa" w:w="100"/>
-              <w:bottom w:type="dxa" w:w="60"/>
-              <w:right w:type="dxa" w:w="100"/>
-            </w:tcMar>
-          </w:tcPr>
-          <w:p>
-            <w:r>
-              <w:t xml:space="preserve">ARP (probe)</w:t>
-            </w:r>
-          </w:p>
-        </w:tc>
-        <w:tc>
-          <w:tcPr>
-            <w:tcW w:type="dxa" w:w="2700"/>
+            <w:tcW w:type="dxa" w:w="1700"/>
+            <w:tcBorders>
+              <w:top w:val="single" w:color="BFBFBF" w:sz="4"/>
+              <w:left w:val="single" w:color="BFBFBF" w:sz="4"/>
+              <w:bottom w:val="single" w:color="BFBFBF" w:sz="4"/>
+              <w:right w:val="single" w:color="BFBFBF" w:sz="4"/>
+            </w:tcBorders>
+            <w:tcMar>
+              <w:top w:type="dxa" w:w="60"/>
+              <w:left w:type="dxa" w:w="100"/>
+              <w:bottom w:type="dxa" w:w="60"/>
+              <w:right w:type="dxa" w:w="100"/>
+            </w:tcMar>
+          </w:tcPr>
+          <w:p>
+            <w:r>
+              <w:t xml:space="preserve">ARP</w:t>
+            </w:r>
+          </w:p>
+        </w:tc>
+        <w:tc>
+          <w:tcPr>
+            <w:tcW w:type="dxa" w:w="2600"/>
             <w:tcBorders>
               <w:top w:val="single" w:color="BFBFBF" w:sz="4"/>
               <w:left w:val="single" w:color="BFBFBF" w:sz="4"/>
@@ -8275,23 +8389,23 @@
         </w:tc>
         <w:tc>
           <w:tcPr>
-            <w:tcW w:type="dxa" w:w="4038"/>
-            <w:tcBorders>
-              <w:top w:val="single" w:color="BFBFBF" w:sz="4"/>
-              <w:left w:val="single" w:color="BFBFBF" w:sz="4"/>
-              <w:bottom w:val="single" w:color="BFBFBF" w:sz="4"/>
-              <w:right w:val="single" w:color="BFBFBF" w:sz="4"/>
-            </w:tcBorders>
-            <w:tcMar>
-              <w:top w:type="dxa" w:w="60"/>
-              <w:left w:type="dxa" w:w="100"/>
-              <w:bottom w:type="dxa" w:w="60"/>
-              <w:right w:type="dxa" w:w="100"/>
-            </w:tcMar>
-          </w:tcPr>
-          <w:p>
-            <w:r>
-              <w:t xml:space="preserve">Le client vérifie que personne d’autre n’utilise son IP</w:t>
+            <w:tcW w:type="dxa" w:w="4238"/>
+            <w:tcBorders>
+              <w:top w:val="single" w:color="BFBFBF" w:sz="4"/>
+              <w:left w:val="single" w:color="BFBFBF" w:sz="4"/>
+              <w:bottom w:val="single" w:color="BFBFBF" w:sz="4"/>
+              <w:right w:val="single" w:color="BFBFBF" w:sz="4"/>
+            </w:tcBorders>
+            <w:tcMar>
+              <w:top w:type="dxa" w:w="60"/>
+              <w:left w:type="dxa" w:w="100"/>
+              <w:bottom w:type="dxa" w:w="60"/>
+              <w:right w:type="dxa" w:w="100"/>
+            </w:tcMar>
+          </w:tcPr>
+          <w:p>
+            <w:r>
+              <w:t xml:space="preserve">Le client vérifie que personne n’a déjà son adresse</w:t>
             </w:r>
           </w:p>
         </w:tc>
@@ -8320,29 +8434,29 @@
         </w:tc>
         <w:tc>
           <w:tcPr>
-            <w:tcW w:type="dxa" w:w="1800"/>
-            <w:tcBorders>
-              <w:top w:val="single" w:color="BFBFBF" w:sz="4"/>
-              <w:left w:val="single" w:color="BFBFBF" w:sz="4"/>
-              <w:bottom w:val="single" w:color="BFBFBF" w:sz="4"/>
-              <w:right w:val="single" w:color="BFBFBF" w:sz="4"/>
-            </w:tcBorders>
-            <w:tcMar>
-              <w:top w:type="dxa" w:w="60"/>
-              <w:left w:type="dxa" w:w="100"/>
-              <w:bottom w:type="dxa" w:w="60"/>
-              <w:right w:type="dxa" w:w="100"/>
-            </w:tcMar>
-          </w:tcPr>
-          <w:p>
-            <w:r>
-              <w:t xml:space="preserve">ARP Req/Reply</w:t>
-            </w:r>
-          </w:p>
-        </w:tc>
-        <w:tc>
-          <w:tcPr>
-            <w:tcW w:type="dxa" w:w="2700"/>
+            <w:tcW w:type="dxa" w:w="1700"/>
+            <w:tcBorders>
+              <w:top w:val="single" w:color="BFBFBF" w:sz="4"/>
+              <w:left w:val="single" w:color="BFBFBF" w:sz="4"/>
+              <w:bottom w:val="single" w:color="BFBFBF" w:sz="4"/>
+              <w:right w:val="single" w:color="BFBFBF" w:sz="4"/>
+            </w:tcBorders>
+            <w:tcMar>
+              <w:top w:type="dxa" w:w="60"/>
+              <w:left w:type="dxa" w:w="100"/>
+              <w:bottom w:type="dxa" w:w="60"/>
+              <w:right w:type="dxa" w:w="100"/>
+            </w:tcMar>
+          </w:tcPr>
+          <w:p>
+            <w:r>
+              <w:t xml:space="preserve">ARP</w:t>
+            </w:r>
+          </w:p>
+        </w:tc>
+        <w:tc>
+          <w:tcPr>
+            <w:tcW w:type="dxa" w:w="2600"/>
             <w:tcBorders>
               <w:top w:val="single" w:color="BFBFBF" w:sz="4"/>
               <w:left w:val="single" w:color="BFBFBF" w:sz="4"/>
@@ -8364,23 +8478,23 @@
         </w:tc>
         <w:tc>
           <w:tcPr>
-            <w:tcW w:type="dxa" w:w="4038"/>
-            <w:tcBorders>
-              <w:top w:val="single" w:color="BFBFBF" w:sz="4"/>
-              <w:left w:val="single" w:color="BFBFBF" w:sz="4"/>
-              <w:bottom w:val="single" w:color="BFBFBF" w:sz="4"/>
-              <w:right w:val="single" w:color="BFBFBF" w:sz="4"/>
-            </w:tcBorders>
-            <w:tcMar>
-              <w:top w:type="dxa" w:w="60"/>
-              <w:left w:type="dxa" w:w="100"/>
-              <w:bottom w:type="dxa" w:w="60"/>
-              <w:right w:type="dxa" w:w="100"/>
-            </w:tcMar>
-          </w:tcPr>
-          <w:p>
-            <w:r>
-              <w:t xml:space="preserve">Le client cherche la MAC du résolveur DNS (même réseau)</w:t>
+            <w:tcW w:type="dxa" w:w="4238"/>
+            <w:tcBorders>
+              <w:top w:val="single" w:color="BFBFBF" w:sz="4"/>
+              <w:left w:val="single" w:color="BFBFBF" w:sz="4"/>
+              <w:bottom w:val="single" w:color="BFBFBF" w:sz="4"/>
+              <w:right w:val="single" w:color="BFBFBF" w:sz="4"/>
+            </w:tcBorders>
+            <w:tcMar>
+              <w:top w:type="dxa" w:w="60"/>
+              <w:left w:type="dxa" w:w="100"/>
+              <w:bottom w:type="dxa" w:w="60"/>
+              <w:right w:type="dxa" w:w="100"/>
+            </w:tcMar>
+          </w:tcPr>
+          <w:p>
+            <w:r>
+              <w:t xml:space="preserve">Il cherche l’adresse MAC du serveur DNS</w:t>
             </w:r>
           </w:p>
         </w:tc>
@@ -8409,29 +8523,29 @@
         </w:tc>
         <w:tc>
           <w:tcPr>
-            <w:tcW w:type="dxa" w:w="1800"/>
-            <w:tcBorders>
-              <w:top w:val="single" w:color="BFBFBF" w:sz="4"/>
-              <w:left w:val="single" w:color="BFBFBF" w:sz="4"/>
-              <w:bottom w:val="single" w:color="BFBFBF" w:sz="4"/>
-              <w:right w:val="single" w:color="BFBFBF" w:sz="4"/>
-            </w:tcBorders>
-            <w:tcMar>
-              <w:top w:type="dxa" w:w="60"/>
-              <w:left w:type="dxa" w:w="100"/>
-              <w:bottom w:type="dxa" w:w="60"/>
-              <w:right w:type="dxa" w:w="100"/>
-            </w:tcMar>
-          </w:tcPr>
-          <w:p>
-            <w:r>
-              <w:t xml:space="preserve">DNS Query/Resp</w:t>
-            </w:r>
-          </w:p>
-        </w:tc>
-        <w:tc>
-          <w:tcPr>
-            <w:tcW w:type="dxa" w:w="2700"/>
+            <w:tcW w:type="dxa" w:w="1700"/>
+            <w:tcBorders>
+              <w:top w:val="single" w:color="BFBFBF" w:sz="4"/>
+              <w:left w:val="single" w:color="BFBFBF" w:sz="4"/>
+              <w:bottom w:val="single" w:color="BFBFBF" w:sz="4"/>
+              <w:right w:val="single" w:color="BFBFBF" w:sz="4"/>
+            </w:tcBorders>
+            <w:tcMar>
+              <w:top w:type="dxa" w:w="60"/>
+              <w:left w:type="dxa" w:w="100"/>
+              <w:bottom w:type="dxa" w:w="60"/>
+              <w:right w:type="dxa" w:w="100"/>
+            </w:tcMar>
+          </w:tcPr>
+          <w:p>
+            <w:r>
+              <w:t xml:space="preserve">DNS</w:t>
+            </w:r>
+          </w:p>
+        </w:tc>
+        <w:tc>
+          <w:tcPr>
+            <w:tcW w:type="dxa" w:w="2600"/>
             <w:tcBorders>
               <w:top w:val="single" w:color="BFBFBF" w:sz="4"/>
               <w:left w:val="single" w:color="BFBFBF" w:sz="4"/>
@@ -8453,23 +8567,23 @@
         </w:tc>
         <w:tc>
           <w:tcPr>
-            <w:tcW w:type="dxa" w:w="4038"/>
-            <w:tcBorders>
-              <w:top w:val="single" w:color="BFBFBF" w:sz="4"/>
-              <w:left w:val="single" w:color="BFBFBF" w:sz="4"/>
-              <w:bottom w:val="single" w:color="BFBFBF" w:sz="4"/>
-              <w:right w:val="single" w:color="BFBFBF" w:sz="4"/>
-            </w:tcBorders>
-            <w:tcMar>
-              <w:top w:type="dxa" w:w="60"/>
-              <w:left w:type="dxa" w:w="100"/>
-              <w:bottom w:type="dxa" w:w="60"/>
-              <w:right w:type="dxa" w:w="100"/>
-            </w:tcMar>
-          </w:tcPr>
-          <w:p>
-            <w:r>
-              <w:t xml:space="preserve">A app.pme.lan → 192.168.10.4 (réécriture AdGuard)</w:t>
+            <w:tcW w:type="dxa" w:w="4238"/>
+            <w:tcBorders>
+              <w:top w:val="single" w:color="BFBFBF" w:sz="4"/>
+              <w:left w:val="single" w:color="BFBFBF" w:sz="4"/>
+              <w:bottom w:val="single" w:color="BFBFBF" w:sz="4"/>
+              <w:right w:val="single" w:color="BFBFBF" w:sz="4"/>
+            </w:tcBorders>
+            <w:tcMar>
+              <w:top w:type="dxa" w:w="60"/>
+              <w:left w:type="dxa" w:w="100"/>
+              <w:bottom w:type="dxa" w:w="60"/>
+              <w:right w:type="dxa" w:w="100"/>
+            </w:tcMar>
+          </w:tcPr>
+          <w:p>
+            <w:r>
+              <w:t xml:space="preserve">app.pme.lan ? Réponse : 192.168.10.4</w:t>
             </w:r>
           </w:p>
         </w:tc>
@@ -8498,29 +8612,29 @@
         </w:tc>
         <w:tc>
           <w:tcPr>
-            <w:tcW w:type="dxa" w:w="1800"/>
-            <w:tcBorders>
-              <w:top w:val="single" w:color="BFBFBF" w:sz="4"/>
-              <w:left w:val="single" w:color="BFBFBF" w:sz="4"/>
-              <w:bottom w:val="single" w:color="BFBFBF" w:sz="4"/>
-              <w:right w:val="single" w:color="BFBFBF" w:sz="4"/>
-            </w:tcBorders>
-            <w:tcMar>
-              <w:top w:type="dxa" w:w="60"/>
-              <w:left w:type="dxa" w:w="100"/>
-              <w:bottom w:type="dxa" w:w="60"/>
-              <w:right w:type="dxa" w:w="100"/>
-            </w:tcMar>
-          </w:tcPr>
-          <w:p>
-            <w:r>
-              <w:t xml:space="preserve">ARP Req/Reply</w:t>
-            </w:r>
-          </w:p>
-        </w:tc>
-        <w:tc>
-          <w:tcPr>
-            <w:tcW w:type="dxa" w:w="2700"/>
+            <w:tcW w:type="dxa" w:w="1700"/>
+            <w:tcBorders>
+              <w:top w:val="single" w:color="BFBFBF" w:sz="4"/>
+              <w:left w:val="single" w:color="BFBFBF" w:sz="4"/>
+              <w:bottom w:val="single" w:color="BFBFBF" w:sz="4"/>
+              <w:right w:val="single" w:color="BFBFBF" w:sz="4"/>
+            </w:tcBorders>
+            <w:tcMar>
+              <w:top w:type="dxa" w:w="60"/>
+              <w:left w:type="dxa" w:w="100"/>
+              <w:bottom w:type="dxa" w:w="60"/>
+              <w:right w:type="dxa" w:w="100"/>
+            </w:tcMar>
+          </w:tcPr>
+          <w:p>
+            <w:r>
+              <w:t xml:space="preserve">ARP</w:t>
+            </w:r>
+          </w:p>
+        </w:tc>
+        <w:tc>
+          <w:tcPr>
+            <w:tcW w:type="dxa" w:w="2600"/>
             <w:tcBorders>
               <w:top w:val="single" w:color="BFBFBF" w:sz="4"/>
               <w:left w:val="single" w:color="BFBFBF" w:sz="4"/>
@@ -8542,23 +8656,23 @@
         </w:tc>
         <w:tc>
           <w:tcPr>
-            <w:tcW w:type="dxa" w:w="4038"/>
-            <w:tcBorders>
-              <w:top w:val="single" w:color="BFBFBF" w:sz="4"/>
-              <w:left w:val="single" w:color="BFBFBF" w:sz="4"/>
-              <w:bottom w:val="single" w:color="BFBFBF" w:sz="4"/>
-              <w:right w:val="single" w:color="BFBFBF" w:sz="4"/>
-            </w:tcBorders>
-            <w:tcMar>
-              <w:top w:type="dxa" w:w="60"/>
-              <w:left w:type="dxa" w:w="100"/>
-              <w:bottom w:type="dxa" w:w="60"/>
-              <w:right w:type="dxa" w:w="100"/>
-            </w:tcMar>
-          </w:tcPr>
-          <w:p>
-            <w:r>
-              <w:t xml:space="preserve">Serveur web LOCAL : le client cherche sa MAC</w:t>
+            <w:tcW w:type="dxa" w:w="4238"/>
+            <w:tcBorders>
+              <w:top w:val="single" w:color="BFBFBF" w:sz="4"/>
+              <w:left w:val="single" w:color="BFBFBF" w:sz="4"/>
+              <w:bottom w:val="single" w:color="BFBFBF" w:sz="4"/>
+              <w:right w:val="single" w:color="BFBFBF" w:sz="4"/>
+            </w:tcBorders>
+            <w:tcMar>
+              <w:top w:type="dxa" w:w="60"/>
+              <w:left w:type="dxa" w:w="100"/>
+              <w:bottom w:type="dxa" w:w="60"/>
+              <w:right w:type="dxa" w:w="100"/>
+            </w:tcMar>
+          </w:tcPr>
+          <w:p>
+            <w:r>
+              <w:t xml:space="preserve">Le serveur web est sur le même réseau : il cherche sa MAC</w:t>
             </w:r>
           </w:p>
         </w:tc>
@@ -8587,29 +8701,29 @@
         </w:tc>
         <w:tc>
           <w:tcPr>
-            <w:tcW w:type="dxa" w:w="1800"/>
-            <w:tcBorders>
-              <w:top w:val="single" w:color="BFBFBF" w:sz="4"/>
-              <w:left w:val="single" w:color="BFBFBF" w:sz="4"/>
-              <w:bottom w:val="single" w:color="BFBFBF" w:sz="4"/>
-              <w:right w:val="single" w:color="BFBFBF" w:sz="4"/>
-            </w:tcBorders>
-            <w:tcMar>
-              <w:top w:type="dxa" w:w="60"/>
-              <w:left w:type="dxa" w:w="100"/>
-              <w:bottom w:type="dxa" w:w="60"/>
-              <w:right w:type="dxa" w:w="100"/>
-            </w:tcMar>
-          </w:tcPr>
-          <w:p>
-            <w:r>
-              <w:t xml:space="preserve">TCP SYN, SYN/ACK, ACK</w:t>
-            </w:r>
-          </w:p>
-        </w:tc>
-        <w:tc>
-          <w:tcPr>
-            <w:tcW w:type="dxa" w:w="2700"/>
+            <w:tcW w:type="dxa" w:w="1700"/>
+            <w:tcBorders>
+              <w:top w:val="single" w:color="BFBFBF" w:sz="4"/>
+              <w:left w:val="single" w:color="BFBFBF" w:sz="4"/>
+              <w:bottom w:val="single" w:color="BFBFBF" w:sz="4"/>
+              <w:right w:val="single" w:color="BFBFBF" w:sz="4"/>
+            </w:tcBorders>
+            <w:tcMar>
+              <w:top w:type="dxa" w:w="60"/>
+              <w:left w:type="dxa" w:w="100"/>
+              <w:bottom w:type="dxa" w:w="60"/>
+              <w:right w:type="dxa" w:w="100"/>
+            </w:tcMar>
+          </w:tcPr>
+          <w:p>
+            <w:r>
+              <w:t xml:space="preserve">TCP</w:t>
+            </w:r>
+          </w:p>
+        </w:tc>
+        <w:tc>
+          <w:tcPr>
+            <w:tcW w:type="dxa" w:w="2600"/>
             <w:tcBorders>
               <w:top w:val="single" w:color="BFBFBF" w:sz="4"/>
               <w:left w:val="single" w:color="BFBFBF" w:sz="4"/>
@@ -8631,23 +8745,23 @@
         </w:tc>
         <w:tc>
           <w:tcPr>
-            <w:tcW w:type="dxa" w:w="4038"/>
-            <w:tcBorders>
-              <w:top w:val="single" w:color="BFBFBF" w:sz="4"/>
-              <w:left w:val="single" w:color="BFBFBF" w:sz="4"/>
-              <w:bottom w:val="single" w:color="BFBFBF" w:sz="4"/>
-              <w:right w:val="single" w:color="BFBFBF" w:sz="4"/>
-            </w:tcBorders>
-            <w:tcMar>
-              <w:top w:type="dxa" w:w="60"/>
-              <w:left w:type="dxa" w:w="100"/>
-              <w:bottom w:type="dxa" w:w="60"/>
-              <w:right w:type="dxa" w:w="100"/>
-            </w:tcMar>
-          </w:tcPr>
-          <w:p>
-            <w:r>
-              <w:t xml:space="preserve">Poignée de main TCP en 3 temps</w:t>
+            <w:tcW w:type="dxa" w:w="4238"/>
+            <w:tcBorders>
+              <w:top w:val="single" w:color="BFBFBF" w:sz="4"/>
+              <w:left w:val="single" w:color="BFBFBF" w:sz="4"/>
+              <w:bottom w:val="single" w:color="BFBFBF" w:sz="4"/>
+              <w:right w:val="single" w:color="BFBFBF" w:sz="4"/>
+            </w:tcBorders>
+            <w:tcMar>
+              <w:top w:type="dxa" w:w="60"/>
+              <w:left w:type="dxa" w:w="100"/>
+              <w:bottom w:type="dxa" w:w="60"/>
+              <w:right w:type="dxa" w:w="100"/>
+            </w:tcMar>
+          </w:tcPr>
+          <w:p>
+            <w:r>
+              <w:t xml:space="preserve">Ouverture de la connexion (SYN, SYN/ACK, ACK)</w:t>
             </w:r>
           </w:p>
         </w:tc>
@@ -8676,29 +8790,29 @@
         </w:tc>
         <w:tc>
           <w:tcPr>
-            <w:tcW w:type="dxa" w:w="1800"/>
-            <w:tcBorders>
-              <w:top w:val="single" w:color="BFBFBF" w:sz="4"/>
-              <w:left w:val="single" w:color="BFBFBF" w:sz="4"/>
-              <w:bottom w:val="single" w:color="BFBFBF" w:sz="4"/>
-              <w:right w:val="single" w:color="BFBFBF" w:sz="4"/>
-            </w:tcBorders>
-            <w:tcMar>
-              <w:top w:type="dxa" w:w="60"/>
-              <w:left w:type="dxa" w:w="100"/>
-              <w:bottom w:type="dxa" w:w="60"/>
-              <w:right w:type="dxa" w:w="100"/>
-            </w:tcMar>
-          </w:tcPr>
-          <w:p>
-            <w:r>
-              <w:t xml:space="preserve">HTTP GET /</w:t>
-            </w:r>
-          </w:p>
-        </w:tc>
-        <w:tc>
-          <w:tcPr>
-            <w:tcW w:type="dxa" w:w="2700"/>
+            <w:tcW w:type="dxa" w:w="1700"/>
+            <w:tcBorders>
+              <w:top w:val="single" w:color="BFBFBF" w:sz="4"/>
+              <w:left w:val="single" w:color="BFBFBF" w:sz="4"/>
+              <w:bottom w:val="single" w:color="BFBFBF" w:sz="4"/>
+              <w:right w:val="single" w:color="BFBFBF" w:sz="4"/>
+            </w:tcBorders>
+            <w:tcMar>
+              <w:top w:type="dxa" w:w="60"/>
+              <w:left w:type="dxa" w:w="100"/>
+              <w:bottom w:type="dxa" w:w="60"/>
+              <w:right w:type="dxa" w:w="100"/>
+            </w:tcMar>
+          </w:tcPr>
+          <w:p>
+            <w:r>
+              <w:t xml:space="preserve">HTTP GET</w:t>
+            </w:r>
+          </w:p>
+        </w:tc>
+        <w:tc>
+          <w:tcPr>
+            <w:tcW w:type="dxa" w:w="2600"/>
             <w:tcBorders>
               <w:top w:val="single" w:color="BFBFBF" w:sz="4"/>
               <w:left w:val="single" w:color="BFBFBF" w:sz="4"/>
@@ -8720,23 +8834,23 @@
         </w:tc>
         <w:tc>
           <w:tcPr>
-            <w:tcW w:type="dxa" w:w="4038"/>
-            <w:tcBorders>
-              <w:top w:val="single" w:color="BFBFBF" w:sz="4"/>
-              <w:left w:val="single" w:color="BFBFBF" w:sz="4"/>
-              <w:bottom w:val="single" w:color="BFBFBF" w:sz="4"/>
-              <w:right w:val="single" w:color="BFBFBF" w:sz="4"/>
-            </w:tcBorders>
-            <w:tcMar>
-              <w:top w:type="dxa" w:w="60"/>
-              <w:left w:type="dxa" w:w="100"/>
-              <w:bottom w:type="dxa" w:w="60"/>
-              <w:right w:type="dxa" w:w="100"/>
-            </w:tcMar>
-          </w:tcPr>
-          <w:p>
-            <w:r>
-              <w:t xml:space="preserve">Requête de la page (en-tête Host: app.pme.lan)</w:t>
+            <w:tcW w:type="dxa" w:w="4238"/>
+            <w:tcBorders>
+              <w:top w:val="single" w:color="BFBFBF" w:sz="4"/>
+              <w:left w:val="single" w:color="BFBFBF" w:sz="4"/>
+              <w:bottom w:val="single" w:color="BFBFBF" w:sz="4"/>
+              <w:right w:val="single" w:color="BFBFBF" w:sz="4"/>
+            </w:tcBorders>
+            <w:tcMar>
+              <w:top w:type="dxa" w:w="60"/>
+              <w:left w:type="dxa" w:w="100"/>
+              <w:bottom w:type="dxa" w:w="60"/>
+              <w:right w:type="dxa" w:w="100"/>
+            </w:tcMar>
+          </w:tcPr>
+          <w:p>
+            <w:r>
+              <w:t xml:space="preserve">Demande de la page (Host: app.pme.lan)</w:t>
             </w:r>
           </w:p>
         </w:tc>
@@ -8765,29 +8879,29 @@
         </w:tc>
         <w:tc>
           <w:tcPr>
-            <w:tcW w:type="dxa" w:w="1800"/>
-            <w:tcBorders>
-              <w:top w:val="single" w:color="BFBFBF" w:sz="4"/>
-              <w:left w:val="single" w:color="BFBFBF" w:sz="4"/>
-              <w:bottom w:val="single" w:color="BFBFBF" w:sz="4"/>
-              <w:right w:val="single" w:color="BFBFBF" w:sz="4"/>
-            </w:tcBorders>
-            <w:tcMar>
-              <w:top w:type="dxa" w:w="60"/>
-              <w:left w:type="dxa" w:w="100"/>
-              <w:bottom w:type="dxa" w:w="60"/>
-              <w:right w:type="dxa" w:w="100"/>
-            </w:tcMar>
-          </w:tcPr>
-          <w:p>
-            <w:r>
-              <w:t xml:space="preserve">HTTP 200 OK</w:t>
-            </w:r>
-          </w:p>
-        </w:tc>
-        <w:tc>
-          <w:tcPr>
-            <w:tcW w:type="dxa" w:w="2700"/>
+            <w:tcW w:type="dxa" w:w="1700"/>
+            <w:tcBorders>
+              <w:top w:val="single" w:color="BFBFBF" w:sz="4"/>
+              <w:left w:val="single" w:color="BFBFBF" w:sz="4"/>
+              <w:bottom w:val="single" w:color="BFBFBF" w:sz="4"/>
+              <w:right w:val="single" w:color="BFBFBF" w:sz="4"/>
+            </w:tcBorders>
+            <w:tcMar>
+              <w:top w:type="dxa" w:w="60"/>
+              <w:left w:type="dxa" w:w="100"/>
+              <w:bottom w:type="dxa" w:w="60"/>
+              <w:right w:type="dxa" w:w="100"/>
+            </w:tcMar>
+          </w:tcPr>
+          <w:p>
+            <w:r>
+              <w:t xml:space="preserve">HTTP 200</w:t>
+            </w:r>
+          </w:p>
+        </w:tc>
+        <w:tc>
+          <w:tcPr>
+            <w:tcW w:type="dxa" w:w="2600"/>
             <w:tcBorders>
               <w:top w:val="single" w:color="BFBFBF" w:sz="4"/>
               <w:left w:val="single" w:color="BFBFBF" w:sz="4"/>
@@ -8809,23 +8923,23 @@
         </w:tc>
         <w:tc>
           <w:tcPr>
-            <w:tcW w:type="dxa" w:w="4038"/>
-            <w:tcBorders>
-              <w:top w:val="single" w:color="BFBFBF" w:sz="4"/>
-              <w:left w:val="single" w:color="BFBFBF" w:sz="4"/>
-              <w:bottom w:val="single" w:color="BFBFBF" w:sz="4"/>
-              <w:right w:val="single" w:color="BFBFBF" w:sz="4"/>
-            </w:tcBorders>
-            <w:tcMar>
-              <w:top w:type="dxa" w:w="60"/>
-              <w:left w:type="dxa" w:w="100"/>
-              <w:bottom w:type="dxa" w:w="60"/>
-              <w:right w:type="dxa" w:w="100"/>
-            </w:tcMar>
-          </w:tcPr>
-          <w:p>
-            <w:r>
-              <w:t xml:space="preserve">La page est servie</w:t>
+            <w:tcW w:type="dxa" w:w="4238"/>
+            <w:tcBorders>
+              <w:top w:val="single" w:color="BFBFBF" w:sz="4"/>
+              <w:left w:val="single" w:color="BFBFBF" w:sz="4"/>
+              <w:bottom w:val="single" w:color="BFBFBF" w:sz="4"/>
+              <w:right w:val="single" w:color="BFBFBF" w:sz="4"/>
+            </w:tcBorders>
+            <w:tcMar>
+              <w:top w:type="dxa" w:w="60"/>
+              <w:left w:type="dxa" w:w="100"/>
+              <w:bottom w:type="dxa" w:w="60"/>
+              <w:right w:type="dxa" w:w="100"/>
+            </w:tcMar>
+          </w:tcPr>
+          <w:p>
+            <w:r>
+              <w:t xml:space="preserve">La page est envoyée</w:t>
             </w:r>
           </w:p>
         </w:tc>
@@ -8854,29 +8968,29 @@
         </w:tc>
         <w:tc>
           <w:tcPr>
-            <w:tcW w:type="dxa" w:w="1800"/>
-            <w:tcBorders>
-              <w:top w:val="single" w:color="BFBFBF" w:sz="4"/>
-              <w:left w:val="single" w:color="BFBFBF" w:sz="4"/>
-              <w:bottom w:val="single" w:color="BFBFBF" w:sz="4"/>
-              <w:right w:val="single" w:color="BFBFBF" w:sz="4"/>
-            </w:tcBorders>
-            <w:tcMar>
-              <w:top w:type="dxa" w:w="60"/>
-              <w:left w:type="dxa" w:w="100"/>
-              <w:bottom w:type="dxa" w:w="60"/>
-              <w:right w:type="dxa" w:w="100"/>
-            </w:tcMar>
-          </w:tcPr>
-          <w:p>
-            <w:r>
-              <w:t xml:space="preserve">DNS Query/Resp</w:t>
-            </w:r>
-          </w:p>
-        </w:tc>
-        <w:tc>
-          <w:tcPr>
-            <w:tcW w:type="dxa" w:w="2700"/>
+            <w:tcW w:type="dxa" w:w="1700"/>
+            <w:tcBorders>
+              <w:top w:val="single" w:color="BFBFBF" w:sz="4"/>
+              <w:left w:val="single" w:color="BFBFBF" w:sz="4"/>
+              <w:bottom w:val="single" w:color="BFBFBF" w:sz="4"/>
+              <w:right w:val="single" w:color="BFBFBF" w:sz="4"/>
+            </w:tcBorders>
+            <w:tcMar>
+              <w:top w:type="dxa" w:w="60"/>
+              <w:left w:type="dxa" w:w="100"/>
+              <w:bottom w:type="dxa" w:w="60"/>
+              <w:right w:type="dxa" w:w="100"/>
+            </w:tcMar>
+          </w:tcPr>
+          <w:p>
+            <w:r>
+              <w:t xml:space="preserve">DNS</w:t>
+            </w:r>
+          </w:p>
+        </w:tc>
+        <w:tc>
+          <w:tcPr>
+            <w:tcW w:type="dxa" w:w="2600"/>
             <w:tcBorders>
               <w:top w:val="single" w:color="BFBFBF" w:sz="4"/>
               <w:left w:val="single" w:color="BFBFBF" w:sz="4"/>
@@ -8898,23 +9012,23 @@
         </w:tc>
         <w:tc>
           <w:tcPr>
-            <w:tcW w:type="dxa" w:w="4038"/>
-            <w:tcBorders>
-              <w:top w:val="single" w:color="BFBFBF" w:sz="4"/>
-              <w:left w:val="single" w:color="BFBFBF" w:sz="4"/>
-              <w:bottom w:val="single" w:color="BFBFBF" w:sz="4"/>
-              <w:right w:val="single" w:color="BFBFBF" w:sz="4"/>
-            </w:tcBorders>
-            <w:tcMar>
-              <w:top w:type="dxa" w:w="60"/>
-              <w:left w:type="dxa" w:w="100"/>
-              <w:bottom w:type="dxa" w:w="60"/>
-              <w:right w:type="dxa" w:w="100"/>
-            </w:tcMar>
-          </w:tcPr>
-          <w:p>
-            <w:r>
-              <w:t xml:space="preserve">A www.youtube.com → IP publique (transmis à l’amont)</w:t>
+            <w:tcW w:type="dxa" w:w="4238"/>
+            <w:tcBorders>
+              <w:top w:val="single" w:color="BFBFBF" w:sz="4"/>
+              <w:left w:val="single" w:color="BFBFBF" w:sz="4"/>
+              <w:bottom w:val="single" w:color="BFBFBF" w:sz="4"/>
+              <w:right w:val="single" w:color="BFBFBF" w:sz="4"/>
+            </w:tcBorders>
+            <w:tcMar>
+              <w:top w:type="dxa" w:w="60"/>
+              <w:left w:type="dxa" w:w="100"/>
+              <w:bottom w:type="dxa" w:w="60"/>
+              <w:right w:type="dxa" w:w="100"/>
+            </w:tcMar>
+          </w:tcPr>
+          <w:p>
+            <w:r>
+              <w:t xml:space="preserve">youtube.com ? Réponse : une adresse publique</w:t>
             </w:r>
           </w:p>
         </w:tc>
@@ -8943,29 +9057,29 @@
         </w:tc>
         <w:tc>
           <w:tcPr>
-            <w:tcW w:type="dxa" w:w="1800"/>
-            <w:tcBorders>
-              <w:top w:val="single" w:color="BFBFBF" w:sz="4"/>
-              <w:left w:val="single" w:color="BFBFBF" w:sz="4"/>
-              <w:bottom w:val="single" w:color="BFBFBF" w:sz="4"/>
-              <w:right w:val="single" w:color="BFBFBF" w:sz="4"/>
-            </w:tcBorders>
-            <w:tcMar>
-              <w:top w:type="dxa" w:w="60"/>
-              <w:left w:type="dxa" w:w="100"/>
-              <w:bottom w:type="dxa" w:w="60"/>
-              <w:right w:type="dxa" w:w="100"/>
-            </w:tcMar>
-          </w:tcPr>
-          <w:p>
-            <w:r>
-              <w:t xml:space="preserve">ARP Req/Reply</w:t>
-            </w:r>
-          </w:p>
-        </w:tc>
-        <w:tc>
-          <w:tcPr>
-            <w:tcW w:type="dxa" w:w="2700"/>
+            <w:tcW w:type="dxa" w:w="1700"/>
+            <w:tcBorders>
+              <w:top w:val="single" w:color="BFBFBF" w:sz="4"/>
+              <w:left w:val="single" w:color="BFBFBF" w:sz="4"/>
+              <w:bottom w:val="single" w:color="BFBFBF" w:sz="4"/>
+              <w:right w:val="single" w:color="BFBFBF" w:sz="4"/>
+            </w:tcBorders>
+            <w:tcMar>
+              <w:top w:type="dxa" w:w="60"/>
+              <w:left w:type="dxa" w:w="100"/>
+              <w:bottom w:type="dxa" w:w="60"/>
+              <w:right w:type="dxa" w:w="100"/>
+            </w:tcMar>
+          </w:tcPr>
+          <w:p>
+            <w:r>
+              <w:t xml:space="preserve">ARP</w:t>
+            </w:r>
+          </w:p>
+        </w:tc>
+        <w:tc>
+          <w:tcPr>
+            <w:tcW w:type="dxa" w:w="2600"/>
             <w:tcBorders>
               <w:top w:val="single" w:color="BFBFBF" w:sz="4"/>
               <w:left w:val="single" w:color="BFBFBF" w:sz="4"/>
@@ -8987,23 +9101,23 @@
         </w:tc>
         <w:tc>
           <w:tcPr>
-            <w:tcW w:type="dxa" w:w="4038"/>
-            <w:tcBorders>
-              <w:top w:val="single" w:color="BFBFBF" w:sz="4"/>
-              <w:left w:val="single" w:color="BFBFBF" w:sz="4"/>
-              <w:bottom w:val="single" w:color="BFBFBF" w:sz="4"/>
-              <w:right w:val="single" w:color="BFBFBF" w:sz="4"/>
-            </w:tcBorders>
-            <w:tcMar>
-              <w:top w:type="dxa" w:w="60"/>
-              <w:left w:type="dxa" w:w="100"/>
-              <w:bottom w:type="dxa" w:w="60"/>
-              <w:right w:type="dxa" w:w="100"/>
-            </w:tcMar>
-          </w:tcPr>
-          <w:p>
-            <w:r>
-              <w:t xml:space="preserve">YouTube est DISTANT : le client cherche la MAC de la passerelle</w:t>
+            <w:tcW w:type="dxa" w:w="4238"/>
+            <w:tcBorders>
+              <w:top w:val="single" w:color="BFBFBF" w:sz="4"/>
+              <w:left w:val="single" w:color="BFBFBF" w:sz="4"/>
+              <w:bottom w:val="single" w:color="BFBFBF" w:sz="4"/>
+              <w:right w:val="single" w:color="BFBFBF" w:sz="4"/>
+            </w:tcBorders>
+            <w:tcMar>
+              <w:top w:type="dxa" w:w="60"/>
+              <w:left w:type="dxa" w:w="100"/>
+              <w:bottom w:type="dxa" w:w="60"/>
+              <w:right w:type="dxa" w:w="100"/>
+            </w:tcMar>
+          </w:tcPr>
+          <w:p>
+            <w:r>
+              <w:t xml:space="preserve">YouTube est à l’extérieur : il cherche la MAC du routeur</w:t>
             </w:r>
           </w:p>
         </w:tc>
@@ -9032,67 +9146,67 @@
         </w:tc>
         <w:tc>
           <w:tcPr>
-            <w:tcW w:type="dxa" w:w="1800"/>
-            <w:tcBorders>
-              <w:top w:val="single" w:color="BFBFBF" w:sz="4"/>
-              <w:left w:val="single" w:color="BFBFBF" w:sz="4"/>
-              <w:bottom w:val="single" w:color="BFBFBF" w:sz="4"/>
-              <w:right w:val="single" w:color="BFBFBF" w:sz="4"/>
-            </w:tcBorders>
-            <w:tcMar>
-              <w:top w:type="dxa" w:w="60"/>
-              <w:left w:type="dxa" w:w="100"/>
-              <w:bottom w:type="dxa" w:w="60"/>
-              <w:right w:type="dxa" w:w="100"/>
-            </w:tcMar>
-          </w:tcPr>
-          <w:p>
-            <w:r>
-              <w:t xml:space="preserve">TCP SYN :443</w:t>
-            </w:r>
-          </w:p>
-        </w:tc>
-        <w:tc>
-          <w:tcPr>
-            <w:tcW w:type="dxa" w:w="2700"/>
-            <w:tcBorders>
-              <w:top w:val="single" w:color="BFBFBF" w:sz="4"/>
-              <w:left w:val="single" w:color="BFBFBF" w:sz="4"/>
-              <w:bottom w:val="single" w:color="BFBFBF" w:sz="4"/>
-              <w:right w:val="single" w:color="BFBFBF" w:sz="4"/>
-            </w:tcBorders>
-            <w:tcMar>
-              <w:top w:type="dxa" w:w="60"/>
-              <w:left w:type="dxa" w:w="100"/>
-              <w:bottom w:type="dxa" w:w="60"/>
-              <w:right w:type="dxa" w:w="100"/>
-            </w:tcMar>
-          </w:tcPr>
-          <w:p>
-            <w:r>
-              <w:t xml:space="preserve">client → IP YouTube</w:t>
-            </w:r>
-          </w:p>
-        </w:tc>
-        <w:tc>
-          <w:tcPr>
-            <w:tcW w:type="dxa" w:w="4038"/>
-            <w:tcBorders>
-              <w:top w:val="single" w:color="BFBFBF" w:sz="4"/>
-              <w:left w:val="single" w:color="BFBFBF" w:sz="4"/>
-              <w:bottom w:val="single" w:color="BFBFBF" w:sz="4"/>
-              <w:right w:val="single" w:color="BFBFBF" w:sz="4"/>
-            </w:tcBorders>
-            <w:tcMar>
-              <w:top w:type="dxa" w:w="60"/>
-              <w:left w:type="dxa" w:w="100"/>
-              <w:bottom w:type="dxa" w:w="60"/>
-              <w:right w:type="dxa" w:w="100"/>
-            </w:tcMar>
-          </w:tcPr>
-          <w:p>
-            <w:r>
-              <w:t xml:space="preserve">Trame vers la MAC du routeur, paquet IP vers l’IP de YouTube</w:t>
+            <w:tcW w:type="dxa" w:w="1700"/>
+            <w:tcBorders>
+              <w:top w:val="single" w:color="BFBFBF" w:sz="4"/>
+              <w:left w:val="single" w:color="BFBFBF" w:sz="4"/>
+              <w:bottom w:val="single" w:color="BFBFBF" w:sz="4"/>
+              <w:right w:val="single" w:color="BFBFBF" w:sz="4"/>
+            </w:tcBorders>
+            <w:tcMar>
+              <w:top w:type="dxa" w:w="60"/>
+              <w:left w:type="dxa" w:w="100"/>
+              <w:bottom w:type="dxa" w:w="60"/>
+              <w:right w:type="dxa" w:w="100"/>
+            </w:tcMar>
+          </w:tcPr>
+          <w:p>
+            <w:r>
+              <w:t xml:space="preserve">TCP SYN</w:t>
+            </w:r>
+          </w:p>
+        </w:tc>
+        <w:tc>
+          <w:tcPr>
+            <w:tcW w:type="dxa" w:w="2600"/>
+            <w:tcBorders>
+              <w:top w:val="single" w:color="BFBFBF" w:sz="4"/>
+              <w:left w:val="single" w:color="BFBFBF" w:sz="4"/>
+              <w:bottom w:val="single" w:color="BFBFBF" w:sz="4"/>
+              <w:right w:val="single" w:color="BFBFBF" w:sz="4"/>
+            </w:tcBorders>
+            <w:tcMar>
+              <w:top w:type="dxa" w:w="60"/>
+              <w:left w:type="dxa" w:w="100"/>
+              <w:bottom w:type="dxa" w:w="60"/>
+              <w:right w:type="dxa" w:w="100"/>
+            </w:tcMar>
+          </w:tcPr>
+          <w:p>
+            <w:r>
+              <w:t xml:space="preserve">client → YouTube :443</w:t>
+            </w:r>
+          </w:p>
+        </w:tc>
+        <w:tc>
+          <w:tcPr>
+            <w:tcW w:type="dxa" w:w="4238"/>
+            <w:tcBorders>
+              <w:top w:val="single" w:color="BFBFBF" w:sz="4"/>
+              <w:left w:val="single" w:color="BFBFBF" w:sz="4"/>
+              <w:bottom w:val="single" w:color="BFBFBF" w:sz="4"/>
+              <w:right w:val="single" w:color="BFBFBF" w:sz="4"/>
+            </w:tcBorders>
+            <w:tcMar>
+              <w:top w:type="dxa" w:w="60"/>
+              <w:left w:type="dxa" w:w="100"/>
+              <w:bottom w:type="dxa" w:w="60"/>
+              <w:right w:type="dxa" w:w="100"/>
+            </w:tcMar>
+          </w:tcPr>
+          <w:p>
+            <w:r>
+              <w:t xml:space="preserve">Le paquet part vers le routeur, adressé à YouTube</w:t>
             </w:r>
           </w:p>
         </w:tc>
@@ -9108,7 +9222,7 @@
         <w:pStyle w:val="Heading2"/>
       </w:pPr>
       <w:r>
-        <w:t xml:space="preserve">8.3 Analyse de l’ARP : local ou distant</w:t>
+        <w:t xml:space="preserve">8.3 Ce que montre l’ARP</w:t>
       </w:r>
     </w:p>
     <w:p>
@@ -9116,17 +9230,7 @@
         <w:spacing w:after="120"/>
       </w:pPr>
       <w:r>
-        <w:t xml:space="preserve">Le client fait un </w:t>
-      </w:r>
-      <w:r>
-        <w:rPr>
-          <w:b/>
-          <w:bCs/>
-        </w:rPr>
-        <w:t xml:space="preserve">ET logique</w:t>
-      </w:r>
-      <w:r>
-        <w:t xml:space="preserve"> entre l’adresse de destination et son masque /24 :</w:t>
+        <w:t xml:space="preserve">C’est la partie qui m’a le plus appris. Avant d’envoyer un paquet, le client regarde si la destination est sur son propre réseau (en comparant l’adresse avec son masque /24) :</w:t>
       </w:r>
     </w:p>
     <w:p>
@@ -9139,6 +9243,9 @@
         <w:spacing w:after="60"/>
       </w:pPr>
       <w:r>
+        <w:t xml:space="preserve">pour </w:t>
+      </w:r>
+      <w:r>
         <w:rPr>
           <w:b/>
           <w:bCs/>
@@ -9146,17 +9253,7 @@
         <w:t xml:space="preserve">192.168.10.4</w:t>
       </w:r>
       <w:r>
-        <w:t xml:space="preserve"> est dans 192.168.10.0/24 : </w:t>
-      </w:r>
-      <w:r>
-        <w:rPr>
-          <w:b/>
-          <w:bCs/>
-        </w:rPr>
-        <w:t xml:space="preserve">livraison directe</w:t>
-      </w:r>
-      <w:r>
-        <w:t xml:space="preserve">. Le client envoie « ARP Who has 192.168.10.4 ? » et la trame part directement à la MAC du serveur web. Le routeur n’est pas traversé.</w:t>
+        <w:t xml:space="preserve">, la réponse est oui : il demande directement « qui a 192.168.10.4 ? » et envoie la trame au serveur web. Le routeur n’intervient pas ;</w:t>
       </w:r>
     </w:p>
     <w:p>
@@ -9169,34 +9266,17 @@
         <w:spacing w:after="60"/>
       </w:pPr>
       <w:r>
+        <w:t xml:space="preserve">pour </w:t>
+      </w:r>
+      <w:r>
         <w:rPr>
           <w:b/>
           <w:bCs/>
         </w:rPr>
-        <w:t xml:space="preserve">L’IP de YouTube</w:t>
-      </w:r>
-      <w:r>
-        <w:t xml:space="preserve"> est hors du réseau : le client applique sa route par défaut (via 192.168.10.1) et demande « Who has 192.168.10.1 ? ». La trame est envoyée à la </w:t>
-      </w:r>
-      <w:r>
-        <w:rPr>
-          <w:b/>
-          <w:bCs/>
-        </w:rPr>
-        <w:t xml:space="preserve">MAC du routeur</w:t>
-      </w:r>
-      <w:r>
-        <w:t xml:space="preserve">, avec l’</w:t>
-      </w:r>
-      <w:r>
-        <w:rPr>
-          <w:b/>
-          <w:bCs/>
-        </w:rPr>
-        <w:t xml:space="preserve">IP de YouTube</w:t>
-      </w:r>
-      <w:r>
-        <w:t xml:space="preserve"> dans l’en-tête IP. L’ARP ne fonctionne que dans le domaine de diffusion local.</w:t>
+        <w:t xml:space="preserve">YouTube</w:t>
+      </w:r>
+      <w:r>
+        <w:t xml:space="preserve">, la réponse est non : il passe par sa passerelle et demande « qui a 192.168.10.1 ? ». La trame part vers la MAC du routeur, mais le paquet IP, lui, est bien adressé à YouTube. L’ARP ne fonctionne qu’à l’intérieur du réseau local : on ne pourra jamais obtenir la MAC d’un serveur de YouTube.</w:t>
       </w:r>
     </w:p>
     <w:tbl>
@@ -9258,7 +9338,7 @@
                 <w:sz w:val="18"/>
                 <w:szCs w:val="18"/>
               </w:rPr>
-              <w:t xml:space="preserve">À montrer : paquets « Who has 192.168.10.4 ? » / « 192.168.10.4 is at … »</w:t>
+              <w:t xml:space="preserve">À montrer : « Who has 192.168.10.4 ? » et sa réponse</w:t>
             </w:r>
           </w:p>
         </w:tc>
@@ -9277,7 +9357,7 @@
           <w:sz w:val="18"/>
           <w:szCs w:val="18"/>
         </w:rPr>
-        <w:t xml:space="preserve">Capture 22 — ARP vers le serveur web (local)</w:t>
+        <w:t xml:space="preserve">Capture 22 — ARP vers le serveur web</w:t>
       </w:r>
     </w:p>
     <w:tbl>
@@ -9339,7 +9419,7 @@
                 <w:sz w:val="18"/>
                 <w:szCs w:val="18"/>
               </w:rPr>
-              <w:t xml:space="preserve">À montrer : paquets « Who has 192.168.10.1 ? » / « 192.168.10.1 is at … »</w:t>
+              <w:t xml:space="preserve">À montrer : « Who has 192.168.10.1 ? » et sa réponse</w:t>
             </w:r>
           </w:p>
         </w:tc>
@@ -9358,7 +9438,7 @@
           <w:sz w:val="18"/>
           <w:szCs w:val="18"/>
         </w:rPr>
-        <w:t xml:space="preserve">Capture 23 — ARP vers la passerelle (distant)</w:t>
+        <w:t xml:space="preserve">Capture 23 — ARP vers la passerelle</w:t>
       </w:r>
     </w:p>
     <w:p>
@@ -9366,7 +9446,7 @@
         <w:pStyle w:val="Heading2"/>
       </w:pPr>
       <w:r>
-        <w:t xml:space="preserve">8.4 Preuve du NAT/PAT</w:t>
+        <w:t xml:space="preserve">8.4 La preuve du NAT</w:t>
       </w:r>
     </w:p>
     <w:p>
@@ -9374,33 +9454,23 @@
         <w:spacing w:after="120"/>
       </w:pPr>
       <w:r>
-        <w:t xml:space="preserve">La capture du client ne voit que des adresses privées. Pour prouver le NAT, le </w:t>
+        <w:t xml:space="preserve">Depuis le client, on ne voit que des adresses privées : la capture du client ne peut donc pas prouver le NAT. J’ai capturé le même échange des deux côtés du routeur : côté LAN, le paquet part de </w:t>
       </w:r>
       <w:r>
         <w:rPr>
           <w:b/>
           <w:bCs/>
         </w:rPr>
-        <w:t xml:space="preserve">même flux</w:t>
-      </w:r>
-      <w:r>
-        <w:t xml:space="preserve"> est capturé des deux côtés du routeur (tcpdump sur ens19 côté LAN et ens18 côté WAN) : l’adresse source passe de </w:t>
+        <w:t xml:space="preserve">192.168.10.100</w:t>
+      </w:r>
+      <w:r>
+        <w:t xml:space="preserve"> ; côté WAN, le même paquet part de </w:t>
       </w:r>
       <w:r>
         <w:rPr>
           <w:b/>
           <w:bCs/>
         </w:rPr>
-        <w:t xml:space="preserve">192.168.10.100</w:t>
-      </w:r>
-      <w:r>
-        <w:t xml:space="preserve"> à </w:t>
-      </w:r>
-      <w:r>
-        <w:rPr>
-          <w:b/>
-          <w:bCs/>
-        </w:rPr>
         <w:t xml:space="preserve">192.168.0.79</w:t>
       </w:r>
       <w:r>
@@ -9423,7 +9493,7 @@
           <w:sz w:val="17"/>
           <w:szCs w:val="17"/>
         </w:rPr>
-        <w:t xml:space="preserve"># Sur le routeur, pendant une requête du client</w:t>
+        <w:t xml:space="preserve"># Sur le routeur</w:t>
       </w:r>
     </w:p>
     <w:p>
@@ -9540,7 +9610,7 @@
                 <w:sz w:val="18"/>
                 <w:szCs w:val="18"/>
               </w:rPr>
-              <w:t xml:space="preserve">À montrer : le même paquet côté LAN (src 192.168.10.100) et côté WAN (src 192.168.0.79), ou la sortie de conntrack -L</w:t>
+              <w:t xml:space="preserve">À montrer : le même paquet vu côté LAN (192.168.10.100) et côté WAN (192.168.0.79), ou la sortie de conntrack -L</w:t>
             </w:r>
           </w:p>
         </w:tc>
@@ -9559,7 +9629,7 @@
           <w:sz w:val="18"/>
           <w:szCs w:val="18"/>
         </w:rPr>
-        <w:t xml:space="preserve">Capture 24 — Preuve du NAT/PAT</w:t>
+        <w:t xml:space="preserve">Capture 24 — Le NAT en action</w:t>
       </w:r>
     </w:p>
     <w:p>
@@ -9580,7 +9650,7 @@
         <w:pStyle w:val="Heading3"/>
       </w:pPr>
       <w:r>
-        <w:t xml:space="preserve">1. Pourquoi le client cherche-t-il la MAC du serveur web pour app.pme.lan, mais celle de la passerelle pour YouTube ?</w:t>
+        <w:t xml:space="preserve">Pourquoi le client cherche-t-il la MAC du serveur web pour app.pme.lan, mais celle de la passerelle pour YouTube ?</w:t>
       </w:r>
     </w:p>
     <w:p>
@@ -9588,7 +9658,7 @@
         <w:spacing w:after="120"/>
       </w:pPr>
       <w:r>
-        <w:t xml:space="preserve">192.168.10.4 appartient au même sous-réseau que le client : la livraison est directe et l’ARP porte sur la cible elle-même. YouTube est hors du sous-réseau : la livraison passe par la route par défaut, et l’ARP porte sur le prochain saut, 192.168.10.1. Les adresses IP restent les mêmes de bout en bout ; les adresses MAC changent à chaque saut.</w:t>
+        <w:t xml:space="preserve">Le serveur web est sur le même réseau que le client, donc le client lui parle directement et a besoin de sa MAC. YouTube est à l’extérieur : le client confie le paquet à sa passerelle, et c’est la MAC du routeur qu’il lui faut. Les adresses IP ne changent pas tout au long du trajet, les adresses MAC changent à chaque étape.</w:t>
       </w:r>
     </w:p>
     <w:p>
@@ -9596,7 +9666,7 @@
         <w:pStyle w:val="Heading3"/>
       </w:pPr>
       <w:r>
-        <w:t xml:space="preserve">2. Le DHCP a-t-il résolu app.pme.lan ? Sinon, qui, et par quel mécanisme ?</w:t>
+        <w:t xml:space="preserve">Le DHCP a-t-il résolu app.pme.lan ?</w:t>
       </w:r>
     </w:p>
     <w:p>
@@ -9604,34 +9674,7 @@
         <w:spacing w:after="120"/>
       </w:pPr>
       <w:r>
-        <w:rPr>
-          <w:b/>
-          <w:bCs/>
-        </w:rPr>
-        <w:t xml:space="preserve">Non.</w:t>
-      </w:r>
-      <w:r>
-        <w:t xml:space="preserve"> Le DHCP a seulement configuré le client, dont l’adresse du DNS (option 6 = 192.168.10.3). C’est </w:t>
-      </w:r>
-      <w:r>
-        <w:rPr>
-          <w:b/>
-          <w:bCs/>
-        </w:rPr>
-        <w:t xml:space="preserve">AdGuardHome</w:t>
-      </w:r>
-      <w:r>
-        <w:t xml:space="preserve"> qui résout le nom, plus tard, grâce à une </w:t>
-      </w:r>
-      <w:r>
-        <w:rPr>
-          <w:b/>
-          <w:bCs/>
-        </w:rPr>
-        <w:t xml:space="preserve">règle de réécriture DNS</w:t>
-      </w:r>
-      <w:r>
-        <w:t xml:space="preserve"> : il répond lui-même 192.168.10.4 sans interroger l’amont. On le voit dans le journal (« Réécrit ») et dans Wireshark (paquets DNS entre le client et 192.168.10.3).</w:t>
+        <w:t xml:space="preserve">Non. Le DHCP a seulement dit au client quel serveur DNS utiliser (192.168.10.3). C’est ensuite AdGuardHome qui a répondu 192.168.10.4, grâce à sa règle de réécriture. On le voit dans le journal d’AdGuard (« Réécrit ») et dans Wireshark, avec l’échange DNS entre le client et 192.168.10.3.</w:t>
       </w:r>
     </w:p>
     <w:p>
@@ -9639,7 +9682,7 @@
         <w:pStyle w:val="Heading3"/>
       </w:pPr>
       <w:r>
-        <w:t xml:space="preserve">3. En quoi AdGuardHome (forwarder + réécriture) diffère-t-il de bind9 (autoritaire) ?</w:t>
+        <w:t xml:space="preserve">Quelle différence entre AdGuardHome et bind9 ?</w:t>
       </w:r>
     </w:p>
     <w:tbl>
@@ -9655,9 +9698,9 @@
         </w:tblBorders>
       </w:tblPr>
       <w:tblGrid>
-        <w:gridCol w:w="1500"/>
-        <w:gridCol w:w="3800"/>
-        <w:gridCol w:w="4338"/>
+        <w:gridCol w:w="1800"/>
+        <w:gridCol w:w="3700"/>
+        <w:gridCol w:w="4138"/>
       </w:tblGrid>
       <w:tr>
         <w:trPr>
@@ -9665,7 +9708,7 @@
         </w:trPr>
         <w:tc>
           <w:tcPr>
-            <w:tcW w:type="dxa" w:w="1500"/>
+            <w:tcW w:type="dxa" w:w="1800"/>
             <w:tcBorders>
               <w:top w:val="single" w:color="BFBFBF" w:sz="4"/>
               <w:left w:val="single" w:color="BFBFBF" w:sz="4"/>
@@ -9684,7 +9727,7 @@
         </w:tc>
         <w:tc>
           <w:tcPr>
-            <w:tcW w:type="dxa" w:w="3800"/>
+            <w:tcW w:type="dxa" w:w="3700"/>
             <w:tcBorders>
               <w:top w:val="single" w:color="BFBFBF" w:sz="4"/>
               <w:left w:val="single" w:color="BFBFBF" w:sz="4"/>
@@ -9706,13 +9749,13 @@
                 <w:bCs/>
                 <w:color w:val="FFFFFF"/>
               </w:rPr>
-              <w:t xml:space="preserve">bind9 autoritaire</w:t>
-            </w:r>
-          </w:p>
-        </w:tc>
-        <w:tc>
-          <w:tcPr>
-            <w:tcW w:type="dxa" w:w="4338"/>
+              <w:t xml:space="preserve">bind9 (semaine dernière)</w:t>
+            </w:r>
+          </w:p>
+        </w:tc>
+        <w:tc>
+          <w:tcPr>
+            <w:tcW w:type="dxa" w:w="4138"/>
             <w:tcBorders>
               <w:top w:val="single" w:color="BFBFBF" w:sz="4"/>
               <w:left w:val="single" w:color="BFBFBF" w:sz="4"/>
@@ -9734,7 +9777,7 @@
                 <w:bCs/>
                 <w:color w:val="FFFFFF"/>
               </w:rPr>
-              <w:t xml:space="preserve">AdGuardHome</w:t>
+              <w:t xml:space="preserve">AdGuardHome (ce TP)</w:t>
             </w:r>
           </w:p>
         </w:tc>
@@ -9745,67 +9788,67 @@
         </w:trPr>
         <w:tc>
           <w:tcPr>
-            <w:tcW w:type="dxa" w:w="1500"/>
-            <w:tcBorders>
-              <w:top w:val="single" w:color="BFBFBF" w:sz="4"/>
-              <w:left w:val="single" w:color="BFBFBF" w:sz="4"/>
-              <w:bottom w:val="single" w:color="BFBFBF" w:sz="4"/>
-              <w:right w:val="single" w:color="BFBFBF" w:sz="4"/>
-            </w:tcBorders>
-            <w:tcMar>
-              <w:top w:type="dxa" w:w="60"/>
-              <w:left w:type="dxa" w:w="100"/>
-              <w:bottom w:type="dxa" w:w="60"/>
-              <w:right w:type="dxa" w:w="100"/>
-            </w:tcMar>
-          </w:tcPr>
-          <w:p>
-            <w:r>
-              <w:t xml:space="preserve">Rôle</w:t>
-            </w:r>
-          </w:p>
-        </w:tc>
-        <w:tc>
-          <w:tcPr>
-            <w:tcW w:type="dxa" w:w="3800"/>
-            <w:tcBorders>
-              <w:top w:val="single" w:color="BFBFBF" w:sz="4"/>
-              <w:left w:val="single" w:color="BFBFBF" w:sz="4"/>
-              <w:bottom w:val="single" w:color="BFBFBF" w:sz="4"/>
-              <w:right w:val="single" w:color="BFBFBF" w:sz="4"/>
-            </w:tcBorders>
-            <w:tcMar>
-              <w:top w:type="dxa" w:w="60"/>
-              <w:left w:type="dxa" w:w="100"/>
-              <w:bottom w:type="dxa" w:w="60"/>
-              <w:right w:type="dxa" w:w="100"/>
-            </w:tcMar>
-          </w:tcPr>
-          <w:p>
-            <w:r>
-              <w:t xml:space="preserve">Détient une zone et fait foi pour celle-ci</w:t>
-            </w:r>
-          </w:p>
-        </w:tc>
-        <w:tc>
-          <w:tcPr>
-            <w:tcW w:type="dxa" w:w="4338"/>
-            <w:tcBorders>
-              <w:top w:val="single" w:color="BFBFBF" w:sz="4"/>
-              <w:left w:val="single" w:color="BFBFBF" w:sz="4"/>
-              <w:bottom w:val="single" w:color="BFBFBF" w:sz="4"/>
-              <w:right w:val="single" w:color="BFBFBF" w:sz="4"/>
-            </w:tcBorders>
-            <w:tcMar>
-              <w:top w:type="dxa" w:w="60"/>
-              <w:left w:type="dxa" w:w="100"/>
-              <w:bottom w:type="dxa" w:w="60"/>
-              <w:right w:type="dxa" w:w="100"/>
-            </w:tcMar>
-          </w:tcPr>
-          <w:p>
-            <w:r>
-              <w:t xml:space="preserve">Relaie les requêtes vers un DNS amont (forwarder)</w:t>
+            <w:tcW w:type="dxa" w:w="1800"/>
+            <w:tcBorders>
+              <w:top w:val="single" w:color="BFBFBF" w:sz="4"/>
+              <w:left w:val="single" w:color="BFBFBF" w:sz="4"/>
+              <w:bottom w:val="single" w:color="BFBFBF" w:sz="4"/>
+              <w:right w:val="single" w:color="BFBFBF" w:sz="4"/>
+            </w:tcBorders>
+            <w:tcMar>
+              <w:top w:type="dxa" w:w="60"/>
+              <w:left w:type="dxa" w:w="100"/>
+              <w:bottom w:type="dxa" w:w="60"/>
+              <w:right w:type="dxa" w:w="100"/>
+            </w:tcMar>
+          </w:tcPr>
+          <w:p>
+            <w:r>
+              <w:t xml:space="preserve">Son rôle</w:t>
+            </w:r>
+          </w:p>
+        </w:tc>
+        <w:tc>
+          <w:tcPr>
+            <w:tcW w:type="dxa" w:w="3700"/>
+            <w:tcBorders>
+              <w:top w:val="single" w:color="BFBFBF" w:sz="4"/>
+              <w:left w:val="single" w:color="BFBFBF" w:sz="4"/>
+              <w:bottom w:val="single" w:color="BFBFBF" w:sz="4"/>
+              <w:right w:val="single" w:color="BFBFBF" w:sz="4"/>
+            </w:tcBorders>
+            <w:tcMar>
+              <w:top w:type="dxa" w:w="60"/>
+              <w:left w:type="dxa" w:w="100"/>
+              <w:bottom w:type="dxa" w:w="60"/>
+              <w:right w:type="dxa" w:w="100"/>
+            </w:tcMar>
+          </w:tcPr>
+          <w:p>
+            <w:r>
+              <w:t xml:space="preserve">Il possède une zone et fait autorité dessus</w:t>
+            </w:r>
+          </w:p>
+        </w:tc>
+        <w:tc>
+          <w:tcPr>
+            <w:tcW w:type="dxa" w:w="4138"/>
+            <w:tcBorders>
+              <w:top w:val="single" w:color="BFBFBF" w:sz="4"/>
+              <w:left w:val="single" w:color="BFBFBF" w:sz="4"/>
+              <w:bottom w:val="single" w:color="BFBFBF" w:sz="4"/>
+              <w:right w:val="single" w:color="BFBFBF" w:sz="4"/>
+            </w:tcBorders>
+            <w:tcMar>
+              <w:top w:type="dxa" w:w="60"/>
+              <w:left w:type="dxa" w:w="100"/>
+              <w:bottom w:type="dxa" w:w="60"/>
+              <w:right w:type="dxa" w:w="100"/>
+            </w:tcMar>
+          </w:tcPr>
+          <w:p>
+            <w:r>
+              <w:t xml:space="preserve">Il transmet les questions à un autre DNS</w:t>
             </w:r>
           </w:p>
         </w:tc>
@@ -9816,67 +9859,67 @@
         </w:trPr>
         <w:tc>
           <w:tcPr>
-            <w:tcW w:type="dxa" w:w="1500"/>
-            <w:tcBorders>
-              <w:top w:val="single" w:color="BFBFBF" w:sz="4"/>
-              <w:left w:val="single" w:color="BFBFBF" w:sz="4"/>
-              <w:bottom w:val="single" w:color="BFBFBF" w:sz="4"/>
-              <w:right w:val="single" w:color="BFBFBF" w:sz="4"/>
-            </w:tcBorders>
-            <w:tcMar>
-              <w:top w:type="dxa" w:w="60"/>
-              <w:left w:type="dxa" w:w="100"/>
-              <w:bottom w:type="dxa" w:w="60"/>
-              <w:right w:type="dxa" w:w="100"/>
-            </w:tcMar>
-          </w:tcPr>
-          <w:p>
-            <w:r>
-              <w:t xml:space="preserve">Données</w:t>
-            </w:r>
-          </w:p>
-        </w:tc>
-        <w:tc>
-          <w:tcPr>
-            <w:tcW w:type="dxa" w:w="3800"/>
-            <w:tcBorders>
-              <w:top w:val="single" w:color="BFBFBF" w:sz="4"/>
-              <w:left w:val="single" w:color="BFBFBF" w:sz="4"/>
-              <w:bottom w:val="single" w:color="BFBFBF" w:sz="4"/>
-              <w:right w:val="single" w:color="BFBFBF" w:sz="4"/>
-            </w:tcBorders>
-            <w:tcMar>
-              <w:top w:type="dxa" w:w="60"/>
-              <w:left w:type="dxa" w:w="100"/>
-              <w:bottom w:type="dxa" w:w="60"/>
-              <w:right w:type="dxa" w:w="100"/>
-            </w:tcMar>
-          </w:tcPr>
-          <w:p>
-            <w:r>
-              <w:t xml:space="preserve">Zone complète : SOA, NS, A, MX…</w:t>
-            </w:r>
-          </w:p>
-        </w:tc>
-        <w:tc>
-          <w:tcPr>
-            <w:tcW w:type="dxa" w:w="4338"/>
-            <w:tcBorders>
-              <w:top w:val="single" w:color="BFBFBF" w:sz="4"/>
-              <w:left w:val="single" w:color="BFBFBF" w:sz="4"/>
-              <w:bottom w:val="single" w:color="BFBFBF" w:sz="4"/>
-              <w:right w:val="single" w:color="BFBFBF" w:sz="4"/>
-            </w:tcBorders>
-            <w:tcMar>
-              <w:top w:type="dxa" w:w="60"/>
-              <w:left w:type="dxa" w:w="100"/>
-              <w:bottom w:type="dxa" w:w="60"/>
-              <w:right w:type="dxa" w:w="100"/>
-            </w:tcMar>
-          </w:tcPr>
-          <w:p>
-            <w:r>
-              <w:t xml:space="preserve">Pas de zone ; seulement des règles nom → IP</w:t>
+            <w:tcW w:type="dxa" w:w="1800"/>
+            <w:tcBorders>
+              <w:top w:val="single" w:color="BFBFBF" w:sz="4"/>
+              <w:left w:val="single" w:color="BFBFBF" w:sz="4"/>
+              <w:bottom w:val="single" w:color="BFBFBF" w:sz="4"/>
+              <w:right w:val="single" w:color="BFBFBF" w:sz="4"/>
+            </w:tcBorders>
+            <w:tcMar>
+              <w:top w:type="dxa" w:w="60"/>
+              <w:left w:type="dxa" w:w="100"/>
+              <w:bottom w:type="dxa" w:w="60"/>
+              <w:right w:type="dxa" w:w="100"/>
+            </w:tcMar>
+          </w:tcPr>
+          <w:p>
+            <w:r>
+              <w:t xml:space="preserve">Ce qu’il contient</w:t>
+            </w:r>
+          </w:p>
+        </w:tc>
+        <w:tc>
+          <w:tcPr>
+            <w:tcW w:type="dxa" w:w="3700"/>
+            <w:tcBorders>
+              <w:top w:val="single" w:color="BFBFBF" w:sz="4"/>
+              <w:left w:val="single" w:color="BFBFBF" w:sz="4"/>
+              <w:bottom w:val="single" w:color="BFBFBF" w:sz="4"/>
+              <w:right w:val="single" w:color="BFBFBF" w:sz="4"/>
+            </w:tcBorders>
+            <w:tcMar>
+              <w:top w:type="dxa" w:w="60"/>
+              <w:left w:type="dxa" w:w="100"/>
+              <w:bottom w:type="dxa" w:w="60"/>
+              <w:right w:type="dxa" w:w="100"/>
+            </w:tcMar>
+          </w:tcPr>
+          <w:p>
+            <w:r>
+              <w:t xml:space="preserve">Une zone complète : SOA, NS, A…</w:t>
+            </w:r>
+          </w:p>
+        </w:tc>
+        <w:tc>
+          <w:tcPr>
+            <w:tcW w:type="dxa" w:w="4138"/>
+            <w:tcBorders>
+              <w:top w:val="single" w:color="BFBFBF" w:sz="4"/>
+              <w:left w:val="single" w:color="BFBFBF" w:sz="4"/>
+              <w:bottom w:val="single" w:color="BFBFBF" w:sz="4"/>
+              <w:right w:val="single" w:color="BFBFBF" w:sz="4"/>
+            </w:tcBorders>
+            <w:tcMar>
+              <w:top w:type="dxa" w:w="60"/>
+              <w:left w:type="dxa" w:w="100"/>
+              <w:bottom w:type="dxa" w:w="60"/>
+              <w:right w:type="dxa" w:w="100"/>
+            </w:tcMar>
+          </w:tcPr>
+          <w:p>
+            <w:r>
+              <w:t xml:space="preserve">Juste quelques règles « nom → adresse »</w:t>
             </w:r>
           </w:p>
         </w:tc>
@@ -9887,67 +9930,67 @@
         </w:trPr>
         <w:tc>
           <w:tcPr>
-            <w:tcW w:type="dxa" w:w="1500"/>
-            <w:tcBorders>
-              <w:top w:val="single" w:color="BFBFBF" w:sz="4"/>
-              <w:left w:val="single" w:color="BFBFBF" w:sz="4"/>
-              <w:bottom w:val="single" w:color="BFBFBF" w:sz="4"/>
-              <w:right w:val="single" w:color="BFBFBF" w:sz="4"/>
-            </w:tcBorders>
-            <w:tcMar>
-              <w:top w:type="dxa" w:w="60"/>
-              <w:left w:type="dxa" w:w="100"/>
-              <w:bottom w:type="dxa" w:w="60"/>
-              <w:right w:type="dxa" w:w="100"/>
-            </w:tcMar>
-          </w:tcPr>
-          <w:p>
-            <w:r>
-              <w:t xml:space="preserve">Réponse</w:t>
-            </w:r>
-          </w:p>
-        </w:tc>
-        <w:tc>
-          <w:tcPr>
-            <w:tcW w:type="dxa" w:w="3800"/>
-            <w:tcBorders>
-              <w:top w:val="single" w:color="BFBFBF" w:sz="4"/>
-              <w:left w:val="single" w:color="BFBFBF" w:sz="4"/>
-              <w:bottom w:val="single" w:color="BFBFBF" w:sz="4"/>
-              <w:right w:val="single" w:color="BFBFBF" w:sz="4"/>
-            </w:tcBorders>
-            <w:tcMar>
-              <w:top w:type="dxa" w:w="60"/>
-              <w:left w:type="dxa" w:w="100"/>
-              <w:bottom w:type="dxa" w:w="60"/>
-              <w:right w:type="dxa" w:w="100"/>
-            </w:tcMar>
-          </w:tcPr>
-          <w:p>
-            <w:r>
-              <w:t xml:space="preserve">Flag AA (Authoritative Answer)</w:t>
-            </w:r>
-          </w:p>
-        </w:tc>
-        <w:tc>
-          <w:tcPr>
-            <w:tcW w:type="dxa" w:w="4338"/>
-            <w:tcBorders>
-              <w:top w:val="single" w:color="BFBFBF" w:sz="4"/>
-              <w:left w:val="single" w:color="BFBFBF" w:sz="4"/>
-              <w:bottom w:val="single" w:color="BFBFBF" w:sz="4"/>
-              <w:right w:val="single" w:color="BFBFBF" w:sz="4"/>
-            </w:tcBorders>
-            <w:tcMar>
-              <w:top w:type="dxa" w:w="60"/>
-              <w:left w:type="dxa" w:w="100"/>
-              <w:bottom w:type="dxa" w:w="60"/>
-              <w:right w:type="dxa" w:w="100"/>
-            </w:tcMar>
-          </w:tcPr>
-          <w:p>
-            <w:r>
-              <w:t xml:space="preserve">Réponse fabriquée pour le nom réécrit, transmise à l’amont pour le reste</w:t>
+            <w:tcW w:type="dxa" w:w="1800"/>
+            <w:tcBorders>
+              <w:top w:val="single" w:color="BFBFBF" w:sz="4"/>
+              <w:left w:val="single" w:color="BFBFBF" w:sz="4"/>
+              <w:bottom w:val="single" w:color="BFBFBF" w:sz="4"/>
+              <w:right w:val="single" w:color="BFBFBF" w:sz="4"/>
+            </w:tcBorders>
+            <w:tcMar>
+              <w:top w:type="dxa" w:w="60"/>
+              <w:left w:type="dxa" w:w="100"/>
+              <w:bottom w:type="dxa" w:w="60"/>
+              <w:right w:type="dxa" w:w="100"/>
+            </w:tcMar>
+          </w:tcPr>
+          <w:p>
+            <w:r>
+              <w:t xml:space="preserve">Pour un nom connu</w:t>
+            </w:r>
+          </w:p>
+        </w:tc>
+        <w:tc>
+          <w:tcPr>
+            <w:tcW w:type="dxa" w:w="3700"/>
+            <w:tcBorders>
+              <w:top w:val="single" w:color="BFBFBF" w:sz="4"/>
+              <w:left w:val="single" w:color="BFBFBF" w:sz="4"/>
+              <w:bottom w:val="single" w:color="BFBFBF" w:sz="4"/>
+              <w:right w:val="single" w:color="BFBFBF" w:sz="4"/>
+            </w:tcBorders>
+            <w:tcMar>
+              <w:top w:type="dxa" w:w="60"/>
+              <w:left w:type="dxa" w:w="100"/>
+              <w:bottom w:type="dxa" w:w="60"/>
+              <w:right w:type="dxa" w:w="100"/>
+            </w:tcMar>
+          </w:tcPr>
+          <w:p>
+            <w:r>
+              <w:t xml:space="preserve">Réponse officielle (flag AA)</w:t>
+            </w:r>
+          </w:p>
+        </w:tc>
+        <w:tc>
+          <w:tcPr>
+            <w:tcW w:type="dxa" w:w="4138"/>
+            <w:tcBorders>
+              <w:top w:val="single" w:color="BFBFBF" w:sz="4"/>
+              <w:left w:val="single" w:color="BFBFBF" w:sz="4"/>
+              <w:bottom w:val="single" w:color="BFBFBF" w:sz="4"/>
+              <w:right w:val="single" w:color="BFBFBF" w:sz="4"/>
+            </w:tcBorders>
+            <w:tcMar>
+              <w:top w:type="dxa" w:w="60"/>
+              <w:left w:type="dxa" w:w="100"/>
+              <w:bottom w:type="dxa" w:w="60"/>
+              <w:right w:type="dxa" w:w="100"/>
+            </w:tcMar>
+          </w:tcPr>
+          <w:p>
+            <w:r>
+              <w:t xml:space="preserve">Réponse fabriquée par la règle</w:t>
             </w:r>
           </w:p>
         </w:tc>
@@ -9958,67 +10001,67 @@
         </w:trPr>
         <w:tc>
           <w:tcPr>
-            <w:tcW w:type="dxa" w:w="1500"/>
-            <w:tcBorders>
-              <w:top w:val="single" w:color="BFBFBF" w:sz="4"/>
-              <w:left w:val="single" w:color="BFBFBF" w:sz="4"/>
-              <w:bottom w:val="single" w:color="BFBFBF" w:sz="4"/>
-              <w:right w:val="single" w:color="BFBFBF" w:sz="4"/>
-            </w:tcBorders>
-            <w:tcMar>
-              <w:top w:type="dxa" w:w="60"/>
-              <w:left w:type="dxa" w:w="100"/>
-              <w:bottom w:type="dxa" w:w="60"/>
-              <w:right w:type="dxa" w:w="100"/>
-            </w:tcMar>
-          </w:tcPr>
-          <w:p>
-            <w:r>
-              <w:t xml:space="preserve">Nom absent</w:t>
-            </w:r>
-          </w:p>
-        </w:tc>
-        <w:tc>
-          <w:tcPr>
-            <w:tcW w:type="dxa" w:w="3800"/>
-            <w:tcBorders>
-              <w:top w:val="single" w:color="BFBFBF" w:sz="4"/>
-              <w:left w:val="single" w:color="BFBFBF" w:sz="4"/>
-              <w:bottom w:val="single" w:color="BFBFBF" w:sz="4"/>
-              <w:right w:val="single" w:color="BFBFBF" w:sz="4"/>
-            </w:tcBorders>
-            <w:tcMar>
-              <w:top w:type="dxa" w:w="60"/>
-              <w:left w:type="dxa" w:w="100"/>
-              <w:bottom w:type="dxa" w:w="60"/>
-              <w:right w:type="dxa" w:w="100"/>
-            </w:tcMar>
-          </w:tcPr>
-          <w:p>
-            <w:r>
-              <w:t xml:space="preserve">NXDOMAIN avec le SOA de la zone</w:t>
-            </w:r>
-          </w:p>
-        </w:tc>
-        <w:tc>
-          <w:tcPr>
-            <w:tcW w:type="dxa" w:w="4338"/>
-            <w:tcBorders>
-              <w:top w:val="single" w:color="BFBFBF" w:sz="4"/>
-              <w:left w:val="single" w:color="BFBFBF" w:sz="4"/>
-              <w:bottom w:val="single" w:color="BFBFBF" w:sz="4"/>
-              <w:right w:val="single" w:color="BFBFBF" w:sz="4"/>
-            </w:tcBorders>
-            <w:tcMar>
-              <w:top w:type="dxa" w:w="60"/>
-              <w:left w:type="dxa" w:w="100"/>
-              <w:bottom w:type="dxa" w:w="60"/>
-              <w:right w:type="dxa" w:w="100"/>
-            </w:tcMar>
-          </w:tcPr>
-          <w:p>
-            <w:r>
-              <w:t xml:space="preserve">Transmis à l’amont → NXDOMAIN de la racine</w:t>
+            <w:tcW w:type="dxa" w:w="1800"/>
+            <w:tcBorders>
+              <w:top w:val="single" w:color="BFBFBF" w:sz="4"/>
+              <w:left w:val="single" w:color="BFBFBF" w:sz="4"/>
+              <w:bottom w:val="single" w:color="BFBFBF" w:sz="4"/>
+              <w:right w:val="single" w:color="BFBFBF" w:sz="4"/>
+            </w:tcBorders>
+            <w:tcMar>
+              <w:top w:type="dxa" w:w="60"/>
+              <w:left w:type="dxa" w:w="100"/>
+              <w:bottom w:type="dxa" w:w="60"/>
+              <w:right w:type="dxa" w:w="100"/>
+            </w:tcMar>
+          </w:tcPr>
+          <w:p>
+            <w:r>
+              <w:t xml:space="preserve">Pour un nom inconnu</w:t>
+            </w:r>
+          </w:p>
+        </w:tc>
+        <w:tc>
+          <w:tcPr>
+            <w:tcW w:type="dxa" w:w="3700"/>
+            <w:tcBorders>
+              <w:top w:val="single" w:color="BFBFBF" w:sz="4"/>
+              <w:left w:val="single" w:color="BFBFBF" w:sz="4"/>
+              <w:bottom w:val="single" w:color="BFBFBF" w:sz="4"/>
+              <w:right w:val="single" w:color="BFBFBF" w:sz="4"/>
+            </w:tcBorders>
+            <w:tcMar>
+              <w:top w:type="dxa" w:w="60"/>
+              <w:left w:type="dxa" w:w="100"/>
+              <w:bottom w:type="dxa" w:w="60"/>
+              <w:right w:type="dxa" w:w="100"/>
+            </w:tcMar>
+          </w:tcPr>
+          <w:p>
+            <w:r>
+              <w:t xml:space="preserve">Il répond lui-même que le nom n’existe pas</w:t>
+            </w:r>
+          </w:p>
+        </w:tc>
+        <w:tc>
+          <w:tcPr>
+            <w:tcW w:type="dxa" w:w="4138"/>
+            <w:tcBorders>
+              <w:top w:val="single" w:color="BFBFBF" w:sz="4"/>
+              <w:left w:val="single" w:color="BFBFBF" w:sz="4"/>
+              <w:bottom w:val="single" w:color="BFBFBF" w:sz="4"/>
+              <w:right w:val="single" w:color="BFBFBF" w:sz="4"/>
+            </w:tcBorders>
+            <w:tcMar>
+              <w:top w:type="dxa" w:w="60"/>
+              <w:left w:type="dxa" w:w="100"/>
+              <w:bottom w:type="dxa" w:w="60"/>
+              <w:right w:type="dxa" w:w="100"/>
+            </w:tcMar>
+          </w:tcPr>
+          <w:p>
+            <w:r>
+              <w:t xml:space="preserve">Il demande à l’amont, qui répond</w:t>
             </w:r>
           </w:p>
         </w:tc>
@@ -10029,29 +10072,29 @@
         </w:trPr>
         <w:tc>
           <w:tcPr>
-            <w:tcW w:type="dxa" w:w="1500"/>
-            <w:tcBorders>
-              <w:top w:val="single" w:color="BFBFBF" w:sz="4"/>
-              <w:left w:val="single" w:color="BFBFBF" w:sz="4"/>
-              <w:bottom w:val="single" w:color="BFBFBF" w:sz="4"/>
-              <w:right w:val="single" w:color="BFBFBF" w:sz="4"/>
-            </w:tcBorders>
-            <w:tcMar>
-              <w:top w:type="dxa" w:w="60"/>
-              <w:left w:type="dxa" w:w="100"/>
-              <w:bottom w:type="dxa" w:w="60"/>
-              <w:right w:type="dxa" w:w="100"/>
-            </w:tcMar>
-          </w:tcPr>
-          <w:p>
-            <w:r>
-              <w:t xml:space="preserve">Usage</w:t>
-            </w:r>
-          </w:p>
-        </w:tc>
-        <w:tc>
-          <w:tcPr>
-            <w:tcW w:type="dxa" w:w="3800"/>
+            <w:tcW w:type="dxa" w:w="1800"/>
+            <w:tcBorders>
+              <w:top w:val="single" w:color="BFBFBF" w:sz="4"/>
+              <w:left w:val="single" w:color="BFBFBF" w:sz="4"/>
+              <w:bottom w:val="single" w:color="BFBFBF" w:sz="4"/>
+              <w:right w:val="single" w:color="BFBFBF" w:sz="4"/>
+            </w:tcBorders>
+            <w:tcMar>
+              <w:top w:type="dxa" w:w="60"/>
+              <w:left w:type="dxa" w:w="100"/>
+              <w:bottom w:type="dxa" w:w="60"/>
+              <w:right w:type="dxa" w:w="100"/>
+            </w:tcMar>
+          </w:tcPr>
+          <w:p>
+            <w:r>
+              <w:t xml:space="preserve">À quoi il sert</w:t>
+            </w:r>
+          </w:p>
+        </w:tc>
+        <w:tc>
+          <w:tcPr>
+            <w:tcW w:type="dxa" w:w="3700"/>
             <w:tcBorders>
               <w:top w:val="single" w:color="BFBFBF" w:sz="4"/>
               <w:left w:val="single" w:color="BFBFBF" w:sz="4"/>
@@ -10073,23 +10116,23 @@
         </w:tc>
         <w:tc>
           <w:tcPr>
-            <w:tcW w:type="dxa" w:w="4338"/>
-            <w:tcBorders>
-              <w:top w:val="single" w:color="BFBFBF" w:sz="4"/>
-              <w:left w:val="single" w:color="BFBFBF" w:sz="4"/>
-              <w:bottom w:val="single" w:color="BFBFBF" w:sz="4"/>
-              <w:right w:val="single" w:color="BFBFBF" w:sz="4"/>
-            </w:tcBorders>
-            <w:tcMar>
-              <w:top w:type="dxa" w:w="60"/>
-              <w:left w:type="dxa" w:w="100"/>
-              <w:bottom w:type="dxa" w:w="60"/>
-              <w:right w:type="dxa" w:w="100"/>
-            </w:tcMar>
-          </w:tcPr>
-          <w:p>
-            <w:r>
-              <w:t xml:space="preserve">Résolveur des postes : cache, filtrage, journal, surcharge locale</w:t>
+            <w:tcW w:type="dxa" w:w="4138"/>
+            <w:tcBorders>
+              <w:top w:val="single" w:color="BFBFBF" w:sz="4"/>
+              <w:left w:val="single" w:color="BFBFBF" w:sz="4"/>
+              <w:bottom w:val="single" w:color="BFBFBF" w:sz="4"/>
+              <w:right w:val="single" w:color="BFBFBF" w:sz="4"/>
+            </w:tcBorders>
+            <w:tcMar>
+              <w:top w:type="dxa" w:w="60"/>
+              <w:left w:type="dxa" w:w="100"/>
+              <w:bottom w:type="dxa" w:w="60"/>
+              <w:right w:type="dxa" w:w="100"/>
+            </w:tcMar>
+          </w:tcPr>
+          <w:p>
+            <w:r>
+              <w:t xml:space="preserve">Servir de DNS aux postes (cache, filtrage, journal)</w:t>
             </w:r>
           </w:p>
         </w:tc>
@@ -10105,7 +10148,7 @@
         <w:pStyle w:val="Heading3"/>
       </w:pPr>
       <w:r>
-        <w:t xml:space="preserve">4. Montrez dans votre capture le paquet qui prouve le NAT/PAT.</w:t>
+        <w:t xml:space="preserve">Montrez le paquet qui prouve le NAT/PAT.</w:t>
       </w:r>
     </w:p>
     <w:p>
@@ -10113,7 +10156,7 @@
         <w:spacing w:after="120"/>
       </w:pPr>
       <w:r>
-        <w:t xml:space="preserve">Voir le § 8.4 : le même SYN vers YouTube apparaît avec la source 192.168.10.100 côté LAN, et avec la source 192.168.0.79 côté WAN. L’IP source a été remplacée (NAT) et le port sert d’identifiant de session (PAT). Le retour est retraduit grâce à conntrack.</w:t>
+        <w:t xml:space="preserve">C’est la comparaison du § 8.4 : le même paquet vers YouTube part de 192.168.10.100 côté LAN, et de 192.168.0.79 côté WAN. L’adresse a été remplacée par le routeur, et le port sert à retrouver le bon poste au retour (conntrack).</w:t>
       </w:r>
     </w:p>
     <w:p>
@@ -10121,7 +10164,68 @@
         <w:pStyle w:val="Heading3"/>
       </w:pPr>
       <w:r>
-        <w:t xml:space="preserve">5. Si on arrête le serveur web en gardant la réécriture : que répond le DNS ? Et le navigateur ?</w:t>
+        <w:t xml:space="preserve">Si on arrête le serveur web mais qu’on garde la règle : que se passe-t-il ?</w:t>
+      </w:r>
+    </w:p>
+    <w:p>
+      <w:pPr>
+        <w:spacing w:after="120"/>
+      </w:pPr>
+      <w:r>
+        <w:t xml:space="preserve">Le DNS répond toujours 192.168.10.4 : AdGuard applique sa règle sans vérifier que le serveur est allumé, le DNS n’est qu’un annuaire. Le navigateur, lui, affiche une erreur. Si la VM est éteinte, personne ne répond à l’ARP et la connexion n’aboutit jamais. Si seul Apache est arrêté, le serveur refuse la connexion (TCP RST). Trouver l’adresse et réussir à joindre le service sont deux choses indépendantes.</w:t>
+      </w:r>
+    </w:p>
+    <w:p>
+      <w:r>
+        <w:br w:type="page"/>
+      </w:r>
+    </w:p>
+    <w:p>
+      <w:pPr>
+        <w:pStyle w:val="Heading1"/>
+      </w:pPr>
+      <w:r>
+        <w:t xml:space="preserve">10. Bilan personnel</w:t>
+      </w:r>
+    </w:p>
+    <w:p>
+      <w:pPr>
+        <w:spacing w:after="120"/>
+      </w:pPr>
+      <w:r>
+        <w:t xml:space="preserve">Ce TP m’a permis de voir concrètement ce qui se passe entre le moment où un poste démarre et celui où une page web s’affiche : l’obtention d’une adresse, la recherche des adresses MAC, la résolution du nom, puis la connexion au serveur. Chaque brique est simple prise séparément, mais il faut qu’elles soient toutes en place pour que le tout fonctionne.</w:t>
+      </w:r>
+    </w:p>
+    <w:p>
+      <w:pPr>
+        <w:spacing w:after="120"/>
+      </w:pPr>
+      <w:r>
+        <w:t xml:space="preserve">Les pannes que j’ai eues m’ont finalement beaucoup appris : une adresse 169.254 qui révèle un DHCP absent, un routeur qui ne transmet rien parce que le routage n’est pas activé, un « Host unreachable » qui vient d’une VM branchée sur le mauvais réseau. J’ai appris à vérifier une couche à la fois (l’adresse, la route, le ping, puis le service) au lieu de tout modifier d’un coup.</w:t>
+      </w:r>
+    </w:p>
+    <w:p>
+      <w:pPr>
+        <w:spacing w:after="120"/>
+      </w:pPr>
+      <w:r>
+        <w:t xml:space="preserve">______________________________________________________________________________ (à compléter avec vos propres mots)</w:t>
+      </w:r>
+    </w:p>
+    <w:p>
+      <w:pPr>
+        <w:pStyle w:val="Heading1"/>
+      </w:pPr>
+      <w:r>
+        <w:t xml:space="preserve">11. Usage de l’IA</w:t>
+      </w:r>
+    </w:p>
+    <w:p>
+      <w:pPr>
+        <w:spacing w:after="120"/>
+      </w:pPr>
+      <w:r>
+        <w:t xml:space="preserve">J’ai utilisé un assistant IA (Claude) pendant ce TP, comme le sujet l’autorise. Voici à quoi il m’a servi :</w:t>
       </w:r>
     </w:p>
     <w:p>
@@ -10138,10 +10242,10 @@
           <w:b/>
           <w:bCs/>
         </w:rPr>
-        <w:t xml:space="preserve">DNS</w:t>
-      </w:r>
-      <w:r>
-        <w:t xml:space="preserve"> : il répond toujours 192.168.10.4. La réécriture est une règle statique : AdGuard ne vérifie pas que le serveur est vivant. Le DNS est un annuaire, pas une sonde.</w:t>
+        <w:t xml:space="preserve">adapter le sujet à Proxmox</w:t>
+      </w:r>
+      <w:r>
+        <w:t xml:space="preserve"> : je lui ai demandé de transposer le TP prévu pour VMware (création du réseau isolé vmbr1, template et clones) ;</w:t>
       </w:r>
     </w:p>
     <w:p>
@@ -10158,10 +10262,10 @@
           <w:b/>
           <w:bCs/>
         </w:rPr>
-        <w:t xml:space="preserve">Navigateur</w:t>
-      </w:r>
-      <w:r>
-        <w:t xml:space="preserve"> : erreur. Si la VM est éteinte, l’ARP « Who has 192.168.10.4 ? » reste sans réponse (délai dépassé / No route to host). Si seul Apache est arrêté, le serveur répond au SYN par un TCP RST (« La connexion a échoué »).</w:t>
+        <w:t xml:space="preserve">préparer les configurations</w:t>
+      </w:r>
+      <w:r>
+        <w:t xml:space="preserve"> de base : règles nftables pour le NAT, fichier Kea, réécriture dans AdGuardHome, page Apache ;</w:t>
       </w:r>
     </w:p>
     <w:p>
@@ -10178,50 +10282,10 @@
           <w:b/>
           <w:bCs/>
         </w:rPr>
-        <w:t xml:space="preserve">Pourquoi</w:t>
-      </w:r>
-      <w:r>
-        <w:t xml:space="preserve"> : la résolution du nom et la disponibilité du service sont indépendantes. Un nom résolu ne garantit pas un service joignable.</w:t>
-      </w:r>
-    </w:p>
-    <w:p>
-      <w:r>
-        <w:br w:type="page"/>
-      </w:r>
-    </w:p>
-    <w:p>
-      <w:pPr>
-        <w:pStyle w:val="Heading1"/>
-      </w:pPr>
-      <w:r>
-        <w:t xml:space="preserve">10. Note « Usage de l’IA »</w:t>
-      </w:r>
-    </w:p>
-    <w:p>
-      <w:pPr>
-        <w:spacing w:after="120"/>
-      </w:pPr>
-      <w:r>
-        <w:rPr>
-          <w:b/>
-          <w:bCs/>
-        </w:rPr>
-        <w:t xml:space="preserve">Outil utilisé :</w:t>
-      </w:r>
-      <w:r>
-        <w:t xml:space="preserve"> assistant IA conversationnel (Claude).</w:t>
-      </w:r>
-    </w:p>
-    <w:p>
-      <w:pPr>
-        <w:spacing w:after="120"/>
-      </w:pPr>
-      <w:r>
-        <w:rPr>
-          <w:b/>
-          <w:bCs/>
-        </w:rPr>
-        <w:t xml:space="preserve">Étapes où l’IA m’a servi :</w:t>
+        <w:t xml:space="preserve">me débloquer</w:t>
+      </w:r>
+      <w:r>
+        <w:t xml:space="preserve"> quand quelque chose ne marchait pas : ID de VM déjà pris, bridge vmbr1 inexistant, adresses APIPA sur les clones, routage et NAT non chargés sur le routeur, client sur le mauvais bridge, image introuvable par Apache ;</w:t>
       </w:r>
     </w:p>
     <w:p>
@@ -10234,45 +10298,6 @@
         <w:spacing w:after="60"/>
       </w:pPr>
       <w:r>
-        <w:t xml:space="preserve">Adaptation du sujet VMware à Proxmox VE (bridge isolé vmbr1, template et clones). Demande : « adapte ce TP VMware pour Proxmox ».</w:t>
-      </w:r>
-    </w:p>
-    <w:p>
-      <w:pPr>
-        <w:pStyle w:val="ListParagraph"/>
-        <w:numPr>
-          <w:ilvl w:val="0"/>
-          <w:numId w:val="2"/>
-        </w:numPr>
-        <w:spacing w:after="60"/>
-      </w:pPr>
-      <w:r>
-        <w:t xml:space="preserve">Génération des configurations de base : nftables (NAT/PAT), Kea (DHCP), réécriture AdGuardHome, page Apache.</w:t>
-      </w:r>
-    </w:p>
-    <w:p>
-      <w:pPr>
-        <w:pStyle w:val="ListParagraph"/>
-        <w:numPr>
-          <w:ilvl w:val="0"/>
-          <w:numId w:val="2"/>
-        </w:numPr>
-        <w:spacing w:after="60"/>
-      </w:pPr>
-      <w:r>
-        <w:t xml:space="preserve">Débogage : ID de VM déjà utilisé, bridge vmbr1 absent, adresses APIPA sur les clones (client dhcpcd encore actif), ip_forward à 0 et NAT non chargé, client branché sur le mauvais bridge, image absente du dossier d’Apache.</w:t>
-      </w:r>
-    </w:p>
-    <w:p>
-      <w:pPr>
-        <w:pStyle w:val="ListParagraph"/>
-        <w:numPr>
-          <w:ilvl w:val="0"/>
-          <w:numId w:val="2"/>
-        </w:numPr>
-        <w:spacing w:after="60"/>
-      </w:pPr>
-      <w:r>
         <w:t xml:space="preserve">_______________________________________________ (à compléter)</w:t>
       </w:r>
     </w:p>
@@ -10281,14 +10306,7 @@
         <w:spacing w:after="120"/>
       </w:pPr>
       <w:r>
-        <w:rPr>
-          <w:b/>
-          <w:bCs/>
-        </w:rPr>
-        <w:t xml:space="preserve">Ce que j’ai vérifié et compris moi-même :</w:t>
-      </w:r>
-      <w:r>
-        <w:t xml:space="preserve"> (à rédiger avec vos mots : la règle masquerade, l’option 6 du DHCP, la différence entre réécriture et zone autoritaire, le rôle de l’ARP local/distant)</w:t>
+        <w:t xml:space="preserve">Ce que j’ai vérifié et compris par moi-même :</w:t>
       </w:r>
     </w:p>
     <w:p>
